--- a/output/tables/READ/READ_cox_uni.docx
+++ b/output/tables/READ/READ_cox_uni.docx
@@ -36,11 +36,11 @@
       </w:tblPr>
       <w:tblGrid>
         <w:gridCol w:w="3120"/>
-        <w:gridCol w:w="1145"/>
+        <w:gridCol w:w="1489"/>
         <w:gridCol w:w="681"/>
         <w:gridCol w:w="931"/>
         <w:gridCol w:w="1701"/>
-        <w:gridCol w:w="917"/>
+        <w:gridCol w:w="816"/>
         <w:gridCol w:w="1136"/>
       </w:tblGrid>
       <w:tr>
@@ -12189,7 +12189,227 @@
                 <w:szCs w:val="18"/>
                 <w:color w:val="000000"/>
               </w:rPr>
-              <w:t xml:space="preserve">Age (per 10 years)</w:t>
+              <w:t xml:space="preserve">Age group, years</w:t>
+            </w:r>
+          </w:p>
+        </w:tc>
+        <w:tc>
+          <w:tcPr>
+            <w:tcBorders>
+              <w:bottom w:val="none" w:sz="0" w:space="0" w:color="000000"/>
+              <w:top w:val="none" w:sz="0" w:space="0" w:color="000000"/>
+              <w:left w:val="none" w:sz="0" w:space="0" w:color="000000"/>
+              <w:right w:val="none" w:sz="0" w:space="0" w:color="000000"/>
+            </w:tcBorders>
+            <w:shd w:val="clear" w:color="auto" w:fill="FFFFFF"/>
+            <w:tcMar>
+              <w:top w:w="0" w:type="dxa"/>
+              <w:bottom w:w="0" w:type="dxa"/>
+              <w:left w:w="0" w:type="dxa"/>
+              <w:right w:w="0" w:type="dxa"/>
+            </w:tcMar>
+            <w:vAlign w:val="center"/>
+          </w:tcPr>
+          <w:p>
+            <w:pPr>
+              <w:pStyle w:val="Normal"/>
+              <w:jc w:val="left"/>
+              <w:pBdr>
+                <w:bottom w:val="none" w:sz="0" w:space="0" w:color="000000"/>
+                <w:top w:val="none" w:sz="0" w:space="0" w:color="000000"/>
+                <w:left w:val="none" w:sz="0" w:space="0" w:color="000000"/>
+                <w:right w:val="none" w:sz="0" w:space="0" w:color="000000"/>
+              </w:pBdr>
+              <w:spacing w:after="100" w:before="100" w:line="240"/>
+              <w:ind w:left="100" w:right="100" w:firstLine="0" w:firstLineChars="0"/>
+              <w:rPr>
+                <w:rFonts w:ascii="Times New Roman" w:hAnsi="Times New Roman" w:eastAsia="Times New Roman" w:cs="Times New Roman"/>
+                <w:i w:val="false"/>
+                <w:b w:val="false"/>
+                <w:u w:val="none"/>
+                <w:strike w:val="false"/>
+                <w:sz w:val="18"/>
+                <w:szCs w:val="18"/>
+                <w:color w:val="000000"/>
+              </w:rPr>
+            </w:pPr>
+            <w:r>
+              <w:rPr>
+                <w:rFonts w:ascii="Times New Roman" w:hAnsi="Times New Roman" w:eastAsia="Times New Roman" w:cs="Times New Roman"/>
+                <w:i w:val="false"/>
+                <w:b w:val="false"/>
+                <w:u w:val="none"/>
+                <w:strike w:val="false"/>
+                <w:sz w:val="18"/>
+                <w:szCs w:val="18"/>
+                <w:color w:val="000000"/>
+              </w:rPr>
+              <w:t xml:space="preserve">≤65 (ref)</w:t>
+            </w:r>
+          </w:p>
+        </w:tc>
+        <w:tc>
+          <w:tcPr>
+            <w:tcBorders>
+              <w:bottom w:val="none" w:sz="0" w:space="0" w:color="000000"/>
+              <w:top w:val="none" w:sz="0" w:space="0" w:color="000000"/>
+              <w:left w:val="none" w:sz="0" w:space="0" w:color="000000"/>
+              <w:right w:val="none" w:sz="0" w:space="0" w:color="000000"/>
+            </w:tcBorders>
+            <w:shd w:val="clear" w:color="auto" w:fill="FFFFFF"/>
+            <w:tcMar>
+              <w:top w:w="0" w:type="dxa"/>
+              <w:bottom w:w="0" w:type="dxa"/>
+              <w:left w:w="0" w:type="dxa"/>
+              <w:right w:w="0" w:type="dxa"/>
+            </w:tcMar>
+            <w:vAlign w:val="center"/>
+          </w:tcPr>
+          <w:p>
+            <w:pPr>
+              <w:pStyle w:val="Normal"/>
+              <w:jc w:val="right"/>
+              <w:pBdr>
+                <w:bottom w:val="none" w:sz="0" w:space="0" w:color="000000"/>
+                <w:top w:val="none" w:sz="0" w:space="0" w:color="000000"/>
+                <w:left w:val="none" w:sz="0" w:space="0" w:color="000000"/>
+                <w:right w:val="none" w:sz="0" w:space="0" w:color="000000"/>
+              </w:pBdr>
+              <w:spacing w:after="100" w:before="100" w:line="240"/>
+              <w:ind w:left="100" w:right="100" w:firstLine="0" w:firstLineChars="0"/>
+              <w:rPr>
+                <w:rFonts w:ascii="Times New Roman" w:hAnsi="Times New Roman" w:eastAsia="Times New Roman" w:cs="Times New Roman"/>
+                <w:i w:val="false"/>
+                <w:b w:val="false"/>
+                <w:u w:val="none"/>
+                <w:strike w:val="false"/>
+                <w:sz w:val="18"/>
+                <w:szCs w:val="18"/>
+                <w:color w:val="000000"/>
+              </w:rPr>
+            </w:pPr>
+            <w:r>
+              <w:rPr>
+                <w:rFonts w:ascii="Times New Roman" w:hAnsi="Times New Roman" w:eastAsia="Times New Roman" w:cs="Times New Roman"/>
+                <w:i w:val="false"/>
+                <w:b w:val="false"/>
+                <w:u w:val="none"/>
+                <w:strike w:val="false"/>
+                <w:sz w:val="18"/>
+                <w:szCs w:val="18"/>
+                <w:color w:val="000000"/>
+              </w:rPr>
+              <w:t xml:space="preserve">79</w:t>
+            </w:r>
+          </w:p>
+        </w:tc>
+        <w:tc>
+          <w:tcPr>
+            <w:tcBorders>
+              <w:bottom w:val="none" w:sz="0" w:space="0" w:color="000000"/>
+              <w:top w:val="none" w:sz="0" w:space="0" w:color="000000"/>
+              <w:left w:val="none" w:sz="0" w:space="0" w:color="000000"/>
+              <w:right w:val="none" w:sz="0" w:space="0" w:color="000000"/>
+            </w:tcBorders>
+            <w:shd w:val="clear" w:color="auto" w:fill="FFFFFF"/>
+            <w:tcMar>
+              <w:top w:w="0" w:type="dxa"/>
+              <w:bottom w:w="0" w:type="dxa"/>
+              <w:left w:w="0" w:type="dxa"/>
+              <w:right w:w="0" w:type="dxa"/>
+            </w:tcMar>
+            <w:vAlign w:val="center"/>
+          </w:tcPr>
+          <w:p>
+            <w:pPr>
+              <w:pStyle w:val="Normal"/>
+              <w:jc w:val="right"/>
+              <w:pBdr>
+                <w:bottom w:val="none" w:sz="0" w:space="0" w:color="000000"/>
+                <w:top w:val="none" w:sz="0" w:space="0" w:color="000000"/>
+                <w:left w:val="none" w:sz="0" w:space="0" w:color="000000"/>
+                <w:right w:val="none" w:sz="0" w:space="0" w:color="000000"/>
+              </w:pBdr>
+              <w:spacing w:after="100" w:before="100" w:line="240"/>
+              <w:ind w:left="100" w:right="100" w:firstLine="0" w:firstLineChars="0"/>
+              <w:rPr>
+                <w:rFonts w:ascii="Times New Roman" w:hAnsi="Times New Roman" w:eastAsia="Times New Roman" w:cs="Times New Roman"/>
+                <w:i w:val="false"/>
+                <w:b w:val="false"/>
+                <w:u w:val="none"/>
+                <w:strike w:val="false"/>
+                <w:sz w:val="18"/>
+                <w:szCs w:val="18"/>
+                <w:color w:val="000000"/>
+              </w:rPr>
+            </w:pPr>
+            <w:r>
+              <w:rPr>
+                <w:rFonts w:ascii="Times New Roman" w:hAnsi="Times New Roman" w:eastAsia="Times New Roman" w:cs="Times New Roman"/>
+                <w:i w:val="false"/>
+                <w:b w:val="false"/>
+                <w:u w:val="none"/>
+                <w:strike w:val="false"/>
+                <w:sz w:val="18"/>
+                <w:szCs w:val="18"/>
+                <w:color w:val="000000"/>
+              </w:rPr>
+              <w:t xml:space="preserve">5</w:t>
+            </w:r>
+          </w:p>
+        </w:tc>
+        <w:tc>
+          <w:tcPr>
+            <w:tcBorders>
+              <w:bottom w:val="none" w:sz="0" w:space="0" w:color="000000"/>
+              <w:top w:val="none" w:sz="0" w:space="0" w:color="000000"/>
+              <w:left w:val="none" w:sz="0" w:space="0" w:color="000000"/>
+              <w:right w:val="none" w:sz="0" w:space="0" w:color="000000"/>
+            </w:tcBorders>
+            <w:shd w:val="clear" w:color="auto" w:fill="FFFFFF"/>
+            <w:tcMar>
+              <w:top w:w="0" w:type="dxa"/>
+              <w:bottom w:w="0" w:type="dxa"/>
+              <w:left w:w="0" w:type="dxa"/>
+              <w:right w:w="0" w:type="dxa"/>
+            </w:tcMar>
+            <w:vAlign w:val="center"/>
+          </w:tcPr>
+          <w:p>
+            <w:pPr>
+              <w:pStyle w:val="Normal"/>
+              <w:jc w:val="left"/>
+              <w:pBdr>
+                <w:bottom w:val="none" w:sz="0" w:space="0" w:color="000000"/>
+                <w:top w:val="none" w:sz="0" w:space="0" w:color="000000"/>
+                <w:left w:val="none" w:sz="0" w:space="0" w:color="000000"/>
+                <w:right w:val="none" w:sz="0" w:space="0" w:color="000000"/>
+              </w:pBdr>
+              <w:spacing w:after="100" w:before="100" w:line="240"/>
+              <w:ind w:left="100" w:right="100" w:firstLine="0" w:firstLineChars="0"/>
+              <w:rPr>
+                <w:rFonts w:ascii="Times New Roman" w:hAnsi="Times New Roman" w:eastAsia="Times New Roman" w:cs="Times New Roman"/>
+                <w:i w:val="false"/>
+                <w:b w:val="false"/>
+                <w:u w:val="none"/>
+                <w:strike w:val="false"/>
+                <w:sz w:val="18"/>
+                <w:szCs w:val="18"/>
+                <w:color w:val="000000"/>
+              </w:rPr>
+            </w:pPr>
+            <w:r>
+              <w:rPr>
+                <w:rFonts w:ascii="Times New Roman" w:hAnsi="Times New Roman" w:eastAsia="Times New Roman" w:cs="Times New Roman"/>
+                <w:i w:val="false"/>
+                <w:b w:val="false"/>
+                <w:u w:val="none"/>
+                <w:strike w:val="false"/>
+                <w:sz w:val="18"/>
+                <w:szCs w:val="18"/>
+                <w:color w:val="000000"/>
+              </w:rPr>
+              <w:t xml:space="preserve">Reference</w:t>
             </w:r>
           </w:p>
         </w:tc>
@@ -12245,226 +12465,6 @@
                 <w:color w:val="000000"/>
               </w:rPr>
               <w:t xml:space="preserve"/>
-            </w:r>
-          </w:p>
-        </w:tc>
-        <w:tc>
-          <w:tcPr>
-            <w:tcBorders>
-              <w:bottom w:val="none" w:sz="0" w:space="0" w:color="000000"/>
-              <w:top w:val="none" w:sz="0" w:space="0" w:color="000000"/>
-              <w:left w:val="none" w:sz="0" w:space="0" w:color="000000"/>
-              <w:right w:val="none" w:sz="0" w:space="0" w:color="000000"/>
-            </w:tcBorders>
-            <w:shd w:val="clear" w:color="auto" w:fill="FFFFFF"/>
-            <w:tcMar>
-              <w:top w:w="0" w:type="dxa"/>
-              <w:bottom w:w="0" w:type="dxa"/>
-              <w:left w:w="0" w:type="dxa"/>
-              <w:right w:w="0" w:type="dxa"/>
-            </w:tcMar>
-            <w:vAlign w:val="center"/>
-          </w:tcPr>
-          <w:p>
-            <w:pPr>
-              <w:pStyle w:val="Normal"/>
-              <w:jc w:val="right"/>
-              <w:pBdr>
-                <w:bottom w:val="none" w:sz="0" w:space="0" w:color="000000"/>
-                <w:top w:val="none" w:sz="0" w:space="0" w:color="000000"/>
-                <w:left w:val="none" w:sz="0" w:space="0" w:color="000000"/>
-                <w:right w:val="none" w:sz="0" w:space="0" w:color="000000"/>
-              </w:pBdr>
-              <w:spacing w:after="100" w:before="100" w:line="240"/>
-              <w:ind w:left="100" w:right="100" w:firstLine="0" w:firstLineChars="0"/>
-              <w:rPr>
-                <w:rFonts w:ascii="Times New Roman" w:hAnsi="Times New Roman" w:eastAsia="Times New Roman" w:cs="Times New Roman"/>
-                <w:i w:val="false"/>
-                <w:b w:val="false"/>
-                <w:u w:val="none"/>
-                <w:strike w:val="false"/>
-                <w:sz w:val="18"/>
-                <w:szCs w:val="18"/>
-                <w:color w:val="000000"/>
-              </w:rPr>
-            </w:pPr>
-            <w:r>
-              <w:rPr>
-                <w:rFonts w:ascii="Times New Roman" w:hAnsi="Times New Roman" w:eastAsia="Times New Roman" w:cs="Times New Roman"/>
-                <w:i w:val="false"/>
-                <w:b w:val="false"/>
-                <w:u w:val="none"/>
-                <w:strike w:val="false"/>
-                <w:sz w:val="18"/>
-                <w:szCs w:val="18"/>
-                <w:color w:val="000000"/>
-              </w:rPr>
-              <w:t xml:space="preserve">157</w:t>
-            </w:r>
-          </w:p>
-        </w:tc>
-        <w:tc>
-          <w:tcPr>
-            <w:tcBorders>
-              <w:bottom w:val="none" w:sz="0" w:space="0" w:color="000000"/>
-              <w:top w:val="none" w:sz="0" w:space="0" w:color="000000"/>
-              <w:left w:val="none" w:sz="0" w:space="0" w:color="000000"/>
-              <w:right w:val="none" w:sz="0" w:space="0" w:color="000000"/>
-            </w:tcBorders>
-            <w:shd w:val="clear" w:color="auto" w:fill="FFFFFF"/>
-            <w:tcMar>
-              <w:top w:w="0" w:type="dxa"/>
-              <w:bottom w:w="0" w:type="dxa"/>
-              <w:left w:w="0" w:type="dxa"/>
-              <w:right w:w="0" w:type="dxa"/>
-            </w:tcMar>
-            <w:vAlign w:val="center"/>
-          </w:tcPr>
-          <w:p>
-            <w:pPr>
-              <w:pStyle w:val="Normal"/>
-              <w:jc w:val="right"/>
-              <w:pBdr>
-                <w:bottom w:val="none" w:sz="0" w:space="0" w:color="000000"/>
-                <w:top w:val="none" w:sz="0" w:space="0" w:color="000000"/>
-                <w:left w:val="none" w:sz="0" w:space="0" w:color="000000"/>
-                <w:right w:val="none" w:sz="0" w:space="0" w:color="000000"/>
-              </w:pBdr>
-              <w:spacing w:after="100" w:before="100" w:line="240"/>
-              <w:ind w:left="100" w:right="100" w:firstLine="0" w:firstLineChars="0"/>
-              <w:rPr>
-                <w:rFonts w:ascii="Times New Roman" w:hAnsi="Times New Roman" w:eastAsia="Times New Roman" w:cs="Times New Roman"/>
-                <w:i w:val="false"/>
-                <w:b w:val="false"/>
-                <w:u w:val="none"/>
-                <w:strike w:val="false"/>
-                <w:sz w:val="18"/>
-                <w:szCs w:val="18"/>
-                <w:color w:val="000000"/>
-              </w:rPr>
-            </w:pPr>
-            <w:r>
-              <w:rPr>
-                <w:rFonts w:ascii="Times New Roman" w:hAnsi="Times New Roman" w:eastAsia="Times New Roman" w:cs="Times New Roman"/>
-                <w:i w:val="false"/>
-                <w:b w:val="false"/>
-                <w:u w:val="none"/>
-                <w:strike w:val="false"/>
-                <w:sz w:val="18"/>
-                <w:szCs w:val="18"/>
-                <w:color w:val="000000"/>
-              </w:rPr>
-              <w:t xml:space="preserve">25</w:t>
-            </w:r>
-          </w:p>
-        </w:tc>
-        <w:tc>
-          <w:tcPr>
-            <w:tcBorders>
-              <w:bottom w:val="none" w:sz="0" w:space="0" w:color="000000"/>
-              <w:top w:val="none" w:sz="0" w:space="0" w:color="000000"/>
-              <w:left w:val="none" w:sz="0" w:space="0" w:color="000000"/>
-              <w:right w:val="none" w:sz="0" w:space="0" w:color="000000"/>
-            </w:tcBorders>
-            <w:shd w:val="clear" w:color="auto" w:fill="FFFFFF"/>
-            <w:tcMar>
-              <w:top w:w="0" w:type="dxa"/>
-              <w:bottom w:w="0" w:type="dxa"/>
-              <w:left w:w="0" w:type="dxa"/>
-              <w:right w:w="0" w:type="dxa"/>
-            </w:tcMar>
-            <w:vAlign w:val="center"/>
-          </w:tcPr>
-          <w:p>
-            <w:pPr>
-              <w:pStyle w:val="Normal"/>
-              <w:jc w:val="left"/>
-              <w:pBdr>
-                <w:bottom w:val="none" w:sz="0" w:space="0" w:color="000000"/>
-                <w:top w:val="none" w:sz="0" w:space="0" w:color="000000"/>
-                <w:left w:val="none" w:sz="0" w:space="0" w:color="000000"/>
-                <w:right w:val="none" w:sz="0" w:space="0" w:color="000000"/>
-              </w:pBdr>
-              <w:spacing w:after="100" w:before="100" w:line="240"/>
-              <w:ind w:left="100" w:right="100" w:firstLine="0" w:firstLineChars="0"/>
-              <w:rPr>
-                <w:rFonts w:ascii="Times New Roman" w:hAnsi="Times New Roman" w:eastAsia="Times New Roman" w:cs="Times New Roman"/>
-                <w:i w:val="false"/>
-                <w:b w:val="false"/>
-                <w:u w:val="none"/>
-                <w:strike w:val="false"/>
-                <w:sz w:val="18"/>
-                <w:szCs w:val="18"/>
-                <w:color w:val="000000"/>
-              </w:rPr>
-            </w:pPr>
-            <w:r>
-              <w:rPr>
-                <w:rFonts w:ascii="Times New Roman" w:hAnsi="Times New Roman" w:eastAsia="Times New Roman" w:cs="Times New Roman"/>
-                <w:i w:val="false"/>
-                <w:b w:val="false"/>
-                <w:u w:val="none"/>
-                <w:strike w:val="false"/>
-                <w:sz w:val="18"/>
-                <w:szCs w:val="18"/>
-                <w:color w:val="000000"/>
-              </w:rPr>
-              <w:t xml:space="preserve">2.34 (1.48–3.71)</w:t>
-            </w:r>
-          </w:p>
-        </w:tc>
-        <w:tc>
-          <w:tcPr>
-            <w:tcBorders>
-              <w:bottom w:val="none" w:sz="0" w:space="0" w:color="000000"/>
-              <w:top w:val="none" w:sz="0" w:space="0" w:color="000000"/>
-              <w:left w:val="none" w:sz="0" w:space="0" w:color="000000"/>
-              <w:right w:val="none" w:sz="0" w:space="0" w:color="000000"/>
-            </w:tcBorders>
-            <w:shd w:val="clear" w:color="auto" w:fill="FFFFFF"/>
-            <w:tcMar>
-              <w:top w:w="0" w:type="dxa"/>
-              <w:bottom w:w="0" w:type="dxa"/>
-              <w:left w:w="0" w:type="dxa"/>
-              <w:right w:w="0" w:type="dxa"/>
-            </w:tcMar>
-            <w:vAlign w:val="center"/>
-          </w:tcPr>
-          <w:p>
-            <w:pPr>
-              <w:pStyle w:val="Normal"/>
-              <w:jc w:val="left"/>
-              <w:pBdr>
-                <w:bottom w:val="none" w:sz="0" w:space="0" w:color="000000"/>
-                <w:top w:val="none" w:sz="0" w:space="0" w:color="000000"/>
-                <w:left w:val="none" w:sz="0" w:space="0" w:color="000000"/>
-                <w:right w:val="none" w:sz="0" w:space="0" w:color="000000"/>
-              </w:pBdr>
-              <w:spacing w:after="100" w:before="100" w:line="240"/>
-              <w:ind w:left="100" w:right="100" w:firstLine="0" w:firstLineChars="0"/>
-              <w:rPr>
-                <w:rFonts w:ascii="Times New Roman" w:hAnsi="Times New Roman" w:eastAsia="Times New Roman" w:cs="Times New Roman"/>
-                <w:i w:val="false"/>
-                <w:b w:val="false"/>
-                <w:u w:val="none"/>
-                <w:strike w:val="false"/>
-                <w:sz w:val="18"/>
-                <w:szCs w:val="18"/>
-                <w:color w:val="000000"/>
-              </w:rPr>
-            </w:pPr>
-            <w:r>
-              <w:rPr>
-                <w:rFonts w:ascii="Times New Roman" w:hAnsi="Times New Roman" w:eastAsia="Times New Roman" w:cs="Times New Roman"/>
-                <w:i w:val="false"/>
-                <w:b w:val="false"/>
-                <w:u w:val="none"/>
-                <w:strike w:val="false"/>
-                <w:sz w:val="18"/>
-                <w:szCs w:val="18"/>
-                <w:color w:val="000000"/>
-              </w:rPr>
-              <w:t xml:space="preserve">&lt;0.001</w:t>
             </w:r>
           </w:p>
         </w:tc>
@@ -12579,62 +12579,62 @@
                 <w:szCs w:val="18"/>
                 <w:color w:val="000000"/>
               </w:rPr>
-              <w:t xml:space="preserve">Sex</w:t>
-            </w:r>
-          </w:p>
-        </w:tc>
-        <w:tc>
-          <w:tcPr>
-            <w:tcBorders>
-              <w:bottom w:val="none" w:sz="0" w:space="0" w:color="000000"/>
-              <w:top w:val="none" w:sz="0" w:space="0" w:color="000000"/>
-              <w:left w:val="none" w:sz="0" w:space="0" w:color="000000"/>
-              <w:right w:val="none" w:sz="0" w:space="0" w:color="000000"/>
-            </w:tcBorders>
-            <w:shd w:val="clear" w:color="auto" w:fill="FFFFFF"/>
-            <w:tcMar>
-              <w:top w:w="0" w:type="dxa"/>
-              <w:bottom w:w="0" w:type="dxa"/>
-              <w:left w:w="0" w:type="dxa"/>
-              <w:right w:w="0" w:type="dxa"/>
-            </w:tcMar>
-            <w:vAlign w:val="center"/>
-          </w:tcPr>
-          <w:p>
-            <w:pPr>
-              <w:pStyle w:val="Normal"/>
-              <w:jc w:val="left"/>
-              <w:pBdr>
-                <w:bottom w:val="none" w:sz="0" w:space="0" w:color="000000"/>
-                <w:top w:val="none" w:sz="0" w:space="0" w:color="000000"/>
-                <w:left w:val="none" w:sz="0" w:space="0" w:color="000000"/>
-                <w:right w:val="none" w:sz="0" w:space="0" w:color="000000"/>
-              </w:pBdr>
-              <w:spacing w:after="100" w:before="100" w:line="240"/>
-              <w:ind w:left="100" w:right="100" w:firstLine="0" w:firstLineChars="0"/>
-              <w:rPr>
-                <w:rFonts w:ascii="Times New Roman" w:hAnsi="Times New Roman" w:eastAsia="Times New Roman" w:cs="Times New Roman"/>
-                <w:i w:val="false"/>
-                <w:b w:val="false"/>
-                <w:u w:val="none"/>
-                <w:strike w:val="false"/>
-                <w:sz w:val="18"/>
-                <w:szCs w:val="18"/>
-                <w:color w:val="000000"/>
-              </w:rPr>
-            </w:pPr>
-            <w:r>
-              <w:rPr>
-                <w:rFonts w:ascii="Times New Roman" w:hAnsi="Times New Roman" w:eastAsia="Times New Roman" w:cs="Times New Roman"/>
-                <w:i w:val="false"/>
-                <w:b w:val="false"/>
-                <w:u w:val="none"/>
-                <w:strike w:val="false"/>
-                <w:sz w:val="18"/>
-                <w:szCs w:val="18"/>
-                <w:color w:val="000000"/>
-              </w:rPr>
-              <w:t xml:space="preserve">Male (ref)</w:t>
+              <w:t xml:space="preserve"/>
+            </w:r>
+          </w:p>
+        </w:tc>
+        <w:tc>
+          <w:tcPr>
+            <w:tcBorders>
+              <w:bottom w:val="none" w:sz="0" w:space="0" w:color="000000"/>
+              <w:top w:val="none" w:sz="0" w:space="0" w:color="000000"/>
+              <w:left w:val="none" w:sz="0" w:space="0" w:color="000000"/>
+              <w:right w:val="none" w:sz="0" w:space="0" w:color="000000"/>
+            </w:tcBorders>
+            <w:shd w:val="clear" w:color="auto" w:fill="FFFFFF"/>
+            <w:tcMar>
+              <w:top w:w="0" w:type="dxa"/>
+              <w:bottom w:w="0" w:type="dxa"/>
+              <w:left w:w="0" w:type="dxa"/>
+              <w:right w:w="0" w:type="dxa"/>
+            </w:tcMar>
+            <w:vAlign w:val="center"/>
+          </w:tcPr>
+          <w:p>
+            <w:pPr>
+              <w:pStyle w:val="Normal"/>
+              <w:jc w:val="left"/>
+              <w:pBdr>
+                <w:bottom w:val="none" w:sz="0" w:space="0" w:color="000000"/>
+                <w:top w:val="none" w:sz="0" w:space="0" w:color="000000"/>
+                <w:left w:val="none" w:sz="0" w:space="0" w:color="000000"/>
+                <w:right w:val="none" w:sz="0" w:space="0" w:color="000000"/>
+              </w:pBdr>
+              <w:spacing w:after="100" w:before="100" w:line="240"/>
+              <w:ind w:left="100" w:right="100" w:firstLine="0" w:firstLineChars="0"/>
+              <w:rPr>
+                <w:rFonts w:ascii="Times New Roman" w:hAnsi="Times New Roman" w:eastAsia="Times New Roman" w:cs="Times New Roman"/>
+                <w:i w:val="false"/>
+                <w:b w:val="false"/>
+                <w:u w:val="none"/>
+                <w:strike w:val="false"/>
+                <w:sz w:val="18"/>
+                <w:szCs w:val="18"/>
+                <w:color w:val="000000"/>
+              </w:rPr>
+            </w:pPr>
+            <w:r>
+              <w:rPr>
+                <w:rFonts w:ascii="Times New Roman" w:hAnsi="Times New Roman" w:eastAsia="Times New Roman" w:cs="Times New Roman"/>
+                <w:i w:val="false"/>
+                <w:b w:val="false"/>
+                <w:u w:val="none"/>
+                <w:strike w:val="false"/>
+                <w:sz w:val="18"/>
+                <w:szCs w:val="18"/>
+                <w:color w:val="000000"/>
+              </w:rPr>
+              <w:t xml:space="preserve">≥66</w:t>
             </w:r>
           </w:p>
         </w:tc>
@@ -12689,7 +12689,7 @@
                 <w:szCs w:val="18"/>
                 <w:color w:val="000000"/>
               </w:rPr>
-              <w:t xml:space="preserve">88</w:t>
+              <w:t xml:space="preserve">78</w:t>
             </w:r>
           </w:p>
         </w:tc>
@@ -12744,117 +12744,117 @@
                 <w:szCs w:val="18"/>
                 <w:color w:val="000000"/>
               </w:rPr>
-              <w:t xml:space="preserve">13</w:t>
-            </w:r>
-          </w:p>
-        </w:tc>
-        <w:tc>
-          <w:tcPr>
-            <w:tcBorders>
-              <w:bottom w:val="none" w:sz="0" w:space="0" w:color="000000"/>
-              <w:top w:val="none" w:sz="0" w:space="0" w:color="000000"/>
-              <w:left w:val="none" w:sz="0" w:space="0" w:color="000000"/>
-              <w:right w:val="none" w:sz="0" w:space="0" w:color="000000"/>
-            </w:tcBorders>
-            <w:shd w:val="clear" w:color="auto" w:fill="FFFFFF"/>
-            <w:tcMar>
-              <w:top w:w="0" w:type="dxa"/>
-              <w:bottom w:w="0" w:type="dxa"/>
-              <w:left w:w="0" w:type="dxa"/>
-              <w:right w:w="0" w:type="dxa"/>
-            </w:tcMar>
-            <w:vAlign w:val="center"/>
-          </w:tcPr>
-          <w:p>
-            <w:pPr>
-              <w:pStyle w:val="Normal"/>
-              <w:jc w:val="left"/>
-              <w:pBdr>
-                <w:bottom w:val="none" w:sz="0" w:space="0" w:color="000000"/>
-                <w:top w:val="none" w:sz="0" w:space="0" w:color="000000"/>
-                <w:left w:val="none" w:sz="0" w:space="0" w:color="000000"/>
-                <w:right w:val="none" w:sz="0" w:space="0" w:color="000000"/>
-              </w:pBdr>
-              <w:spacing w:after="100" w:before="100" w:line="240"/>
-              <w:ind w:left="100" w:right="100" w:firstLine="0" w:firstLineChars="0"/>
-              <w:rPr>
-                <w:rFonts w:ascii="Times New Roman" w:hAnsi="Times New Roman" w:eastAsia="Times New Roman" w:cs="Times New Roman"/>
-                <w:i w:val="false"/>
-                <w:b w:val="false"/>
-                <w:u w:val="none"/>
-                <w:strike w:val="false"/>
-                <w:sz w:val="18"/>
-                <w:szCs w:val="18"/>
-                <w:color w:val="000000"/>
-              </w:rPr>
-            </w:pPr>
-            <w:r>
-              <w:rPr>
-                <w:rFonts w:ascii="Times New Roman" w:hAnsi="Times New Roman" w:eastAsia="Times New Roman" w:cs="Times New Roman"/>
-                <w:i w:val="false"/>
-                <w:b w:val="false"/>
-                <w:u w:val="none"/>
-                <w:strike w:val="false"/>
-                <w:sz w:val="18"/>
-                <w:szCs w:val="18"/>
-                <w:color w:val="000000"/>
-              </w:rPr>
-              <w:t xml:space="preserve">Reference</w:t>
-            </w:r>
-          </w:p>
-        </w:tc>
-        <w:tc>
-          <w:tcPr>
-            <w:tcBorders>
-              <w:bottom w:val="none" w:sz="0" w:space="0" w:color="000000"/>
-              <w:top w:val="none" w:sz="0" w:space="0" w:color="000000"/>
-              <w:left w:val="none" w:sz="0" w:space="0" w:color="000000"/>
-              <w:right w:val="none" w:sz="0" w:space="0" w:color="000000"/>
-            </w:tcBorders>
-            <w:shd w:val="clear" w:color="auto" w:fill="FFFFFF"/>
-            <w:tcMar>
-              <w:top w:w="0" w:type="dxa"/>
-              <w:bottom w:w="0" w:type="dxa"/>
-              <w:left w:w="0" w:type="dxa"/>
-              <w:right w:w="0" w:type="dxa"/>
-            </w:tcMar>
-            <w:vAlign w:val="center"/>
-          </w:tcPr>
-          <w:p>
-            <w:pPr>
-              <w:pStyle w:val="Normal"/>
-              <w:jc w:val="left"/>
-              <w:pBdr>
-                <w:bottom w:val="none" w:sz="0" w:space="0" w:color="000000"/>
-                <w:top w:val="none" w:sz="0" w:space="0" w:color="000000"/>
-                <w:left w:val="none" w:sz="0" w:space="0" w:color="000000"/>
-                <w:right w:val="none" w:sz="0" w:space="0" w:color="000000"/>
-              </w:pBdr>
-              <w:spacing w:after="100" w:before="100" w:line="240"/>
-              <w:ind w:left="100" w:right="100" w:firstLine="0" w:firstLineChars="0"/>
-              <w:rPr>
-                <w:rFonts w:ascii="Times New Roman" w:hAnsi="Times New Roman" w:eastAsia="Times New Roman" w:cs="Times New Roman"/>
-                <w:i w:val="false"/>
-                <w:b w:val="false"/>
-                <w:u w:val="none"/>
-                <w:strike w:val="false"/>
-                <w:sz w:val="18"/>
-                <w:szCs w:val="18"/>
-                <w:color w:val="000000"/>
-              </w:rPr>
-            </w:pPr>
-            <w:r>
-              <w:rPr>
-                <w:rFonts w:ascii="Times New Roman" w:hAnsi="Times New Roman" w:eastAsia="Times New Roman" w:cs="Times New Roman"/>
-                <w:i w:val="false"/>
-                <w:b w:val="false"/>
-                <w:u w:val="none"/>
-                <w:strike w:val="false"/>
-                <w:sz w:val="18"/>
-                <w:szCs w:val="18"/>
-                <w:color w:val="000000"/>
-              </w:rPr>
-              <w:t xml:space="preserve"/>
+              <w:t xml:space="preserve">20</w:t>
+            </w:r>
+          </w:p>
+        </w:tc>
+        <w:tc>
+          <w:tcPr>
+            <w:tcBorders>
+              <w:bottom w:val="none" w:sz="0" w:space="0" w:color="000000"/>
+              <w:top w:val="none" w:sz="0" w:space="0" w:color="000000"/>
+              <w:left w:val="none" w:sz="0" w:space="0" w:color="000000"/>
+              <w:right w:val="none" w:sz="0" w:space="0" w:color="000000"/>
+            </w:tcBorders>
+            <w:shd w:val="clear" w:color="auto" w:fill="FFFFFF"/>
+            <w:tcMar>
+              <w:top w:w="0" w:type="dxa"/>
+              <w:bottom w:w="0" w:type="dxa"/>
+              <w:left w:w="0" w:type="dxa"/>
+              <w:right w:w="0" w:type="dxa"/>
+            </w:tcMar>
+            <w:vAlign w:val="center"/>
+          </w:tcPr>
+          <w:p>
+            <w:pPr>
+              <w:pStyle w:val="Normal"/>
+              <w:jc w:val="left"/>
+              <w:pBdr>
+                <w:bottom w:val="none" w:sz="0" w:space="0" w:color="000000"/>
+                <w:top w:val="none" w:sz="0" w:space="0" w:color="000000"/>
+                <w:left w:val="none" w:sz="0" w:space="0" w:color="000000"/>
+                <w:right w:val="none" w:sz="0" w:space="0" w:color="000000"/>
+              </w:pBdr>
+              <w:spacing w:after="100" w:before="100" w:line="240"/>
+              <w:ind w:left="100" w:right="100" w:firstLine="0" w:firstLineChars="0"/>
+              <w:rPr>
+                <w:rFonts w:ascii="Times New Roman" w:hAnsi="Times New Roman" w:eastAsia="Times New Roman" w:cs="Times New Roman"/>
+                <w:i w:val="false"/>
+                <w:b w:val="false"/>
+                <w:u w:val="none"/>
+                <w:strike w:val="false"/>
+                <w:sz w:val="18"/>
+                <w:szCs w:val="18"/>
+                <w:color w:val="000000"/>
+              </w:rPr>
+            </w:pPr>
+            <w:r>
+              <w:rPr>
+                <w:rFonts w:ascii="Times New Roman" w:hAnsi="Times New Roman" w:eastAsia="Times New Roman" w:cs="Times New Roman"/>
+                <w:i w:val="false"/>
+                <w:b w:val="false"/>
+                <w:u w:val="none"/>
+                <w:strike w:val="false"/>
+                <w:sz w:val="18"/>
+                <w:szCs w:val="18"/>
+                <w:color w:val="000000"/>
+              </w:rPr>
+              <w:t xml:space="preserve">4.50 (1.68–12.03)</w:t>
+            </w:r>
+          </w:p>
+        </w:tc>
+        <w:tc>
+          <w:tcPr>
+            <w:tcBorders>
+              <w:bottom w:val="none" w:sz="0" w:space="0" w:color="000000"/>
+              <w:top w:val="none" w:sz="0" w:space="0" w:color="000000"/>
+              <w:left w:val="none" w:sz="0" w:space="0" w:color="000000"/>
+              <w:right w:val="none" w:sz="0" w:space="0" w:color="000000"/>
+            </w:tcBorders>
+            <w:shd w:val="clear" w:color="auto" w:fill="FFFFFF"/>
+            <w:tcMar>
+              <w:top w:w="0" w:type="dxa"/>
+              <w:bottom w:w="0" w:type="dxa"/>
+              <w:left w:w="0" w:type="dxa"/>
+              <w:right w:w="0" w:type="dxa"/>
+            </w:tcMar>
+            <w:vAlign w:val="center"/>
+          </w:tcPr>
+          <w:p>
+            <w:pPr>
+              <w:pStyle w:val="Normal"/>
+              <w:jc w:val="left"/>
+              <w:pBdr>
+                <w:bottom w:val="none" w:sz="0" w:space="0" w:color="000000"/>
+                <w:top w:val="none" w:sz="0" w:space="0" w:color="000000"/>
+                <w:left w:val="none" w:sz="0" w:space="0" w:color="000000"/>
+                <w:right w:val="none" w:sz="0" w:space="0" w:color="000000"/>
+              </w:pBdr>
+              <w:spacing w:after="100" w:before="100" w:line="240"/>
+              <w:ind w:left="100" w:right="100" w:firstLine="0" w:firstLineChars="0"/>
+              <w:rPr>
+                <w:rFonts w:ascii="Times New Roman" w:hAnsi="Times New Roman" w:eastAsia="Times New Roman" w:cs="Times New Roman"/>
+                <w:i w:val="false"/>
+                <w:b w:val="false"/>
+                <w:u w:val="none"/>
+                <w:strike w:val="false"/>
+                <w:sz w:val="18"/>
+                <w:szCs w:val="18"/>
+                <w:color w:val="000000"/>
+              </w:rPr>
+            </w:pPr>
+            <w:r>
+              <w:rPr>
+                <w:rFonts w:ascii="Times New Roman" w:hAnsi="Times New Roman" w:eastAsia="Times New Roman" w:cs="Times New Roman"/>
+                <w:i w:val="false"/>
+                <w:b w:val="false"/>
+                <w:u w:val="none"/>
+                <w:strike w:val="false"/>
+                <w:sz w:val="18"/>
+                <w:szCs w:val="18"/>
+                <w:color w:val="000000"/>
+              </w:rPr>
+              <w:t xml:space="preserve">0.003</w:t>
             </w:r>
           </w:p>
         </w:tc>
@@ -12969,282 +12969,282 @@
                 <w:szCs w:val="18"/>
                 <w:color w:val="000000"/>
               </w:rPr>
+              <w:t xml:space="preserve">Sex</w:t>
+            </w:r>
+          </w:p>
+        </w:tc>
+        <w:tc>
+          <w:tcPr>
+            <w:tcBorders>
+              <w:bottom w:val="none" w:sz="0" w:space="0" w:color="000000"/>
+              <w:top w:val="none" w:sz="0" w:space="0" w:color="000000"/>
+              <w:left w:val="none" w:sz="0" w:space="0" w:color="000000"/>
+              <w:right w:val="none" w:sz="0" w:space="0" w:color="000000"/>
+            </w:tcBorders>
+            <w:shd w:val="clear" w:color="auto" w:fill="FFFFFF"/>
+            <w:tcMar>
+              <w:top w:w="0" w:type="dxa"/>
+              <w:bottom w:w="0" w:type="dxa"/>
+              <w:left w:w="0" w:type="dxa"/>
+              <w:right w:w="0" w:type="dxa"/>
+            </w:tcMar>
+            <w:vAlign w:val="center"/>
+          </w:tcPr>
+          <w:p>
+            <w:pPr>
+              <w:pStyle w:val="Normal"/>
+              <w:jc w:val="left"/>
+              <w:pBdr>
+                <w:bottom w:val="none" w:sz="0" w:space="0" w:color="000000"/>
+                <w:top w:val="none" w:sz="0" w:space="0" w:color="000000"/>
+                <w:left w:val="none" w:sz="0" w:space="0" w:color="000000"/>
+                <w:right w:val="none" w:sz="0" w:space="0" w:color="000000"/>
+              </w:pBdr>
+              <w:spacing w:after="100" w:before="100" w:line="240"/>
+              <w:ind w:left="100" w:right="100" w:firstLine="0" w:firstLineChars="0"/>
+              <w:rPr>
+                <w:rFonts w:ascii="Times New Roman" w:hAnsi="Times New Roman" w:eastAsia="Times New Roman" w:cs="Times New Roman"/>
+                <w:i w:val="false"/>
+                <w:b w:val="false"/>
+                <w:u w:val="none"/>
+                <w:strike w:val="false"/>
+                <w:sz w:val="18"/>
+                <w:szCs w:val="18"/>
+                <w:color w:val="000000"/>
+              </w:rPr>
+            </w:pPr>
+            <w:r>
+              <w:rPr>
+                <w:rFonts w:ascii="Times New Roman" w:hAnsi="Times New Roman" w:eastAsia="Times New Roman" w:cs="Times New Roman"/>
+                <w:i w:val="false"/>
+                <w:b w:val="false"/>
+                <w:u w:val="none"/>
+                <w:strike w:val="false"/>
+                <w:sz w:val="18"/>
+                <w:szCs w:val="18"/>
+                <w:color w:val="000000"/>
+              </w:rPr>
+              <w:t xml:space="preserve">Male (ref)</w:t>
+            </w:r>
+          </w:p>
+        </w:tc>
+        <w:tc>
+          <w:tcPr>
+            <w:tcBorders>
+              <w:bottom w:val="none" w:sz="0" w:space="0" w:color="000000"/>
+              <w:top w:val="none" w:sz="0" w:space="0" w:color="000000"/>
+              <w:left w:val="none" w:sz="0" w:space="0" w:color="000000"/>
+              <w:right w:val="none" w:sz="0" w:space="0" w:color="000000"/>
+            </w:tcBorders>
+            <w:shd w:val="clear" w:color="auto" w:fill="FFFFFF"/>
+            <w:tcMar>
+              <w:top w:w="0" w:type="dxa"/>
+              <w:bottom w:w="0" w:type="dxa"/>
+              <w:left w:w="0" w:type="dxa"/>
+              <w:right w:w="0" w:type="dxa"/>
+            </w:tcMar>
+            <w:vAlign w:val="center"/>
+          </w:tcPr>
+          <w:p>
+            <w:pPr>
+              <w:pStyle w:val="Normal"/>
+              <w:jc w:val="right"/>
+              <w:pBdr>
+                <w:bottom w:val="none" w:sz="0" w:space="0" w:color="000000"/>
+                <w:top w:val="none" w:sz="0" w:space="0" w:color="000000"/>
+                <w:left w:val="none" w:sz="0" w:space="0" w:color="000000"/>
+                <w:right w:val="none" w:sz="0" w:space="0" w:color="000000"/>
+              </w:pBdr>
+              <w:spacing w:after="100" w:before="100" w:line="240"/>
+              <w:ind w:left="100" w:right="100" w:firstLine="0" w:firstLineChars="0"/>
+              <w:rPr>
+                <w:rFonts w:ascii="Times New Roman" w:hAnsi="Times New Roman" w:eastAsia="Times New Roman" w:cs="Times New Roman"/>
+                <w:i w:val="false"/>
+                <w:b w:val="false"/>
+                <w:u w:val="none"/>
+                <w:strike w:val="false"/>
+                <w:sz w:val="18"/>
+                <w:szCs w:val="18"/>
+                <w:color w:val="000000"/>
+              </w:rPr>
+            </w:pPr>
+            <w:r>
+              <w:rPr>
+                <w:rFonts w:ascii="Times New Roman" w:hAnsi="Times New Roman" w:eastAsia="Times New Roman" w:cs="Times New Roman"/>
+                <w:i w:val="false"/>
+                <w:b w:val="false"/>
+                <w:u w:val="none"/>
+                <w:strike w:val="false"/>
+                <w:sz w:val="18"/>
+                <w:szCs w:val="18"/>
+                <w:color w:val="000000"/>
+              </w:rPr>
+              <w:t xml:space="preserve">88</w:t>
+            </w:r>
+          </w:p>
+        </w:tc>
+        <w:tc>
+          <w:tcPr>
+            <w:tcBorders>
+              <w:bottom w:val="none" w:sz="0" w:space="0" w:color="000000"/>
+              <w:top w:val="none" w:sz="0" w:space="0" w:color="000000"/>
+              <w:left w:val="none" w:sz="0" w:space="0" w:color="000000"/>
+              <w:right w:val="none" w:sz="0" w:space="0" w:color="000000"/>
+            </w:tcBorders>
+            <w:shd w:val="clear" w:color="auto" w:fill="FFFFFF"/>
+            <w:tcMar>
+              <w:top w:w="0" w:type="dxa"/>
+              <w:bottom w:w="0" w:type="dxa"/>
+              <w:left w:w="0" w:type="dxa"/>
+              <w:right w:w="0" w:type="dxa"/>
+            </w:tcMar>
+            <w:vAlign w:val="center"/>
+          </w:tcPr>
+          <w:p>
+            <w:pPr>
+              <w:pStyle w:val="Normal"/>
+              <w:jc w:val="right"/>
+              <w:pBdr>
+                <w:bottom w:val="none" w:sz="0" w:space="0" w:color="000000"/>
+                <w:top w:val="none" w:sz="0" w:space="0" w:color="000000"/>
+                <w:left w:val="none" w:sz="0" w:space="0" w:color="000000"/>
+                <w:right w:val="none" w:sz="0" w:space="0" w:color="000000"/>
+              </w:pBdr>
+              <w:spacing w:after="100" w:before="100" w:line="240"/>
+              <w:ind w:left="100" w:right="100" w:firstLine="0" w:firstLineChars="0"/>
+              <w:rPr>
+                <w:rFonts w:ascii="Times New Roman" w:hAnsi="Times New Roman" w:eastAsia="Times New Roman" w:cs="Times New Roman"/>
+                <w:i w:val="false"/>
+                <w:b w:val="false"/>
+                <w:u w:val="none"/>
+                <w:strike w:val="false"/>
+                <w:sz w:val="18"/>
+                <w:szCs w:val="18"/>
+                <w:color w:val="000000"/>
+              </w:rPr>
+            </w:pPr>
+            <w:r>
+              <w:rPr>
+                <w:rFonts w:ascii="Times New Roman" w:hAnsi="Times New Roman" w:eastAsia="Times New Roman" w:cs="Times New Roman"/>
+                <w:i w:val="false"/>
+                <w:b w:val="false"/>
+                <w:u w:val="none"/>
+                <w:strike w:val="false"/>
+                <w:sz w:val="18"/>
+                <w:szCs w:val="18"/>
+                <w:color w:val="000000"/>
+              </w:rPr>
+              <w:t xml:space="preserve">13</w:t>
+            </w:r>
+          </w:p>
+        </w:tc>
+        <w:tc>
+          <w:tcPr>
+            <w:tcBorders>
+              <w:bottom w:val="none" w:sz="0" w:space="0" w:color="000000"/>
+              <w:top w:val="none" w:sz="0" w:space="0" w:color="000000"/>
+              <w:left w:val="none" w:sz="0" w:space="0" w:color="000000"/>
+              <w:right w:val="none" w:sz="0" w:space="0" w:color="000000"/>
+            </w:tcBorders>
+            <w:shd w:val="clear" w:color="auto" w:fill="FFFFFF"/>
+            <w:tcMar>
+              <w:top w:w="0" w:type="dxa"/>
+              <w:bottom w:w="0" w:type="dxa"/>
+              <w:left w:w="0" w:type="dxa"/>
+              <w:right w:w="0" w:type="dxa"/>
+            </w:tcMar>
+            <w:vAlign w:val="center"/>
+          </w:tcPr>
+          <w:p>
+            <w:pPr>
+              <w:pStyle w:val="Normal"/>
+              <w:jc w:val="left"/>
+              <w:pBdr>
+                <w:bottom w:val="none" w:sz="0" w:space="0" w:color="000000"/>
+                <w:top w:val="none" w:sz="0" w:space="0" w:color="000000"/>
+                <w:left w:val="none" w:sz="0" w:space="0" w:color="000000"/>
+                <w:right w:val="none" w:sz="0" w:space="0" w:color="000000"/>
+              </w:pBdr>
+              <w:spacing w:after="100" w:before="100" w:line="240"/>
+              <w:ind w:left="100" w:right="100" w:firstLine="0" w:firstLineChars="0"/>
+              <w:rPr>
+                <w:rFonts w:ascii="Times New Roman" w:hAnsi="Times New Roman" w:eastAsia="Times New Roman" w:cs="Times New Roman"/>
+                <w:i w:val="false"/>
+                <w:b w:val="false"/>
+                <w:u w:val="none"/>
+                <w:strike w:val="false"/>
+                <w:sz w:val="18"/>
+                <w:szCs w:val="18"/>
+                <w:color w:val="000000"/>
+              </w:rPr>
+            </w:pPr>
+            <w:r>
+              <w:rPr>
+                <w:rFonts w:ascii="Times New Roman" w:hAnsi="Times New Roman" w:eastAsia="Times New Roman" w:cs="Times New Roman"/>
+                <w:i w:val="false"/>
+                <w:b w:val="false"/>
+                <w:u w:val="none"/>
+                <w:strike w:val="false"/>
+                <w:sz w:val="18"/>
+                <w:szCs w:val="18"/>
+                <w:color w:val="000000"/>
+              </w:rPr>
+              <w:t xml:space="preserve">Reference</w:t>
+            </w:r>
+          </w:p>
+        </w:tc>
+        <w:tc>
+          <w:tcPr>
+            <w:tcBorders>
+              <w:bottom w:val="none" w:sz="0" w:space="0" w:color="000000"/>
+              <w:top w:val="none" w:sz="0" w:space="0" w:color="000000"/>
+              <w:left w:val="none" w:sz="0" w:space="0" w:color="000000"/>
+              <w:right w:val="none" w:sz="0" w:space="0" w:color="000000"/>
+            </w:tcBorders>
+            <w:shd w:val="clear" w:color="auto" w:fill="FFFFFF"/>
+            <w:tcMar>
+              <w:top w:w="0" w:type="dxa"/>
+              <w:bottom w:w="0" w:type="dxa"/>
+              <w:left w:w="0" w:type="dxa"/>
+              <w:right w:w="0" w:type="dxa"/>
+            </w:tcMar>
+            <w:vAlign w:val="center"/>
+          </w:tcPr>
+          <w:p>
+            <w:pPr>
+              <w:pStyle w:val="Normal"/>
+              <w:jc w:val="left"/>
+              <w:pBdr>
+                <w:bottom w:val="none" w:sz="0" w:space="0" w:color="000000"/>
+                <w:top w:val="none" w:sz="0" w:space="0" w:color="000000"/>
+                <w:left w:val="none" w:sz="0" w:space="0" w:color="000000"/>
+                <w:right w:val="none" w:sz="0" w:space="0" w:color="000000"/>
+              </w:pBdr>
+              <w:spacing w:after="100" w:before="100" w:line="240"/>
+              <w:ind w:left="100" w:right="100" w:firstLine="0" w:firstLineChars="0"/>
+              <w:rPr>
+                <w:rFonts w:ascii="Times New Roman" w:hAnsi="Times New Roman" w:eastAsia="Times New Roman" w:cs="Times New Roman"/>
+                <w:i w:val="false"/>
+                <w:b w:val="false"/>
+                <w:u w:val="none"/>
+                <w:strike w:val="false"/>
+                <w:sz w:val="18"/>
+                <w:szCs w:val="18"/>
+                <w:color w:val="000000"/>
+              </w:rPr>
+            </w:pPr>
+            <w:r>
+              <w:rPr>
+                <w:rFonts w:ascii="Times New Roman" w:hAnsi="Times New Roman" w:eastAsia="Times New Roman" w:cs="Times New Roman"/>
+                <w:i w:val="false"/>
+                <w:b w:val="false"/>
+                <w:u w:val="none"/>
+                <w:strike w:val="false"/>
+                <w:sz w:val="18"/>
+                <w:szCs w:val="18"/>
+                <w:color w:val="000000"/>
+              </w:rPr>
               <w:t xml:space="preserve"/>
-            </w:r>
-          </w:p>
-        </w:tc>
-        <w:tc>
-          <w:tcPr>
-            <w:tcBorders>
-              <w:bottom w:val="none" w:sz="0" w:space="0" w:color="000000"/>
-              <w:top w:val="none" w:sz="0" w:space="0" w:color="000000"/>
-              <w:left w:val="none" w:sz="0" w:space="0" w:color="000000"/>
-              <w:right w:val="none" w:sz="0" w:space="0" w:color="000000"/>
-            </w:tcBorders>
-            <w:shd w:val="clear" w:color="auto" w:fill="FFFFFF"/>
-            <w:tcMar>
-              <w:top w:w="0" w:type="dxa"/>
-              <w:bottom w:w="0" w:type="dxa"/>
-              <w:left w:w="0" w:type="dxa"/>
-              <w:right w:w="0" w:type="dxa"/>
-            </w:tcMar>
-            <w:vAlign w:val="center"/>
-          </w:tcPr>
-          <w:p>
-            <w:pPr>
-              <w:pStyle w:val="Normal"/>
-              <w:jc w:val="left"/>
-              <w:pBdr>
-                <w:bottom w:val="none" w:sz="0" w:space="0" w:color="000000"/>
-                <w:top w:val="none" w:sz="0" w:space="0" w:color="000000"/>
-                <w:left w:val="none" w:sz="0" w:space="0" w:color="000000"/>
-                <w:right w:val="none" w:sz="0" w:space="0" w:color="000000"/>
-              </w:pBdr>
-              <w:spacing w:after="100" w:before="100" w:line="240"/>
-              <w:ind w:left="100" w:right="100" w:firstLine="0" w:firstLineChars="0"/>
-              <w:rPr>
-                <w:rFonts w:ascii="Times New Roman" w:hAnsi="Times New Roman" w:eastAsia="Times New Roman" w:cs="Times New Roman"/>
-                <w:i w:val="false"/>
-                <w:b w:val="false"/>
-                <w:u w:val="none"/>
-                <w:strike w:val="false"/>
-                <w:sz w:val="18"/>
-                <w:szCs w:val="18"/>
-                <w:color w:val="000000"/>
-              </w:rPr>
-            </w:pPr>
-            <w:r>
-              <w:rPr>
-                <w:rFonts w:ascii="Times New Roman" w:hAnsi="Times New Roman" w:eastAsia="Times New Roman" w:cs="Times New Roman"/>
-                <w:i w:val="false"/>
-                <w:b w:val="false"/>
-                <w:u w:val="none"/>
-                <w:strike w:val="false"/>
-                <w:sz w:val="18"/>
-                <w:szCs w:val="18"/>
-                <w:color w:val="000000"/>
-              </w:rPr>
-              <w:t xml:space="preserve">Female</w:t>
-            </w:r>
-          </w:p>
-        </w:tc>
-        <w:tc>
-          <w:tcPr>
-            <w:tcBorders>
-              <w:bottom w:val="none" w:sz="0" w:space="0" w:color="000000"/>
-              <w:top w:val="none" w:sz="0" w:space="0" w:color="000000"/>
-              <w:left w:val="none" w:sz="0" w:space="0" w:color="000000"/>
-              <w:right w:val="none" w:sz="0" w:space="0" w:color="000000"/>
-            </w:tcBorders>
-            <w:shd w:val="clear" w:color="auto" w:fill="FFFFFF"/>
-            <w:tcMar>
-              <w:top w:w="0" w:type="dxa"/>
-              <w:bottom w:w="0" w:type="dxa"/>
-              <w:left w:w="0" w:type="dxa"/>
-              <w:right w:w="0" w:type="dxa"/>
-            </w:tcMar>
-            <w:vAlign w:val="center"/>
-          </w:tcPr>
-          <w:p>
-            <w:pPr>
-              <w:pStyle w:val="Normal"/>
-              <w:jc w:val="right"/>
-              <w:pBdr>
-                <w:bottom w:val="none" w:sz="0" w:space="0" w:color="000000"/>
-                <w:top w:val="none" w:sz="0" w:space="0" w:color="000000"/>
-                <w:left w:val="none" w:sz="0" w:space="0" w:color="000000"/>
-                <w:right w:val="none" w:sz="0" w:space="0" w:color="000000"/>
-              </w:pBdr>
-              <w:spacing w:after="100" w:before="100" w:line="240"/>
-              <w:ind w:left="100" w:right="100" w:firstLine="0" w:firstLineChars="0"/>
-              <w:rPr>
-                <w:rFonts w:ascii="Times New Roman" w:hAnsi="Times New Roman" w:eastAsia="Times New Roman" w:cs="Times New Roman"/>
-                <w:i w:val="false"/>
-                <w:b w:val="false"/>
-                <w:u w:val="none"/>
-                <w:strike w:val="false"/>
-                <w:sz w:val="18"/>
-                <w:szCs w:val="18"/>
-                <w:color w:val="000000"/>
-              </w:rPr>
-            </w:pPr>
-            <w:r>
-              <w:rPr>
-                <w:rFonts w:ascii="Times New Roman" w:hAnsi="Times New Roman" w:eastAsia="Times New Roman" w:cs="Times New Roman"/>
-                <w:i w:val="false"/>
-                <w:b w:val="false"/>
-                <w:u w:val="none"/>
-                <w:strike w:val="false"/>
-                <w:sz w:val="18"/>
-                <w:szCs w:val="18"/>
-                <w:color w:val="000000"/>
-              </w:rPr>
-              <w:t xml:space="preserve">69</w:t>
-            </w:r>
-          </w:p>
-        </w:tc>
-        <w:tc>
-          <w:tcPr>
-            <w:tcBorders>
-              <w:bottom w:val="none" w:sz="0" w:space="0" w:color="000000"/>
-              <w:top w:val="none" w:sz="0" w:space="0" w:color="000000"/>
-              <w:left w:val="none" w:sz="0" w:space="0" w:color="000000"/>
-              <w:right w:val="none" w:sz="0" w:space="0" w:color="000000"/>
-            </w:tcBorders>
-            <w:shd w:val="clear" w:color="auto" w:fill="FFFFFF"/>
-            <w:tcMar>
-              <w:top w:w="0" w:type="dxa"/>
-              <w:bottom w:w="0" w:type="dxa"/>
-              <w:left w:w="0" w:type="dxa"/>
-              <w:right w:w="0" w:type="dxa"/>
-            </w:tcMar>
-            <w:vAlign w:val="center"/>
-          </w:tcPr>
-          <w:p>
-            <w:pPr>
-              <w:pStyle w:val="Normal"/>
-              <w:jc w:val="right"/>
-              <w:pBdr>
-                <w:bottom w:val="none" w:sz="0" w:space="0" w:color="000000"/>
-                <w:top w:val="none" w:sz="0" w:space="0" w:color="000000"/>
-                <w:left w:val="none" w:sz="0" w:space="0" w:color="000000"/>
-                <w:right w:val="none" w:sz="0" w:space="0" w:color="000000"/>
-              </w:pBdr>
-              <w:spacing w:after="100" w:before="100" w:line="240"/>
-              <w:ind w:left="100" w:right="100" w:firstLine="0" w:firstLineChars="0"/>
-              <w:rPr>
-                <w:rFonts w:ascii="Times New Roman" w:hAnsi="Times New Roman" w:eastAsia="Times New Roman" w:cs="Times New Roman"/>
-                <w:i w:val="false"/>
-                <w:b w:val="false"/>
-                <w:u w:val="none"/>
-                <w:strike w:val="false"/>
-                <w:sz w:val="18"/>
-                <w:szCs w:val="18"/>
-                <w:color w:val="000000"/>
-              </w:rPr>
-            </w:pPr>
-            <w:r>
-              <w:rPr>
-                <w:rFonts w:ascii="Times New Roman" w:hAnsi="Times New Roman" w:eastAsia="Times New Roman" w:cs="Times New Roman"/>
-                <w:i w:val="false"/>
-                <w:b w:val="false"/>
-                <w:u w:val="none"/>
-                <w:strike w:val="false"/>
-                <w:sz w:val="18"/>
-                <w:szCs w:val="18"/>
-                <w:color w:val="000000"/>
-              </w:rPr>
-              <w:t xml:space="preserve">12</w:t>
-            </w:r>
-          </w:p>
-        </w:tc>
-        <w:tc>
-          <w:tcPr>
-            <w:tcBorders>
-              <w:bottom w:val="none" w:sz="0" w:space="0" w:color="000000"/>
-              <w:top w:val="none" w:sz="0" w:space="0" w:color="000000"/>
-              <w:left w:val="none" w:sz="0" w:space="0" w:color="000000"/>
-              <w:right w:val="none" w:sz="0" w:space="0" w:color="000000"/>
-            </w:tcBorders>
-            <w:shd w:val="clear" w:color="auto" w:fill="FFFFFF"/>
-            <w:tcMar>
-              <w:top w:w="0" w:type="dxa"/>
-              <w:bottom w:w="0" w:type="dxa"/>
-              <w:left w:w="0" w:type="dxa"/>
-              <w:right w:w="0" w:type="dxa"/>
-            </w:tcMar>
-            <w:vAlign w:val="center"/>
-          </w:tcPr>
-          <w:p>
-            <w:pPr>
-              <w:pStyle w:val="Normal"/>
-              <w:jc w:val="left"/>
-              <w:pBdr>
-                <w:bottom w:val="none" w:sz="0" w:space="0" w:color="000000"/>
-                <w:top w:val="none" w:sz="0" w:space="0" w:color="000000"/>
-                <w:left w:val="none" w:sz="0" w:space="0" w:color="000000"/>
-                <w:right w:val="none" w:sz="0" w:space="0" w:color="000000"/>
-              </w:pBdr>
-              <w:spacing w:after="100" w:before="100" w:line="240"/>
-              <w:ind w:left="100" w:right="100" w:firstLine="0" w:firstLineChars="0"/>
-              <w:rPr>
-                <w:rFonts w:ascii="Times New Roman" w:hAnsi="Times New Roman" w:eastAsia="Times New Roman" w:cs="Times New Roman"/>
-                <w:i w:val="false"/>
-                <w:b w:val="false"/>
-                <w:u w:val="none"/>
-                <w:strike w:val="false"/>
-                <w:sz w:val="18"/>
-                <w:szCs w:val="18"/>
-                <w:color w:val="000000"/>
-              </w:rPr>
-            </w:pPr>
-            <w:r>
-              <w:rPr>
-                <w:rFonts w:ascii="Times New Roman" w:hAnsi="Times New Roman" w:eastAsia="Times New Roman" w:cs="Times New Roman"/>
-                <w:i w:val="false"/>
-                <w:b w:val="false"/>
-                <w:u w:val="none"/>
-                <w:strike w:val="false"/>
-                <w:sz w:val="18"/>
-                <w:szCs w:val="18"/>
-                <w:color w:val="000000"/>
-              </w:rPr>
-              <w:t xml:space="preserve">1.18 (0.54–2.60)</w:t>
-            </w:r>
-          </w:p>
-        </w:tc>
-        <w:tc>
-          <w:tcPr>
-            <w:tcBorders>
-              <w:bottom w:val="none" w:sz="0" w:space="0" w:color="000000"/>
-              <w:top w:val="none" w:sz="0" w:space="0" w:color="000000"/>
-              <w:left w:val="none" w:sz="0" w:space="0" w:color="000000"/>
-              <w:right w:val="none" w:sz="0" w:space="0" w:color="000000"/>
-            </w:tcBorders>
-            <w:shd w:val="clear" w:color="auto" w:fill="FFFFFF"/>
-            <w:tcMar>
-              <w:top w:w="0" w:type="dxa"/>
-              <w:bottom w:w="0" w:type="dxa"/>
-              <w:left w:w="0" w:type="dxa"/>
-              <w:right w:w="0" w:type="dxa"/>
-            </w:tcMar>
-            <w:vAlign w:val="center"/>
-          </w:tcPr>
-          <w:p>
-            <w:pPr>
-              <w:pStyle w:val="Normal"/>
-              <w:jc w:val="left"/>
-              <w:pBdr>
-                <w:bottom w:val="none" w:sz="0" w:space="0" w:color="000000"/>
-                <w:top w:val="none" w:sz="0" w:space="0" w:color="000000"/>
-                <w:left w:val="none" w:sz="0" w:space="0" w:color="000000"/>
-                <w:right w:val="none" w:sz="0" w:space="0" w:color="000000"/>
-              </w:pBdr>
-              <w:spacing w:after="100" w:before="100" w:line="240"/>
-              <w:ind w:left="100" w:right="100" w:firstLine="0" w:firstLineChars="0"/>
-              <w:rPr>
-                <w:rFonts w:ascii="Times New Roman" w:hAnsi="Times New Roman" w:eastAsia="Times New Roman" w:cs="Times New Roman"/>
-                <w:i w:val="false"/>
-                <w:b w:val="false"/>
-                <w:u w:val="none"/>
-                <w:strike w:val="false"/>
-                <w:sz w:val="18"/>
-                <w:szCs w:val="18"/>
-                <w:color w:val="000000"/>
-              </w:rPr>
-            </w:pPr>
-            <w:r>
-              <w:rPr>
-                <w:rFonts w:ascii="Times New Roman" w:hAnsi="Times New Roman" w:eastAsia="Times New Roman" w:cs="Times New Roman"/>
-                <w:i w:val="false"/>
-                <w:b w:val="false"/>
-                <w:u w:val="none"/>
-                <w:strike w:val="false"/>
-                <w:sz w:val="18"/>
-                <w:szCs w:val="18"/>
-                <w:color w:val="000000"/>
-              </w:rPr>
-              <w:t xml:space="preserve">0.678</w:t>
             </w:r>
           </w:p>
         </w:tc>
@@ -13359,62 +13359,62 @@
                 <w:szCs w:val="18"/>
                 <w:color w:val="000000"/>
               </w:rPr>
-              <w:t xml:space="preserve">Pathologic stage</w:t>
-            </w:r>
-          </w:p>
-        </w:tc>
-        <w:tc>
-          <w:tcPr>
-            <w:tcBorders>
-              <w:bottom w:val="none" w:sz="0" w:space="0" w:color="000000"/>
-              <w:top w:val="none" w:sz="0" w:space="0" w:color="000000"/>
-              <w:left w:val="none" w:sz="0" w:space="0" w:color="000000"/>
-              <w:right w:val="none" w:sz="0" w:space="0" w:color="000000"/>
-            </w:tcBorders>
-            <w:shd w:val="clear" w:color="auto" w:fill="FFFFFF"/>
-            <w:tcMar>
-              <w:top w:w="0" w:type="dxa"/>
-              <w:bottom w:w="0" w:type="dxa"/>
-              <w:left w:w="0" w:type="dxa"/>
-              <w:right w:w="0" w:type="dxa"/>
-            </w:tcMar>
-            <w:vAlign w:val="center"/>
-          </w:tcPr>
-          <w:p>
-            <w:pPr>
-              <w:pStyle w:val="Normal"/>
-              <w:jc w:val="left"/>
-              <w:pBdr>
-                <w:bottom w:val="none" w:sz="0" w:space="0" w:color="000000"/>
-                <w:top w:val="none" w:sz="0" w:space="0" w:color="000000"/>
-                <w:left w:val="none" w:sz="0" w:space="0" w:color="000000"/>
-                <w:right w:val="none" w:sz="0" w:space="0" w:color="000000"/>
-              </w:pBdr>
-              <w:spacing w:after="100" w:before="100" w:line="240"/>
-              <w:ind w:left="100" w:right="100" w:firstLine="0" w:firstLineChars="0"/>
-              <w:rPr>
-                <w:rFonts w:ascii="Times New Roman" w:hAnsi="Times New Roman" w:eastAsia="Times New Roman" w:cs="Times New Roman"/>
-                <w:i w:val="false"/>
-                <w:b w:val="false"/>
-                <w:u w:val="none"/>
-                <w:strike w:val="false"/>
-                <w:sz w:val="18"/>
-                <w:szCs w:val="18"/>
-                <w:color w:val="000000"/>
-              </w:rPr>
-            </w:pPr>
-            <w:r>
-              <w:rPr>
-                <w:rFonts w:ascii="Times New Roman" w:hAnsi="Times New Roman" w:eastAsia="Times New Roman" w:cs="Times New Roman"/>
-                <w:i w:val="false"/>
-                <w:b w:val="false"/>
-                <w:u w:val="none"/>
-                <w:strike w:val="false"/>
-                <w:sz w:val="18"/>
-                <w:szCs w:val="18"/>
-                <w:color w:val="000000"/>
-              </w:rPr>
-              <w:t xml:space="preserve">I (ref)</w:t>
+              <w:t xml:space="preserve"/>
+            </w:r>
+          </w:p>
+        </w:tc>
+        <w:tc>
+          <w:tcPr>
+            <w:tcBorders>
+              <w:bottom w:val="none" w:sz="0" w:space="0" w:color="000000"/>
+              <w:top w:val="none" w:sz="0" w:space="0" w:color="000000"/>
+              <w:left w:val="none" w:sz="0" w:space="0" w:color="000000"/>
+              <w:right w:val="none" w:sz="0" w:space="0" w:color="000000"/>
+            </w:tcBorders>
+            <w:shd w:val="clear" w:color="auto" w:fill="FFFFFF"/>
+            <w:tcMar>
+              <w:top w:w="0" w:type="dxa"/>
+              <w:bottom w:w="0" w:type="dxa"/>
+              <w:left w:w="0" w:type="dxa"/>
+              <w:right w:w="0" w:type="dxa"/>
+            </w:tcMar>
+            <w:vAlign w:val="center"/>
+          </w:tcPr>
+          <w:p>
+            <w:pPr>
+              <w:pStyle w:val="Normal"/>
+              <w:jc w:val="left"/>
+              <w:pBdr>
+                <w:bottom w:val="none" w:sz="0" w:space="0" w:color="000000"/>
+                <w:top w:val="none" w:sz="0" w:space="0" w:color="000000"/>
+                <w:left w:val="none" w:sz="0" w:space="0" w:color="000000"/>
+                <w:right w:val="none" w:sz="0" w:space="0" w:color="000000"/>
+              </w:pBdr>
+              <w:spacing w:after="100" w:before="100" w:line="240"/>
+              <w:ind w:left="100" w:right="100" w:firstLine="0" w:firstLineChars="0"/>
+              <w:rPr>
+                <w:rFonts w:ascii="Times New Roman" w:hAnsi="Times New Roman" w:eastAsia="Times New Roman" w:cs="Times New Roman"/>
+                <w:i w:val="false"/>
+                <w:b w:val="false"/>
+                <w:u w:val="none"/>
+                <w:strike w:val="false"/>
+                <w:sz w:val="18"/>
+                <w:szCs w:val="18"/>
+                <w:color w:val="000000"/>
+              </w:rPr>
+            </w:pPr>
+            <w:r>
+              <w:rPr>
+                <w:rFonts w:ascii="Times New Roman" w:hAnsi="Times New Roman" w:eastAsia="Times New Roman" w:cs="Times New Roman"/>
+                <w:i w:val="false"/>
+                <w:b w:val="false"/>
+                <w:u w:val="none"/>
+                <w:strike w:val="false"/>
+                <w:sz w:val="18"/>
+                <w:szCs w:val="18"/>
+                <w:color w:val="000000"/>
+              </w:rPr>
+              <w:t xml:space="preserve">Female</w:t>
             </w:r>
           </w:p>
         </w:tc>
@@ -13469,7 +13469,7 @@
                 <w:szCs w:val="18"/>
                 <w:color w:val="000000"/>
               </w:rPr>
-              <w:t xml:space="preserve">30</w:t>
+              <w:t xml:space="preserve">69</w:t>
             </w:r>
           </w:p>
         </w:tc>
@@ -13524,62 +13524,117 @@
                 <w:szCs w:val="18"/>
                 <w:color w:val="000000"/>
               </w:rPr>
-              <w:t xml:space="preserve">2</w:t>
-            </w:r>
-          </w:p>
-        </w:tc>
-        <w:tc>
-          <w:tcPr>
-            <w:tcBorders>
-              <w:bottom w:val="none" w:sz="0" w:space="0" w:color="000000"/>
-              <w:top w:val="none" w:sz="0" w:space="0" w:color="000000"/>
-              <w:left w:val="none" w:sz="0" w:space="0" w:color="000000"/>
-              <w:right w:val="none" w:sz="0" w:space="0" w:color="000000"/>
-            </w:tcBorders>
-            <w:shd w:val="clear" w:color="auto" w:fill="FFFFFF"/>
-            <w:tcMar>
-              <w:top w:w="0" w:type="dxa"/>
-              <w:bottom w:w="0" w:type="dxa"/>
-              <w:left w:w="0" w:type="dxa"/>
-              <w:right w:w="0" w:type="dxa"/>
-            </w:tcMar>
-            <w:vAlign w:val="center"/>
-          </w:tcPr>
-          <w:p>
-            <w:pPr>
-              <w:pStyle w:val="Normal"/>
-              <w:jc w:val="left"/>
-              <w:pBdr>
-                <w:bottom w:val="none" w:sz="0" w:space="0" w:color="000000"/>
-                <w:top w:val="none" w:sz="0" w:space="0" w:color="000000"/>
-                <w:left w:val="none" w:sz="0" w:space="0" w:color="000000"/>
-                <w:right w:val="none" w:sz="0" w:space="0" w:color="000000"/>
-              </w:pBdr>
-              <w:spacing w:after="100" w:before="100" w:line="240"/>
-              <w:ind w:left="100" w:right="100" w:firstLine="0" w:firstLineChars="0"/>
-              <w:rPr>
-                <w:rFonts w:ascii="Times New Roman" w:hAnsi="Times New Roman" w:eastAsia="Times New Roman" w:cs="Times New Roman"/>
-                <w:i w:val="false"/>
-                <w:b w:val="false"/>
-                <w:u w:val="none"/>
-                <w:strike w:val="false"/>
-                <w:sz w:val="18"/>
-                <w:szCs w:val="18"/>
-                <w:color w:val="000000"/>
-              </w:rPr>
-            </w:pPr>
-            <w:r>
-              <w:rPr>
-                <w:rFonts w:ascii="Times New Roman" w:hAnsi="Times New Roman" w:eastAsia="Times New Roman" w:cs="Times New Roman"/>
-                <w:i w:val="false"/>
-                <w:b w:val="false"/>
-                <w:u w:val="none"/>
-                <w:strike w:val="false"/>
-                <w:sz w:val="18"/>
-                <w:szCs w:val="18"/>
-                <w:color w:val="000000"/>
-              </w:rPr>
-              <w:t xml:space="preserve">Reference</w:t>
+              <w:t xml:space="preserve">12</w:t>
+            </w:r>
+          </w:p>
+        </w:tc>
+        <w:tc>
+          <w:tcPr>
+            <w:tcBorders>
+              <w:bottom w:val="none" w:sz="0" w:space="0" w:color="000000"/>
+              <w:top w:val="none" w:sz="0" w:space="0" w:color="000000"/>
+              <w:left w:val="none" w:sz="0" w:space="0" w:color="000000"/>
+              <w:right w:val="none" w:sz="0" w:space="0" w:color="000000"/>
+            </w:tcBorders>
+            <w:shd w:val="clear" w:color="auto" w:fill="FFFFFF"/>
+            <w:tcMar>
+              <w:top w:w="0" w:type="dxa"/>
+              <w:bottom w:w="0" w:type="dxa"/>
+              <w:left w:w="0" w:type="dxa"/>
+              <w:right w:w="0" w:type="dxa"/>
+            </w:tcMar>
+            <w:vAlign w:val="center"/>
+          </w:tcPr>
+          <w:p>
+            <w:pPr>
+              <w:pStyle w:val="Normal"/>
+              <w:jc w:val="left"/>
+              <w:pBdr>
+                <w:bottom w:val="none" w:sz="0" w:space="0" w:color="000000"/>
+                <w:top w:val="none" w:sz="0" w:space="0" w:color="000000"/>
+                <w:left w:val="none" w:sz="0" w:space="0" w:color="000000"/>
+                <w:right w:val="none" w:sz="0" w:space="0" w:color="000000"/>
+              </w:pBdr>
+              <w:spacing w:after="100" w:before="100" w:line="240"/>
+              <w:ind w:left="100" w:right="100" w:firstLine="0" w:firstLineChars="0"/>
+              <w:rPr>
+                <w:rFonts w:ascii="Times New Roman" w:hAnsi="Times New Roman" w:eastAsia="Times New Roman" w:cs="Times New Roman"/>
+                <w:i w:val="false"/>
+                <w:b w:val="false"/>
+                <w:u w:val="none"/>
+                <w:strike w:val="false"/>
+                <w:sz w:val="18"/>
+                <w:szCs w:val="18"/>
+                <w:color w:val="000000"/>
+              </w:rPr>
+            </w:pPr>
+            <w:r>
+              <w:rPr>
+                <w:rFonts w:ascii="Times New Roman" w:hAnsi="Times New Roman" w:eastAsia="Times New Roman" w:cs="Times New Roman"/>
+                <w:i w:val="false"/>
+                <w:b w:val="false"/>
+                <w:u w:val="none"/>
+                <w:strike w:val="false"/>
+                <w:sz w:val="18"/>
+                <w:szCs w:val="18"/>
+                <w:color w:val="000000"/>
+              </w:rPr>
+              <w:t xml:space="preserve">1.18 (0.54–2.60)</w:t>
+            </w:r>
+          </w:p>
+        </w:tc>
+        <w:tc>
+          <w:tcPr>
+            <w:tcBorders>
+              <w:bottom w:val="none" w:sz="0" w:space="0" w:color="000000"/>
+              <w:top w:val="none" w:sz="0" w:space="0" w:color="000000"/>
+              <w:left w:val="none" w:sz="0" w:space="0" w:color="000000"/>
+              <w:right w:val="none" w:sz="0" w:space="0" w:color="000000"/>
+            </w:tcBorders>
+            <w:shd w:val="clear" w:color="auto" w:fill="FFFFFF"/>
+            <w:tcMar>
+              <w:top w:w="0" w:type="dxa"/>
+              <w:bottom w:w="0" w:type="dxa"/>
+              <w:left w:w="0" w:type="dxa"/>
+              <w:right w:w="0" w:type="dxa"/>
+            </w:tcMar>
+            <w:vAlign w:val="center"/>
+          </w:tcPr>
+          <w:p>
+            <w:pPr>
+              <w:pStyle w:val="Normal"/>
+              <w:jc w:val="left"/>
+              <w:pBdr>
+                <w:bottom w:val="none" w:sz="0" w:space="0" w:color="000000"/>
+                <w:top w:val="none" w:sz="0" w:space="0" w:color="000000"/>
+                <w:left w:val="none" w:sz="0" w:space="0" w:color="000000"/>
+                <w:right w:val="none" w:sz="0" w:space="0" w:color="000000"/>
+              </w:pBdr>
+              <w:spacing w:after="100" w:before="100" w:line="240"/>
+              <w:ind w:left="100" w:right="100" w:firstLine="0" w:firstLineChars="0"/>
+              <w:rPr>
+                <w:rFonts w:ascii="Times New Roman" w:hAnsi="Times New Roman" w:eastAsia="Times New Roman" w:cs="Times New Roman"/>
+                <w:i w:val="false"/>
+                <w:b w:val="false"/>
+                <w:u w:val="none"/>
+                <w:strike w:val="false"/>
+                <w:sz w:val="18"/>
+                <w:szCs w:val="18"/>
+                <w:color w:val="000000"/>
+              </w:rPr>
+            </w:pPr>
+            <w:r>
+              <w:rPr>
+                <w:rFonts w:ascii="Times New Roman" w:hAnsi="Times New Roman" w:eastAsia="Times New Roman" w:cs="Times New Roman"/>
+                <w:i w:val="false"/>
+                <w:b w:val="false"/>
+                <w:u w:val="none"/>
+                <w:strike w:val="false"/>
+                <w:sz w:val="18"/>
+                <w:szCs w:val="18"/>
+                <w:color w:val="000000"/>
+              </w:rPr>
+              <w:t xml:space="preserve">0.678</w:t>
             </w:r>
           </w:p>
         </w:tc>
@@ -13635,61 +13690,6 @@
                 <w:color w:val="000000"/>
               </w:rPr>
               <w:t xml:space="preserve"/>
-            </w:r>
-          </w:p>
-        </w:tc>
-        <w:tc>
-          <w:tcPr>
-            <w:tcBorders>
-              <w:bottom w:val="none" w:sz="0" w:space="0" w:color="000000"/>
-              <w:top w:val="none" w:sz="0" w:space="0" w:color="000000"/>
-              <w:left w:val="none" w:sz="0" w:space="0" w:color="000000"/>
-              <w:right w:val="none" w:sz="0" w:space="0" w:color="000000"/>
-            </w:tcBorders>
-            <w:shd w:val="clear" w:color="auto" w:fill="FFFFFF"/>
-            <w:tcMar>
-              <w:top w:w="0" w:type="dxa"/>
-              <w:bottom w:w="0" w:type="dxa"/>
-              <w:left w:w="0" w:type="dxa"/>
-              <w:right w:w="0" w:type="dxa"/>
-            </w:tcMar>
-            <w:vAlign w:val="center"/>
-          </w:tcPr>
-          <w:p>
-            <w:pPr>
-              <w:pStyle w:val="Normal"/>
-              <w:jc w:val="left"/>
-              <w:pBdr>
-                <w:bottom w:val="none" w:sz="0" w:space="0" w:color="000000"/>
-                <w:top w:val="none" w:sz="0" w:space="0" w:color="000000"/>
-                <w:left w:val="none" w:sz="0" w:space="0" w:color="000000"/>
-                <w:right w:val="none" w:sz="0" w:space="0" w:color="000000"/>
-              </w:pBdr>
-              <w:spacing w:after="100" w:before="100" w:line="240"/>
-              <w:ind w:left="100" w:right="100" w:firstLine="0" w:firstLineChars="0"/>
-              <w:rPr>
-                <w:rFonts w:ascii="Times New Roman" w:hAnsi="Times New Roman" w:eastAsia="Times New Roman" w:cs="Times New Roman"/>
-                <w:i w:val="false"/>
-                <w:b w:val="false"/>
-                <w:u w:val="none"/>
-                <w:strike w:val="false"/>
-                <w:sz w:val="18"/>
-                <w:szCs w:val="18"/>
-                <w:color w:val="000000"/>
-              </w:rPr>
-            </w:pPr>
-            <w:r>
-              <w:rPr>
-                <w:rFonts w:ascii="Times New Roman" w:hAnsi="Times New Roman" w:eastAsia="Times New Roman" w:cs="Times New Roman"/>
-                <w:i w:val="false"/>
-                <w:b w:val="false"/>
-                <w:u w:val="none"/>
-                <w:strike w:val="false"/>
-                <w:sz w:val="18"/>
-                <w:szCs w:val="18"/>
-                <w:color w:val="000000"/>
-              </w:rPr>
-              <w:t xml:space="preserve">0.026</w:t>
             </w:r>
           </w:p>
         </w:tc>
@@ -13749,282 +13749,282 @@
                 <w:szCs w:val="18"/>
                 <w:color w:val="000000"/>
               </w:rPr>
+              <w:t xml:space="preserve">Pathologic stage group</w:t>
+            </w:r>
+          </w:p>
+        </w:tc>
+        <w:tc>
+          <w:tcPr>
+            <w:tcBorders>
+              <w:bottom w:val="none" w:sz="0" w:space="0" w:color="000000"/>
+              <w:top w:val="none" w:sz="0" w:space="0" w:color="000000"/>
+              <w:left w:val="none" w:sz="0" w:space="0" w:color="000000"/>
+              <w:right w:val="none" w:sz="0" w:space="0" w:color="000000"/>
+            </w:tcBorders>
+            <w:shd w:val="clear" w:color="auto" w:fill="FFFFFF"/>
+            <w:tcMar>
+              <w:top w:w="0" w:type="dxa"/>
+              <w:bottom w:w="0" w:type="dxa"/>
+              <w:left w:w="0" w:type="dxa"/>
+              <w:right w:w="0" w:type="dxa"/>
+            </w:tcMar>
+            <w:vAlign w:val="center"/>
+          </w:tcPr>
+          <w:p>
+            <w:pPr>
+              <w:pStyle w:val="Normal"/>
+              <w:jc w:val="left"/>
+              <w:pBdr>
+                <w:bottom w:val="none" w:sz="0" w:space="0" w:color="000000"/>
+                <w:top w:val="none" w:sz="0" w:space="0" w:color="000000"/>
+                <w:left w:val="none" w:sz="0" w:space="0" w:color="000000"/>
+                <w:right w:val="none" w:sz="0" w:space="0" w:color="000000"/>
+              </w:pBdr>
+              <w:spacing w:after="100" w:before="100" w:line="240"/>
+              <w:ind w:left="100" w:right="100" w:firstLine="0" w:firstLineChars="0"/>
+              <w:rPr>
+                <w:rFonts w:ascii="Times New Roman" w:hAnsi="Times New Roman" w:eastAsia="Times New Roman" w:cs="Times New Roman"/>
+                <w:i w:val="false"/>
+                <w:b w:val="false"/>
+                <w:u w:val="none"/>
+                <w:strike w:val="false"/>
+                <w:sz w:val="18"/>
+                <w:szCs w:val="18"/>
+                <w:color w:val="000000"/>
+              </w:rPr>
+            </w:pPr>
+            <w:r>
+              <w:rPr>
+                <w:rFonts w:ascii="Times New Roman" w:hAnsi="Times New Roman" w:eastAsia="Times New Roman" w:cs="Times New Roman"/>
+                <w:i w:val="false"/>
+                <w:b w:val="false"/>
+                <w:u w:val="none"/>
+                <w:strike w:val="false"/>
+                <w:sz w:val="18"/>
+                <w:szCs w:val="18"/>
+                <w:color w:val="000000"/>
+              </w:rPr>
+              <w:t xml:space="preserve">I–II (ref)</w:t>
+            </w:r>
+          </w:p>
+        </w:tc>
+        <w:tc>
+          <w:tcPr>
+            <w:tcBorders>
+              <w:bottom w:val="none" w:sz="0" w:space="0" w:color="000000"/>
+              <w:top w:val="none" w:sz="0" w:space="0" w:color="000000"/>
+              <w:left w:val="none" w:sz="0" w:space="0" w:color="000000"/>
+              <w:right w:val="none" w:sz="0" w:space="0" w:color="000000"/>
+            </w:tcBorders>
+            <w:shd w:val="clear" w:color="auto" w:fill="FFFFFF"/>
+            <w:tcMar>
+              <w:top w:w="0" w:type="dxa"/>
+              <w:bottom w:w="0" w:type="dxa"/>
+              <w:left w:w="0" w:type="dxa"/>
+              <w:right w:w="0" w:type="dxa"/>
+            </w:tcMar>
+            <w:vAlign w:val="center"/>
+          </w:tcPr>
+          <w:p>
+            <w:pPr>
+              <w:pStyle w:val="Normal"/>
+              <w:jc w:val="right"/>
+              <w:pBdr>
+                <w:bottom w:val="none" w:sz="0" w:space="0" w:color="000000"/>
+                <w:top w:val="none" w:sz="0" w:space="0" w:color="000000"/>
+                <w:left w:val="none" w:sz="0" w:space="0" w:color="000000"/>
+                <w:right w:val="none" w:sz="0" w:space="0" w:color="000000"/>
+              </w:pBdr>
+              <w:spacing w:after="100" w:before="100" w:line="240"/>
+              <w:ind w:left="100" w:right="100" w:firstLine="0" w:firstLineChars="0"/>
+              <w:rPr>
+                <w:rFonts w:ascii="Times New Roman" w:hAnsi="Times New Roman" w:eastAsia="Times New Roman" w:cs="Times New Roman"/>
+                <w:i w:val="false"/>
+                <w:b w:val="false"/>
+                <w:u w:val="none"/>
+                <w:strike w:val="false"/>
+                <w:sz w:val="18"/>
+                <w:szCs w:val="18"/>
+                <w:color w:val="000000"/>
+              </w:rPr>
+            </w:pPr>
+            <w:r>
+              <w:rPr>
+                <w:rFonts w:ascii="Times New Roman" w:hAnsi="Times New Roman" w:eastAsia="Times New Roman" w:cs="Times New Roman"/>
+                <w:i w:val="false"/>
+                <w:b w:val="false"/>
+                <w:u w:val="none"/>
+                <w:strike w:val="false"/>
+                <w:sz w:val="18"/>
+                <w:szCs w:val="18"/>
+                <w:color w:val="000000"/>
+              </w:rPr>
+              <w:t xml:space="preserve">79</w:t>
+            </w:r>
+          </w:p>
+        </w:tc>
+        <w:tc>
+          <w:tcPr>
+            <w:tcBorders>
+              <w:bottom w:val="none" w:sz="0" w:space="0" w:color="000000"/>
+              <w:top w:val="none" w:sz="0" w:space="0" w:color="000000"/>
+              <w:left w:val="none" w:sz="0" w:space="0" w:color="000000"/>
+              <w:right w:val="none" w:sz="0" w:space="0" w:color="000000"/>
+            </w:tcBorders>
+            <w:shd w:val="clear" w:color="auto" w:fill="FFFFFF"/>
+            <w:tcMar>
+              <w:top w:w="0" w:type="dxa"/>
+              <w:bottom w:w="0" w:type="dxa"/>
+              <w:left w:w="0" w:type="dxa"/>
+              <w:right w:w="0" w:type="dxa"/>
+            </w:tcMar>
+            <w:vAlign w:val="center"/>
+          </w:tcPr>
+          <w:p>
+            <w:pPr>
+              <w:pStyle w:val="Normal"/>
+              <w:jc w:val="right"/>
+              <w:pBdr>
+                <w:bottom w:val="none" w:sz="0" w:space="0" w:color="000000"/>
+                <w:top w:val="none" w:sz="0" w:space="0" w:color="000000"/>
+                <w:left w:val="none" w:sz="0" w:space="0" w:color="000000"/>
+                <w:right w:val="none" w:sz="0" w:space="0" w:color="000000"/>
+              </w:pBdr>
+              <w:spacing w:after="100" w:before="100" w:line="240"/>
+              <w:ind w:left="100" w:right="100" w:firstLine="0" w:firstLineChars="0"/>
+              <w:rPr>
+                <w:rFonts w:ascii="Times New Roman" w:hAnsi="Times New Roman" w:eastAsia="Times New Roman" w:cs="Times New Roman"/>
+                <w:i w:val="false"/>
+                <w:b w:val="false"/>
+                <w:u w:val="none"/>
+                <w:strike w:val="false"/>
+                <w:sz w:val="18"/>
+                <w:szCs w:val="18"/>
+                <w:color w:val="000000"/>
+              </w:rPr>
+            </w:pPr>
+            <w:r>
+              <w:rPr>
+                <w:rFonts w:ascii="Times New Roman" w:hAnsi="Times New Roman" w:eastAsia="Times New Roman" w:cs="Times New Roman"/>
+                <w:i w:val="false"/>
+                <w:b w:val="false"/>
+                <w:u w:val="none"/>
+                <w:strike w:val="false"/>
+                <w:sz w:val="18"/>
+                <w:szCs w:val="18"/>
+                <w:color w:val="000000"/>
+              </w:rPr>
+              <w:t xml:space="preserve">7</w:t>
+            </w:r>
+          </w:p>
+        </w:tc>
+        <w:tc>
+          <w:tcPr>
+            <w:tcBorders>
+              <w:bottom w:val="none" w:sz="0" w:space="0" w:color="000000"/>
+              <w:top w:val="none" w:sz="0" w:space="0" w:color="000000"/>
+              <w:left w:val="none" w:sz="0" w:space="0" w:color="000000"/>
+              <w:right w:val="none" w:sz="0" w:space="0" w:color="000000"/>
+            </w:tcBorders>
+            <w:shd w:val="clear" w:color="auto" w:fill="FFFFFF"/>
+            <w:tcMar>
+              <w:top w:w="0" w:type="dxa"/>
+              <w:bottom w:w="0" w:type="dxa"/>
+              <w:left w:w="0" w:type="dxa"/>
+              <w:right w:w="0" w:type="dxa"/>
+            </w:tcMar>
+            <w:vAlign w:val="center"/>
+          </w:tcPr>
+          <w:p>
+            <w:pPr>
+              <w:pStyle w:val="Normal"/>
+              <w:jc w:val="left"/>
+              <w:pBdr>
+                <w:bottom w:val="none" w:sz="0" w:space="0" w:color="000000"/>
+                <w:top w:val="none" w:sz="0" w:space="0" w:color="000000"/>
+                <w:left w:val="none" w:sz="0" w:space="0" w:color="000000"/>
+                <w:right w:val="none" w:sz="0" w:space="0" w:color="000000"/>
+              </w:pBdr>
+              <w:spacing w:after="100" w:before="100" w:line="240"/>
+              <w:ind w:left="100" w:right="100" w:firstLine="0" w:firstLineChars="0"/>
+              <w:rPr>
+                <w:rFonts w:ascii="Times New Roman" w:hAnsi="Times New Roman" w:eastAsia="Times New Roman" w:cs="Times New Roman"/>
+                <w:i w:val="false"/>
+                <w:b w:val="false"/>
+                <w:u w:val="none"/>
+                <w:strike w:val="false"/>
+                <w:sz w:val="18"/>
+                <w:szCs w:val="18"/>
+                <w:color w:val="000000"/>
+              </w:rPr>
+            </w:pPr>
+            <w:r>
+              <w:rPr>
+                <w:rFonts w:ascii="Times New Roman" w:hAnsi="Times New Roman" w:eastAsia="Times New Roman" w:cs="Times New Roman"/>
+                <w:i w:val="false"/>
+                <w:b w:val="false"/>
+                <w:u w:val="none"/>
+                <w:strike w:val="false"/>
+                <w:sz w:val="18"/>
+                <w:szCs w:val="18"/>
+                <w:color w:val="000000"/>
+              </w:rPr>
+              <w:t xml:space="preserve">Reference</w:t>
+            </w:r>
+          </w:p>
+        </w:tc>
+        <w:tc>
+          <w:tcPr>
+            <w:tcBorders>
+              <w:bottom w:val="none" w:sz="0" w:space="0" w:color="000000"/>
+              <w:top w:val="none" w:sz="0" w:space="0" w:color="000000"/>
+              <w:left w:val="none" w:sz="0" w:space="0" w:color="000000"/>
+              <w:right w:val="none" w:sz="0" w:space="0" w:color="000000"/>
+            </w:tcBorders>
+            <w:shd w:val="clear" w:color="auto" w:fill="FFFFFF"/>
+            <w:tcMar>
+              <w:top w:w="0" w:type="dxa"/>
+              <w:bottom w:w="0" w:type="dxa"/>
+              <w:left w:w="0" w:type="dxa"/>
+              <w:right w:w="0" w:type="dxa"/>
+            </w:tcMar>
+            <w:vAlign w:val="center"/>
+          </w:tcPr>
+          <w:p>
+            <w:pPr>
+              <w:pStyle w:val="Normal"/>
+              <w:jc w:val="left"/>
+              <w:pBdr>
+                <w:bottom w:val="none" w:sz="0" w:space="0" w:color="000000"/>
+                <w:top w:val="none" w:sz="0" w:space="0" w:color="000000"/>
+                <w:left w:val="none" w:sz="0" w:space="0" w:color="000000"/>
+                <w:right w:val="none" w:sz="0" w:space="0" w:color="000000"/>
+              </w:pBdr>
+              <w:spacing w:after="100" w:before="100" w:line="240"/>
+              <w:ind w:left="100" w:right="100" w:firstLine="0" w:firstLineChars="0"/>
+              <w:rPr>
+                <w:rFonts w:ascii="Times New Roman" w:hAnsi="Times New Roman" w:eastAsia="Times New Roman" w:cs="Times New Roman"/>
+                <w:i w:val="false"/>
+                <w:b w:val="false"/>
+                <w:u w:val="none"/>
+                <w:strike w:val="false"/>
+                <w:sz w:val="18"/>
+                <w:szCs w:val="18"/>
+                <w:color w:val="000000"/>
+              </w:rPr>
+            </w:pPr>
+            <w:r>
+              <w:rPr>
+                <w:rFonts w:ascii="Times New Roman" w:hAnsi="Times New Roman" w:eastAsia="Times New Roman" w:cs="Times New Roman"/>
+                <w:i w:val="false"/>
+                <w:b w:val="false"/>
+                <w:u w:val="none"/>
+                <w:strike w:val="false"/>
+                <w:sz w:val="18"/>
+                <w:szCs w:val="18"/>
+                <w:color w:val="000000"/>
+              </w:rPr>
               <w:t xml:space="preserve"/>
-            </w:r>
-          </w:p>
-        </w:tc>
-        <w:tc>
-          <w:tcPr>
-            <w:tcBorders>
-              <w:bottom w:val="none" w:sz="0" w:space="0" w:color="000000"/>
-              <w:top w:val="none" w:sz="0" w:space="0" w:color="000000"/>
-              <w:left w:val="none" w:sz="0" w:space="0" w:color="000000"/>
-              <w:right w:val="none" w:sz="0" w:space="0" w:color="000000"/>
-            </w:tcBorders>
-            <w:shd w:val="clear" w:color="auto" w:fill="FFFFFF"/>
-            <w:tcMar>
-              <w:top w:w="0" w:type="dxa"/>
-              <w:bottom w:w="0" w:type="dxa"/>
-              <w:left w:w="0" w:type="dxa"/>
-              <w:right w:w="0" w:type="dxa"/>
-            </w:tcMar>
-            <w:vAlign w:val="center"/>
-          </w:tcPr>
-          <w:p>
-            <w:pPr>
-              <w:pStyle w:val="Normal"/>
-              <w:jc w:val="left"/>
-              <w:pBdr>
-                <w:bottom w:val="none" w:sz="0" w:space="0" w:color="000000"/>
-                <w:top w:val="none" w:sz="0" w:space="0" w:color="000000"/>
-                <w:left w:val="none" w:sz="0" w:space="0" w:color="000000"/>
-                <w:right w:val="none" w:sz="0" w:space="0" w:color="000000"/>
-              </w:pBdr>
-              <w:spacing w:after="100" w:before="100" w:line="240"/>
-              <w:ind w:left="100" w:right="100" w:firstLine="0" w:firstLineChars="0"/>
-              <w:rPr>
-                <w:rFonts w:ascii="Times New Roman" w:hAnsi="Times New Roman" w:eastAsia="Times New Roman" w:cs="Times New Roman"/>
-                <w:i w:val="false"/>
-                <w:b w:val="false"/>
-                <w:u w:val="none"/>
-                <w:strike w:val="false"/>
-                <w:sz w:val="18"/>
-                <w:szCs w:val="18"/>
-                <w:color w:val="000000"/>
-              </w:rPr>
-            </w:pPr>
-            <w:r>
-              <w:rPr>
-                <w:rFonts w:ascii="Times New Roman" w:hAnsi="Times New Roman" w:eastAsia="Times New Roman" w:cs="Times New Roman"/>
-                <w:i w:val="false"/>
-                <w:b w:val="false"/>
-                <w:u w:val="none"/>
-                <w:strike w:val="false"/>
-                <w:sz w:val="18"/>
-                <w:szCs w:val="18"/>
-                <w:color w:val="000000"/>
-              </w:rPr>
-              <w:t xml:space="preserve">II</w:t>
-            </w:r>
-          </w:p>
-        </w:tc>
-        <w:tc>
-          <w:tcPr>
-            <w:tcBorders>
-              <w:bottom w:val="none" w:sz="0" w:space="0" w:color="000000"/>
-              <w:top w:val="none" w:sz="0" w:space="0" w:color="000000"/>
-              <w:left w:val="none" w:sz="0" w:space="0" w:color="000000"/>
-              <w:right w:val="none" w:sz="0" w:space="0" w:color="000000"/>
-            </w:tcBorders>
-            <w:shd w:val="clear" w:color="auto" w:fill="FFFFFF"/>
-            <w:tcMar>
-              <w:top w:w="0" w:type="dxa"/>
-              <w:bottom w:w="0" w:type="dxa"/>
-              <w:left w:w="0" w:type="dxa"/>
-              <w:right w:w="0" w:type="dxa"/>
-            </w:tcMar>
-            <w:vAlign w:val="center"/>
-          </w:tcPr>
-          <w:p>
-            <w:pPr>
-              <w:pStyle w:val="Normal"/>
-              <w:jc w:val="right"/>
-              <w:pBdr>
-                <w:bottom w:val="none" w:sz="0" w:space="0" w:color="000000"/>
-                <w:top w:val="none" w:sz="0" w:space="0" w:color="000000"/>
-                <w:left w:val="none" w:sz="0" w:space="0" w:color="000000"/>
-                <w:right w:val="none" w:sz="0" w:space="0" w:color="000000"/>
-              </w:pBdr>
-              <w:spacing w:after="100" w:before="100" w:line="240"/>
-              <w:ind w:left="100" w:right="100" w:firstLine="0" w:firstLineChars="0"/>
-              <w:rPr>
-                <w:rFonts w:ascii="Times New Roman" w:hAnsi="Times New Roman" w:eastAsia="Times New Roman" w:cs="Times New Roman"/>
-                <w:i w:val="false"/>
-                <w:b w:val="false"/>
-                <w:u w:val="none"/>
-                <w:strike w:val="false"/>
-                <w:sz w:val="18"/>
-                <w:szCs w:val="18"/>
-                <w:color w:val="000000"/>
-              </w:rPr>
-            </w:pPr>
-            <w:r>
-              <w:rPr>
-                <w:rFonts w:ascii="Times New Roman" w:hAnsi="Times New Roman" w:eastAsia="Times New Roman" w:cs="Times New Roman"/>
-                <w:i w:val="false"/>
-                <w:b w:val="false"/>
-                <w:u w:val="none"/>
-                <w:strike w:val="false"/>
-                <w:sz w:val="18"/>
-                <w:szCs w:val="18"/>
-                <w:color w:val="000000"/>
-              </w:rPr>
-              <w:t xml:space="preserve">49</w:t>
-            </w:r>
-          </w:p>
-        </w:tc>
-        <w:tc>
-          <w:tcPr>
-            <w:tcBorders>
-              <w:bottom w:val="none" w:sz="0" w:space="0" w:color="000000"/>
-              <w:top w:val="none" w:sz="0" w:space="0" w:color="000000"/>
-              <w:left w:val="none" w:sz="0" w:space="0" w:color="000000"/>
-              <w:right w:val="none" w:sz="0" w:space="0" w:color="000000"/>
-            </w:tcBorders>
-            <w:shd w:val="clear" w:color="auto" w:fill="FFFFFF"/>
-            <w:tcMar>
-              <w:top w:w="0" w:type="dxa"/>
-              <w:bottom w:w="0" w:type="dxa"/>
-              <w:left w:w="0" w:type="dxa"/>
-              <w:right w:w="0" w:type="dxa"/>
-            </w:tcMar>
-            <w:vAlign w:val="center"/>
-          </w:tcPr>
-          <w:p>
-            <w:pPr>
-              <w:pStyle w:val="Normal"/>
-              <w:jc w:val="right"/>
-              <w:pBdr>
-                <w:bottom w:val="none" w:sz="0" w:space="0" w:color="000000"/>
-                <w:top w:val="none" w:sz="0" w:space="0" w:color="000000"/>
-                <w:left w:val="none" w:sz="0" w:space="0" w:color="000000"/>
-                <w:right w:val="none" w:sz="0" w:space="0" w:color="000000"/>
-              </w:pBdr>
-              <w:spacing w:after="100" w:before="100" w:line="240"/>
-              <w:ind w:left="100" w:right="100" w:firstLine="0" w:firstLineChars="0"/>
-              <w:rPr>
-                <w:rFonts w:ascii="Times New Roman" w:hAnsi="Times New Roman" w:eastAsia="Times New Roman" w:cs="Times New Roman"/>
-                <w:i w:val="false"/>
-                <w:b w:val="false"/>
-                <w:u w:val="none"/>
-                <w:strike w:val="false"/>
-                <w:sz w:val="18"/>
-                <w:szCs w:val="18"/>
-                <w:color w:val="000000"/>
-              </w:rPr>
-            </w:pPr>
-            <w:r>
-              <w:rPr>
-                <w:rFonts w:ascii="Times New Roman" w:hAnsi="Times New Roman" w:eastAsia="Times New Roman" w:cs="Times New Roman"/>
-                <w:i w:val="false"/>
-                <w:b w:val="false"/>
-                <w:u w:val="none"/>
-                <w:strike w:val="false"/>
-                <w:sz w:val="18"/>
-                <w:szCs w:val="18"/>
-                <w:color w:val="000000"/>
-              </w:rPr>
-              <w:t xml:space="preserve">5</w:t>
-            </w:r>
-          </w:p>
-        </w:tc>
-        <w:tc>
-          <w:tcPr>
-            <w:tcBorders>
-              <w:bottom w:val="none" w:sz="0" w:space="0" w:color="000000"/>
-              <w:top w:val="none" w:sz="0" w:space="0" w:color="000000"/>
-              <w:left w:val="none" w:sz="0" w:space="0" w:color="000000"/>
-              <w:right w:val="none" w:sz="0" w:space="0" w:color="000000"/>
-            </w:tcBorders>
-            <w:shd w:val="clear" w:color="auto" w:fill="FFFFFF"/>
-            <w:tcMar>
-              <w:top w:w="0" w:type="dxa"/>
-              <w:bottom w:w="0" w:type="dxa"/>
-              <w:left w:w="0" w:type="dxa"/>
-              <w:right w:w="0" w:type="dxa"/>
-            </w:tcMar>
-            <w:vAlign w:val="center"/>
-          </w:tcPr>
-          <w:p>
-            <w:pPr>
-              <w:pStyle w:val="Normal"/>
-              <w:jc w:val="left"/>
-              <w:pBdr>
-                <w:bottom w:val="none" w:sz="0" w:space="0" w:color="000000"/>
-                <w:top w:val="none" w:sz="0" w:space="0" w:color="000000"/>
-                <w:left w:val="none" w:sz="0" w:space="0" w:color="000000"/>
-                <w:right w:val="none" w:sz="0" w:space="0" w:color="000000"/>
-              </w:pBdr>
-              <w:spacing w:after="100" w:before="100" w:line="240"/>
-              <w:ind w:left="100" w:right="100" w:firstLine="0" w:firstLineChars="0"/>
-              <w:rPr>
-                <w:rFonts w:ascii="Times New Roman" w:hAnsi="Times New Roman" w:eastAsia="Times New Roman" w:cs="Times New Roman"/>
-                <w:i w:val="false"/>
-                <w:b w:val="false"/>
-                <w:u w:val="none"/>
-                <w:strike w:val="false"/>
-                <w:sz w:val="18"/>
-                <w:szCs w:val="18"/>
-                <w:color w:val="000000"/>
-              </w:rPr>
-            </w:pPr>
-            <w:r>
-              <w:rPr>
-                <w:rFonts w:ascii="Times New Roman" w:hAnsi="Times New Roman" w:eastAsia="Times New Roman" w:cs="Times New Roman"/>
-                <w:i w:val="false"/>
-                <w:b w:val="false"/>
-                <w:u w:val="none"/>
-                <w:strike w:val="false"/>
-                <w:sz w:val="18"/>
-                <w:szCs w:val="18"/>
-                <w:color w:val="000000"/>
-              </w:rPr>
-              <w:t xml:space="preserve">1.25 (0.24–6.49)</w:t>
-            </w:r>
-          </w:p>
-        </w:tc>
-        <w:tc>
-          <w:tcPr>
-            <w:tcBorders>
-              <w:bottom w:val="none" w:sz="0" w:space="0" w:color="000000"/>
-              <w:top w:val="none" w:sz="0" w:space="0" w:color="000000"/>
-              <w:left w:val="none" w:sz="0" w:space="0" w:color="000000"/>
-              <w:right w:val="none" w:sz="0" w:space="0" w:color="000000"/>
-            </w:tcBorders>
-            <w:shd w:val="clear" w:color="auto" w:fill="FFFFFF"/>
-            <w:tcMar>
-              <w:top w:w="0" w:type="dxa"/>
-              <w:bottom w:w="0" w:type="dxa"/>
-              <w:left w:w="0" w:type="dxa"/>
-              <w:right w:w="0" w:type="dxa"/>
-            </w:tcMar>
-            <w:vAlign w:val="center"/>
-          </w:tcPr>
-          <w:p>
-            <w:pPr>
-              <w:pStyle w:val="Normal"/>
-              <w:jc w:val="left"/>
-              <w:pBdr>
-                <w:bottom w:val="none" w:sz="0" w:space="0" w:color="000000"/>
-                <w:top w:val="none" w:sz="0" w:space="0" w:color="000000"/>
-                <w:left w:val="none" w:sz="0" w:space="0" w:color="000000"/>
-                <w:right w:val="none" w:sz="0" w:space="0" w:color="000000"/>
-              </w:pBdr>
-              <w:spacing w:after="100" w:before="100" w:line="240"/>
-              <w:ind w:left="100" w:right="100" w:firstLine="0" w:firstLineChars="0"/>
-              <w:rPr>
-                <w:rFonts w:ascii="Times New Roman" w:hAnsi="Times New Roman" w:eastAsia="Times New Roman" w:cs="Times New Roman"/>
-                <w:i w:val="false"/>
-                <w:b w:val="false"/>
-                <w:u w:val="none"/>
-                <w:strike w:val="false"/>
-                <w:sz w:val="18"/>
-                <w:szCs w:val="18"/>
-                <w:color w:val="000000"/>
-              </w:rPr>
-            </w:pPr>
-            <w:r>
-              <w:rPr>
-                <w:rFonts w:ascii="Times New Roman" w:hAnsi="Times New Roman" w:eastAsia="Times New Roman" w:cs="Times New Roman"/>
-                <w:i w:val="false"/>
-                <w:b w:val="false"/>
-                <w:u w:val="none"/>
-                <w:strike w:val="false"/>
-                <w:sz w:val="18"/>
-                <w:szCs w:val="18"/>
-                <w:color w:val="000000"/>
-              </w:rPr>
-              <w:t xml:space="preserve">0.792</w:t>
             </w:r>
           </w:p>
         </w:tc>
@@ -14194,7 +14194,7 @@
                 <w:szCs w:val="18"/>
                 <w:color w:val="000000"/>
               </w:rPr>
-              <w:t xml:space="preserve">III</w:t>
+              <w:t xml:space="preserve">III–IV</w:t>
             </w:r>
           </w:p>
         </w:tc>
@@ -14249,7 +14249,7 @@
                 <w:szCs w:val="18"/>
                 <w:color w:val="000000"/>
               </w:rPr>
-              <w:t xml:space="preserve">47</w:t>
+              <w:t xml:space="preserve">72</w:t>
             </w:r>
           </w:p>
         </w:tc>
@@ -14304,117 +14304,117 @@
                 <w:szCs w:val="18"/>
                 <w:color w:val="000000"/>
               </w:rPr>
-              <w:t xml:space="preserve">8</w:t>
-            </w:r>
-          </w:p>
-        </w:tc>
-        <w:tc>
-          <w:tcPr>
-            <w:tcBorders>
-              <w:bottom w:val="none" w:sz="0" w:space="0" w:color="000000"/>
-              <w:top w:val="none" w:sz="0" w:space="0" w:color="000000"/>
-              <w:left w:val="none" w:sz="0" w:space="0" w:color="000000"/>
-              <w:right w:val="none" w:sz="0" w:space="0" w:color="000000"/>
-            </w:tcBorders>
-            <w:shd w:val="clear" w:color="auto" w:fill="FFFFFF"/>
-            <w:tcMar>
-              <w:top w:w="0" w:type="dxa"/>
-              <w:bottom w:w="0" w:type="dxa"/>
-              <w:left w:w="0" w:type="dxa"/>
-              <w:right w:w="0" w:type="dxa"/>
-            </w:tcMar>
-            <w:vAlign w:val="center"/>
-          </w:tcPr>
-          <w:p>
-            <w:pPr>
-              <w:pStyle w:val="Normal"/>
-              <w:jc w:val="left"/>
-              <w:pBdr>
-                <w:bottom w:val="none" w:sz="0" w:space="0" w:color="000000"/>
-                <w:top w:val="none" w:sz="0" w:space="0" w:color="000000"/>
-                <w:left w:val="none" w:sz="0" w:space="0" w:color="000000"/>
-                <w:right w:val="none" w:sz="0" w:space="0" w:color="000000"/>
-              </w:pBdr>
-              <w:spacing w:after="100" w:before="100" w:line="240"/>
-              <w:ind w:left="100" w:right="100" w:firstLine="0" w:firstLineChars="0"/>
-              <w:rPr>
-                <w:rFonts w:ascii="Times New Roman" w:hAnsi="Times New Roman" w:eastAsia="Times New Roman" w:cs="Times New Roman"/>
-                <w:i w:val="false"/>
-                <w:b w:val="false"/>
-                <w:u w:val="none"/>
-                <w:strike w:val="false"/>
-                <w:sz w:val="18"/>
-                <w:szCs w:val="18"/>
-                <w:color w:val="000000"/>
-              </w:rPr>
-            </w:pPr>
-            <w:r>
-              <w:rPr>
-                <w:rFonts w:ascii="Times New Roman" w:hAnsi="Times New Roman" w:eastAsia="Times New Roman" w:cs="Times New Roman"/>
-                <w:i w:val="false"/>
-                <w:b w:val="false"/>
-                <w:u w:val="none"/>
-                <w:strike w:val="false"/>
-                <w:sz w:val="18"/>
-                <w:szCs w:val="18"/>
-                <w:color w:val="000000"/>
-              </w:rPr>
-              <w:t xml:space="preserve">2.39 (0.50–11.46)</w:t>
-            </w:r>
-          </w:p>
-        </w:tc>
-        <w:tc>
-          <w:tcPr>
-            <w:tcBorders>
-              <w:bottom w:val="none" w:sz="0" w:space="0" w:color="000000"/>
-              <w:top w:val="none" w:sz="0" w:space="0" w:color="000000"/>
-              <w:left w:val="none" w:sz="0" w:space="0" w:color="000000"/>
-              <w:right w:val="none" w:sz="0" w:space="0" w:color="000000"/>
-            </w:tcBorders>
-            <w:shd w:val="clear" w:color="auto" w:fill="FFFFFF"/>
-            <w:tcMar>
-              <w:top w:w="0" w:type="dxa"/>
-              <w:bottom w:w="0" w:type="dxa"/>
-              <w:left w:w="0" w:type="dxa"/>
-              <w:right w:w="0" w:type="dxa"/>
-            </w:tcMar>
-            <w:vAlign w:val="center"/>
-          </w:tcPr>
-          <w:p>
-            <w:pPr>
-              <w:pStyle w:val="Normal"/>
-              <w:jc w:val="left"/>
-              <w:pBdr>
-                <w:bottom w:val="none" w:sz="0" w:space="0" w:color="000000"/>
-                <w:top w:val="none" w:sz="0" w:space="0" w:color="000000"/>
-                <w:left w:val="none" w:sz="0" w:space="0" w:color="000000"/>
-                <w:right w:val="none" w:sz="0" w:space="0" w:color="000000"/>
-              </w:pBdr>
-              <w:spacing w:after="100" w:before="100" w:line="240"/>
-              <w:ind w:left="100" w:right="100" w:firstLine="0" w:firstLineChars="0"/>
-              <w:rPr>
-                <w:rFonts w:ascii="Times New Roman" w:hAnsi="Times New Roman" w:eastAsia="Times New Roman" w:cs="Times New Roman"/>
-                <w:i w:val="false"/>
-                <w:b w:val="false"/>
-                <w:u w:val="none"/>
-                <w:strike w:val="false"/>
-                <w:sz w:val="18"/>
-                <w:szCs w:val="18"/>
-                <w:color w:val="000000"/>
-              </w:rPr>
-            </w:pPr>
-            <w:r>
-              <w:rPr>
-                <w:rFonts w:ascii="Times New Roman" w:hAnsi="Times New Roman" w:eastAsia="Times New Roman" w:cs="Times New Roman"/>
-                <w:i w:val="false"/>
-                <w:b w:val="false"/>
-                <w:u w:val="none"/>
-                <w:strike w:val="false"/>
-                <w:sz w:val="18"/>
-                <w:szCs w:val="18"/>
-                <w:color w:val="000000"/>
-              </w:rPr>
-              <w:t xml:space="preserve">0.276</w:t>
+              <w:t xml:space="preserve">16</w:t>
+            </w:r>
+          </w:p>
+        </w:tc>
+        <w:tc>
+          <w:tcPr>
+            <w:tcBorders>
+              <w:bottom w:val="none" w:sz="0" w:space="0" w:color="000000"/>
+              <w:top w:val="none" w:sz="0" w:space="0" w:color="000000"/>
+              <w:left w:val="none" w:sz="0" w:space="0" w:color="000000"/>
+              <w:right w:val="none" w:sz="0" w:space="0" w:color="000000"/>
+            </w:tcBorders>
+            <w:shd w:val="clear" w:color="auto" w:fill="FFFFFF"/>
+            <w:tcMar>
+              <w:top w:w="0" w:type="dxa"/>
+              <w:bottom w:w="0" w:type="dxa"/>
+              <w:left w:w="0" w:type="dxa"/>
+              <w:right w:w="0" w:type="dxa"/>
+            </w:tcMar>
+            <w:vAlign w:val="center"/>
+          </w:tcPr>
+          <w:p>
+            <w:pPr>
+              <w:pStyle w:val="Normal"/>
+              <w:jc w:val="left"/>
+              <w:pBdr>
+                <w:bottom w:val="none" w:sz="0" w:space="0" w:color="000000"/>
+                <w:top w:val="none" w:sz="0" w:space="0" w:color="000000"/>
+                <w:left w:val="none" w:sz="0" w:space="0" w:color="000000"/>
+                <w:right w:val="none" w:sz="0" w:space="0" w:color="000000"/>
+              </w:pBdr>
+              <w:spacing w:after="100" w:before="100" w:line="240"/>
+              <w:ind w:left="100" w:right="100" w:firstLine="0" w:firstLineChars="0"/>
+              <w:rPr>
+                <w:rFonts w:ascii="Times New Roman" w:hAnsi="Times New Roman" w:eastAsia="Times New Roman" w:cs="Times New Roman"/>
+                <w:i w:val="false"/>
+                <w:b w:val="false"/>
+                <w:u w:val="none"/>
+                <w:strike w:val="false"/>
+                <w:sz w:val="18"/>
+                <w:szCs w:val="18"/>
+                <w:color w:val="000000"/>
+              </w:rPr>
+            </w:pPr>
+            <w:r>
+              <w:rPr>
+                <w:rFonts w:ascii="Times New Roman" w:hAnsi="Times New Roman" w:eastAsia="Times New Roman" w:cs="Times New Roman"/>
+                <w:i w:val="false"/>
+                <w:b w:val="false"/>
+                <w:u w:val="none"/>
+                <w:strike w:val="false"/>
+                <w:sz w:val="18"/>
+                <w:szCs w:val="18"/>
+                <w:color w:val="000000"/>
+              </w:rPr>
+              <w:t xml:space="preserve">2.93 (1.20–7.18)</w:t>
+            </w:r>
+          </w:p>
+        </w:tc>
+        <w:tc>
+          <w:tcPr>
+            <w:tcBorders>
+              <w:bottom w:val="none" w:sz="0" w:space="0" w:color="000000"/>
+              <w:top w:val="none" w:sz="0" w:space="0" w:color="000000"/>
+              <w:left w:val="none" w:sz="0" w:space="0" w:color="000000"/>
+              <w:right w:val="none" w:sz="0" w:space="0" w:color="000000"/>
+            </w:tcBorders>
+            <w:shd w:val="clear" w:color="auto" w:fill="FFFFFF"/>
+            <w:tcMar>
+              <w:top w:w="0" w:type="dxa"/>
+              <w:bottom w:w="0" w:type="dxa"/>
+              <w:left w:w="0" w:type="dxa"/>
+              <w:right w:w="0" w:type="dxa"/>
+            </w:tcMar>
+            <w:vAlign w:val="center"/>
+          </w:tcPr>
+          <w:p>
+            <w:pPr>
+              <w:pStyle w:val="Normal"/>
+              <w:jc w:val="left"/>
+              <w:pBdr>
+                <w:bottom w:val="none" w:sz="0" w:space="0" w:color="000000"/>
+                <w:top w:val="none" w:sz="0" w:space="0" w:color="000000"/>
+                <w:left w:val="none" w:sz="0" w:space="0" w:color="000000"/>
+                <w:right w:val="none" w:sz="0" w:space="0" w:color="000000"/>
+              </w:pBdr>
+              <w:spacing w:after="100" w:before="100" w:line="240"/>
+              <w:ind w:left="100" w:right="100" w:firstLine="0" w:firstLineChars="0"/>
+              <w:rPr>
+                <w:rFonts w:ascii="Times New Roman" w:hAnsi="Times New Roman" w:eastAsia="Times New Roman" w:cs="Times New Roman"/>
+                <w:i w:val="false"/>
+                <w:b w:val="false"/>
+                <w:u w:val="none"/>
+                <w:strike w:val="false"/>
+                <w:sz w:val="18"/>
+                <w:szCs w:val="18"/>
+                <w:color w:val="000000"/>
+              </w:rPr>
+            </w:pPr>
+            <w:r>
+              <w:rPr>
+                <w:rFonts w:ascii="Times New Roman" w:hAnsi="Times New Roman" w:eastAsia="Times New Roman" w:cs="Times New Roman"/>
+                <w:i w:val="false"/>
+                <w:b w:val="false"/>
+                <w:u w:val="none"/>
+                <w:strike w:val="false"/>
+                <w:sz w:val="18"/>
+                <w:szCs w:val="18"/>
+                <w:color w:val="000000"/>
+              </w:rPr>
+              <w:t xml:space="preserve">0.019</w:t>
             </w:r>
           </w:p>
         </w:tc>
@@ -14529,62 +14529,62 @@
                 <w:szCs w:val="18"/>
                 <w:color w:val="000000"/>
               </w:rPr>
-              <w:t xml:space="preserve"/>
-            </w:r>
-          </w:p>
-        </w:tc>
-        <w:tc>
-          <w:tcPr>
-            <w:tcBorders>
-              <w:bottom w:val="none" w:sz="0" w:space="0" w:color="000000"/>
-              <w:top w:val="none" w:sz="0" w:space="0" w:color="000000"/>
-              <w:left w:val="none" w:sz="0" w:space="0" w:color="000000"/>
-              <w:right w:val="none" w:sz="0" w:space="0" w:color="000000"/>
-            </w:tcBorders>
-            <w:shd w:val="clear" w:color="auto" w:fill="FFFFFF"/>
-            <w:tcMar>
-              <w:top w:w="0" w:type="dxa"/>
-              <w:bottom w:w="0" w:type="dxa"/>
-              <w:left w:w="0" w:type="dxa"/>
-              <w:right w:w="0" w:type="dxa"/>
-            </w:tcMar>
-            <w:vAlign w:val="center"/>
-          </w:tcPr>
-          <w:p>
-            <w:pPr>
-              <w:pStyle w:val="Normal"/>
-              <w:jc w:val="left"/>
-              <w:pBdr>
-                <w:bottom w:val="none" w:sz="0" w:space="0" w:color="000000"/>
-                <w:top w:val="none" w:sz="0" w:space="0" w:color="000000"/>
-                <w:left w:val="none" w:sz="0" w:space="0" w:color="000000"/>
-                <w:right w:val="none" w:sz="0" w:space="0" w:color="000000"/>
-              </w:pBdr>
-              <w:spacing w:after="100" w:before="100" w:line="240"/>
-              <w:ind w:left="100" w:right="100" w:firstLine="0" w:firstLineChars="0"/>
-              <w:rPr>
-                <w:rFonts w:ascii="Times New Roman" w:hAnsi="Times New Roman" w:eastAsia="Times New Roman" w:cs="Times New Roman"/>
-                <w:i w:val="false"/>
-                <w:b w:val="false"/>
-                <w:u w:val="none"/>
-                <w:strike w:val="false"/>
-                <w:sz w:val="18"/>
-                <w:szCs w:val="18"/>
-                <w:color w:val="000000"/>
-              </w:rPr>
-            </w:pPr>
-            <w:r>
-              <w:rPr>
-                <w:rFonts w:ascii="Times New Roman" w:hAnsi="Times New Roman" w:eastAsia="Times New Roman" w:cs="Times New Roman"/>
-                <w:i w:val="false"/>
-                <w:b w:val="false"/>
-                <w:u w:val="none"/>
-                <w:strike w:val="false"/>
-                <w:sz w:val="18"/>
-                <w:szCs w:val="18"/>
-                <w:color w:val="000000"/>
-              </w:rPr>
-              <w:t xml:space="preserve">IV</w:t>
+              <w:t xml:space="preserve">Pretreatment CEA</w:t>
+            </w:r>
+          </w:p>
+        </w:tc>
+        <w:tc>
+          <w:tcPr>
+            <w:tcBorders>
+              <w:bottom w:val="none" w:sz="0" w:space="0" w:color="000000"/>
+              <w:top w:val="none" w:sz="0" w:space="0" w:color="000000"/>
+              <w:left w:val="none" w:sz="0" w:space="0" w:color="000000"/>
+              <w:right w:val="none" w:sz="0" w:space="0" w:color="000000"/>
+            </w:tcBorders>
+            <w:shd w:val="clear" w:color="auto" w:fill="FFFFFF"/>
+            <w:tcMar>
+              <w:top w:w="0" w:type="dxa"/>
+              <w:bottom w:w="0" w:type="dxa"/>
+              <w:left w:w="0" w:type="dxa"/>
+              <w:right w:w="0" w:type="dxa"/>
+            </w:tcMar>
+            <w:vAlign w:val="center"/>
+          </w:tcPr>
+          <w:p>
+            <w:pPr>
+              <w:pStyle w:val="Normal"/>
+              <w:jc w:val="left"/>
+              <w:pBdr>
+                <w:bottom w:val="none" w:sz="0" w:space="0" w:color="000000"/>
+                <w:top w:val="none" w:sz="0" w:space="0" w:color="000000"/>
+                <w:left w:val="none" w:sz="0" w:space="0" w:color="000000"/>
+                <w:right w:val="none" w:sz="0" w:space="0" w:color="000000"/>
+              </w:pBdr>
+              <w:spacing w:after="100" w:before="100" w:line="240"/>
+              <w:ind w:left="100" w:right="100" w:firstLine="0" w:firstLineChars="0"/>
+              <w:rPr>
+                <w:rFonts w:ascii="Times New Roman" w:hAnsi="Times New Roman" w:eastAsia="Times New Roman" w:cs="Times New Roman"/>
+                <w:i w:val="false"/>
+                <w:b w:val="false"/>
+                <w:u w:val="none"/>
+                <w:strike w:val="false"/>
+                <w:sz w:val="18"/>
+                <w:szCs w:val="18"/>
+                <w:color w:val="000000"/>
+              </w:rPr>
+            </w:pPr>
+            <w:r>
+              <w:rPr>
+                <w:rFonts w:ascii="Times New Roman" w:hAnsi="Times New Roman" w:eastAsia="Times New Roman" w:cs="Times New Roman"/>
+                <w:i w:val="false"/>
+                <w:b w:val="false"/>
+                <w:u w:val="none"/>
+                <w:strike w:val="false"/>
+                <w:sz w:val="18"/>
+                <w:szCs w:val="18"/>
+                <w:color w:val="000000"/>
+              </w:rPr>
+              <w:t xml:space="preserve">≤5 ng/mL (ref)</w:t>
             </w:r>
           </w:p>
         </w:tc>
@@ -14639,7 +14639,7 @@
                 <w:szCs w:val="18"/>
                 <w:color w:val="000000"/>
               </w:rPr>
-              <w:t xml:space="preserve">25</w:t>
+              <w:t xml:space="preserve">63</w:t>
             </w:r>
           </w:p>
         </w:tc>
@@ -14695,396 +14695,6 @@
                 <w:color w:val="000000"/>
               </w:rPr>
               <w:t xml:space="preserve">8</w:t>
-            </w:r>
-          </w:p>
-        </w:tc>
-        <w:tc>
-          <w:tcPr>
-            <w:tcBorders>
-              <w:bottom w:val="none" w:sz="0" w:space="0" w:color="000000"/>
-              <w:top w:val="none" w:sz="0" w:space="0" w:color="000000"/>
-              <w:left w:val="none" w:sz="0" w:space="0" w:color="000000"/>
-              <w:right w:val="none" w:sz="0" w:space="0" w:color="000000"/>
-            </w:tcBorders>
-            <w:shd w:val="clear" w:color="auto" w:fill="FFFFFF"/>
-            <w:tcMar>
-              <w:top w:w="0" w:type="dxa"/>
-              <w:bottom w:w="0" w:type="dxa"/>
-              <w:left w:w="0" w:type="dxa"/>
-              <w:right w:w="0" w:type="dxa"/>
-            </w:tcMar>
-            <w:vAlign w:val="center"/>
-          </w:tcPr>
-          <w:p>
-            <w:pPr>
-              <w:pStyle w:val="Normal"/>
-              <w:jc w:val="left"/>
-              <w:pBdr>
-                <w:bottom w:val="none" w:sz="0" w:space="0" w:color="000000"/>
-                <w:top w:val="none" w:sz="0" w:space="0" w:color="000000"/>
-                <w:left w:val="none" w:sz="0" w:space="0" w:color="000000"/>
-                <w:right w:val="none" w:sz="0" w:space="0" w:color="000000"/>
-              </w:pBdr>
-              <w:spacing w:after="100" w:before="100" w:line="240"/>
-              <w:ind w:left="100" w:right="100" w:firstLine="0" w:firstLineChars="0"/>
-              <w:rPr>
-                <w:rFonts w:ascii="Times New Roman" w:hAnsi="Times New Roman" w:eastAsia="Times New Roman" w:cs="Times New Roman"/>
-                <w:i w:val="false"/>
-                <w:b w:val="false"/>
-                <w:u w:val="none"/>
-                <w:strike w:val="false"/>
-                <w:sz w:val="18"/>
-                <w:szCs w:val="18"/>
-                <w:color w:val="000000"/>
-              </w:rPr>
-            </w:pPr>
-            <w:r>
-              <w:rPr>
-                <w:rFonts w:ascii="Times New Roman" w:hAnsi="Times New Roman" w:eastAsia="Times New Roman" w:cs="Times New Roman"/>
-                <w:i w:val="false"/>
-                <w:b w:val="false"/>
-                <w:u w:val="none"/>
-                <w:strike w:val="false"/>
-                <w:sz w:val="18"/>
-                <w:szCs w:val="18"/>
-                <w:color w:val="000000"/>
-              </w:rPr>
-              <w:t xml:space="preserve">5.91 (1.25–28.08)</w:t>
-            </w:r>
-          </w:p>
-        </w:tc>
-        <w:tc>
-          <w:tcPr>
-            <w:tcBorders>
-              <w:bottom w:val="none" w:sz="0" w:space="0" w:color="000000"/>
-              <w:top w:val="none" w:sz="0" w:space="0" w:color="000000"/>
-              <w:left w:val="none" w:sz="0" w:space="0" w:color="000000"/>
-              <w:right w:val="none" w:sz="0" w:space="0" w:color="000000"/>
-            </w:tcBorders>
-            <w:shd w:val="clear" w:color="auto" w:fill="FFFFFF"/>
-            <w:tcMar>
-              <w:top w:w="0" w:type="dxa"/>
-              <w:bottom w:w="0" w:type="dxa"/>
-              <w:left w:w="0" w:type="dxa"/>
-              <w:right w:w="0" w:type="dxa"/>
-            </w:tcMar>
-            <w:vAlign w:val="center"/>
-          </w:tcPr>
-          <w:p>
-            <w:pPr>
-              <w:pStyle w:val="Normal"/>
-              <w:jc w:val="left"/>
-              <w:pBdr>
-                <w:bottom w:val="none" w:sz="0" w:space="0" w:color="000000"/>
-                <w:top w:val="none" w:sz="0" w:space="0" w:color="000000"/>
-                <w:left w:val="none" w:sz="0" w:space="0" w:color="000000"/>
-                <w:right w:val="none" w:sz="0" w:space="0" w:color="000000"/>
-              </w:pBdr>
-              <w:spacing w:after="100" w:before="100" w:line="240"/>
-              <w:ind w:left="100" w:right="100" w:firstLine="0" w:firstLineChars="0"/>
-              <w:rPr>
-                <w:rFonts w:ascii="Times New Roman" w:hAnsi="Times New Roman" w:eastAsia="Times New Roman" w:cs="Times New Roman"/>
-                <w:i w:val="false"/>
-                <w:b w:val="false"/>
-                <w:u w:val="none"/>
-                <w:strike w:val="false"/>
-                <w:sz w:val="18"/>
-                <w:szCs w:val="18"/>
-                <w:color w:val="000000"/>
-              </w:rPr>
-            </w:pPr>
-            <w:r>
-              <w:rPr>
-                <w:rFonts w:ascii="Times New Roman" w:hAnsi="Times New Roman" w:eastAsia="Times New Roman" w:cs="Times New Roman"/>
-                <w:i w:val="false"/>
-                <w:b w:val="false"/>
-                <w:u w:val="none"/>
-                <w:strike w:val="false"/>
-                <w:sz w:val="18"/>
-                <w:szCs w:val="18"/>
-                <w:color w:val="000000"/>
-              </w:rPr>
-              <w:t xml:space="preserve">0.025</w:t>
-            </w:r>
-          </w:p>
-        </w:tc>
-        <w:tc>
-          <w:tcPr>
-            <w:tcBorders>
-              <w:bottom w:val="none" w:sz="0" w:space="0" w:color="000000"/>
-              <w:top w:val="none" w:sz="0" w:space="0" w:color="000000"/>
-              <w:left w:val="none" w:sz="0" w:space="0" w:color="000000"/>
-              <w:right w:val="none" w:sz="0" w:space="0" w:color="000000"/>
-            </w:tcBorders>
-            <w:shd w:val="clear" w:color="auto" w:fill="FFFFFF"/>
-            <w:tcMar>
-              <w:top w:w="0" w:type="dxa"/>
-              <w:bottom w:w="0" w:type="dxa"/>
-              <w:left w:w="0" w:type="dxa"/>
-              <w:right w:w="0" w:type="dxa"/>
-            </w:tcMar>
-            <w:vAlign w:val="center"/>
-          </w:tcPr>
-          <w:p>
-            <w:pPr>
-              <w:pStyle w:val="Normal"/>
-              <w:jc w:val="left"/>
-              <w:pBdr>
-                <w:bottom w:val="none" w:sz="0" w:space="0" w:color="000000"/>
-                <w:top w:val="none" w:sz="0" w:space="0" w:color="000000"/>
-                <w:left w:val="none" w:sz="0" w:space="0" w:color="000000"/>
-                <w:right w:val="none" w:sz="0" w:space="0" w:color="000000"/>
-              </w:pBdr>
-              <w:spacing w:after="100" w:before="100" w:line="240"/>
-              <w:ind w:left="100" w:right="100" w:firstLine="0" w:firstLineChars="0"/>
-              <w:rPr>
-                <w:rFonts w:ascii="Times New Roman" w:hAnsi="Times New Roman" w:eastAsia="Times New Roman" w:cs="Times New Roman"/>
-                <w:i w:val="false"/>
-                <w:b w:val="false"/>
-                <w:u w:val="none"/>
-                <w:strike w:val="false"/>
-                <w:sz w:val="18"/>
-                <w:szCs w:val="18"/>
-                <w:color w:val="000000"/>
-              </w:rPr>
-            </w:pPr>
-            <w:r>
-              <w:rPr>
-                <w:rFonts w:ascii="Times New Roman" w:hAnsi="Times New Roman" w:eastAsia="Times New Roman" w:cs="Times New Roman"/>
-                <w:i w:val="false"/>
-                <w:b w:val="false"/>
-                <w:u w:val="none"/>
-                <w:strike w:val="false"/>
-                <w:sz w:val="18"/>
-                <w:szCs w:val="18"/>
-                <w:color w:val="000000"/>
-              </w:rPr>
-              <w:t xml:space="preserve"/>
-            </w:r>
-          </w:p>
-        </w:tc>
-      </w:tr>
-      <w:tr>
-        <w:trPr>
-          <w:trHeight w:val="560" w:hRule="auto"/>
-        </w:trPr>
-        <w:tc>
-          <w:tcPr>
-            <w:tcBorders>
-              <w:bottom w:val="none" w:sz="0" w:space="0" w:color="000000"/>
-              <w:top w:val="none" w:sz="0" w:space="0" w:color="000000"/>
-              <w:left w:val="none" w:sz="0" w:space="0" w:color="000000"/>
-              <w:right w:val="none" w:sz="0" w:space="0" w:color="000000"/>
-            </w:tcBorders>
-            <w:shd w:val="clear" w:color="auto" w:fill="FFFFFF"/>
-            <w:tcMar>
-              <w:top w:w="0" w:type="dxa"/>
-              <w:bottom w:w="0" w:type="dxa"/>
-              <w:left w:w="0" w:type="dxa"/>
-              <w:right w:w="0" w:type="dxa"/>
-            </w:tcMar>
-            <w:vAlign w:val="center"/>
-          </w:tcPr>
-          <w:p>
-            <w:pPr>
-              <w:pStyle w:val="Normal"/>
-              <w:jc w:val="left"/>
-              <w:pBdr>
-                <w:bottom w:val="none" w:sz="0" w:space="0" w:color="000000"/>
-                <w:top w:val="none" w:sz="0" w:space="0" w:color="000000"/>
-                <w:left w:val="none" w:sz="0" w:space="0" w:color="000000"/>
-                <w:right w:val="none" w:sz="0" w:space="0" w:color="000000"/>
-              </w:pBdr>
-              <w:spacing w:after="100" w:before="100" w:line="240"/>
-              <w:ind w:left="100" w:right="100" w:firstLine="0" w:firstLineChars="0"/>
-              <w:rPr>
-                <w:rFonts w:ascii="Times New Roman" w:hAnsi="Times New Roman" w:eastAsia="Times New Roman" w:cs="Times New Roman"/>
-                <w:i w:val="false"/>
-                <w:b w:val="false"/>
-                <w:u w:val="none"/>
-                <w:strike w:val="false"/>
-                <w:sz w:val="18"/>
-                <w:szCs w:val="18"/>
-                <w:color w:val="000000"/>
-              </w:rPr>
-            </w:pPr>
-            <w:r>
-              <w:rPr>
-                <w:rFonts w:ascii="Times New Roman" w:hAnsi="Times New Roman" w:eastAsia="Times New Roman" w:cs="Times New Roman"/>
-                <w:i w:val="false"/>
-                <w:b w:val="false"/>
-                <w:u w:val="none"/>
-                <w:strike w:val="false"/>
-                <w:sz w:val="18"/>
-                <w:szCs w:val="18"/>
-                <w:color w:val="000000"/>
-              </w:rPr>
-              <w:t xml:space="preserve">Pathologic stage group</w:t>
-            </w:r>
-          </w:p>
-        </w:tc>
-        <w:tc>
-          <w:tcPr>
-            <w:tcBorders>
-              <w:bottom w:val="none" w:sz="0" w:space="0" w:color="000000"/>
-              <w:top w:val="none" w:sz="0" w:space="0" w:color="000000"/>
-              <w:left w:val="none" w:sz="0" w:space="0" w:color="000000"/>
-              <w:right w:val="none" w:sz="0" w:space="0" w:color="000000"/>
-            </w:tcBorders>
-            <w:shd w:val="clear" w:color="auto" w:fill="FFFFFF"/>
-            <w:tcMar>
-              <w:top w:w="0" w:type="dxa"/>
-              <w:bottom w:w="0" w:type="dxa"/>
-              <w:left w:w="0" w:type="dxa"/>
-              <w:right w:w="0" w:type="dxa"/>
-            </w:tcMar>
-            <w:vAlign w:val="center"/>
-          </w:tcPr>
-          <w:p>
-            <w:pPr>
-              <w:pStyle w:val="Normal"/>
-              <w:jc w:val="left"/>
-              <w:pBdr>
-                <w:bottom w:val="none" w:sz="0" w:space="0" w:color="000000"/>
-                <w:top w:val="none" w:sz="0" w:space="0" w:color="000000"/>
-                <w:left w:val="none" w:sz="0" w:space="0" w:color="000000"/>
-                <w:right w:val="none" w:sz="0" w:space="0" w:color="000000"/>
-              </w:pBdr>
-              <w:spacing w:after="100" w:before="100" w:line="240"/>
-              <w:ind w:left="100" w:right="100" w:firstLine="0" w:firstLineChars="0"/>
-              <w:rPr>
-                <w:rFonts w:ascii="Times New Roman" w:hAnsi="Times New Roman" w:eastAsia="Times New Roman" w:cs="Times New Roman"/>
-                <w:i w:val="false"/>
-                <w:b w:val="false"/>
-                <w:u w:val="none"/>
-                <w:strike w:val="false"/>
-                <w:sz w:val="18"/>
-                <w:szCs w:val="18"/>
-                <w:color w:val="000000"/>
-              </w:rPr>
-            </w:pPr>
-            <w:r>
-              <w:rPr>
-                <w:rFonts w:ascii="Times New Roman" w:hAnsi="Times New Roman" w:eastAsia="Times New Roman" w:cs="Times New Roman"/>
-                <w:i w:val="false"/>
-                <w:b w:val="false"/>
-                <w:u w:val="none"/>
-                <w:strike w:val="false"/>
-                <w:sz w:val="18"/>
-                <w:szCs w:val="18"/>
-                <w:color w:val="000000"/>
-              </w:rPr>
-              <w:t xml:space="preserve">I–II (ref)</w:t>
-            </w:r>
-          </w:p>
-        </w:tc>
-        <w:tc>
-          <w:tcPr>
-            <w:tcBorders>
-              <w:bottom w:val="none" w:sz="0" w:space="0" w:color="000000"/>
-              <w:top w:val="none" w:sz="0" w:space="0" w:color="000000"/>
-              <w:left w:val="none" w:sz="0" w:space="0" w:color="000000"/>
-              <w:right w:val="none" w:sz="0" w:space="0" w:color="000000"/>
-            </w:tcBorders>
-            <w:shd w:val="clear" w:color="auto" w:fill="FFFFFF"/>
-            <w:tcMar>
-              <w:top w:w="0" w:type="dxa"/>
-              <w:bottom w:w="0" w:type="dxa"/>
-              <w:left w:w="0" w:type="dxa"/>
-              <w:right w:w="0" w:type="dxa"/>
-            </w:tcMar>
-            <w:vAlign w:val="center"/>
-          </w:tcPr>
-          <w:p>
-            <w:pPr>
-              <w:pStyle w:val="Normal"/>
-              <w:jc w:val="right"/>
-              <w:pBdr>
-                <w:bottom w:val="none" w:sz="0" w:space="0" w:color="000000"/>
-                <w:top w:val="none" w:sz="0" w:space="0" w:color="000000"/>
-                <w:left w:val="none" w:sz="0" w:space="0" w:color="000000"/>
-                <w:right w:val="none" w:sz="0" w:space="0" w:color="000000"/>
-              </w:pBdr>
-              <w:spacing w:after="100" w:before="100" w:line="240"/>
-              <w:ind w:left="100" w:right="100" w:firstLine="0" w:firstLineChars="0"/>
-              <w:rPr>
-                <w:rFonts w:ascii="Times New Roman" w:hAnsi="Times New Roman" w:eastAsia="Times New Roman" w:cs="Times New Roman"/>
-                <w:i w:val="false"/>
-                <w:b w:val="false"/>
-                <w:u w:val="none"/>
-                <w:strike w:val="false"/>
-                <w:sz w:val="18"/>
-                <w:szCs w:val="18"/>
-                <w:color w:val="000000"/>
-              </w:rPr>
-            </w:pPr>
-            <w:r>
-              <w:rPr>
-                <w:rFonts w:ascii="Times New Roman" w:hAnsi="Times New Roman" w:eastAsia="Times New Roman" w:cs="Times New Roman"/>
-                <w:i w:val="false"/>
-                <w:b w:val="false"/>
-                <w:u w:val="none"/>
-                <w:strike w:val="false"/>
-                <w:sz w:val="18"/>
-                <w:szCs w:val="18"/>
-                <w:color w:val="000000"/>
-              </w:rPr>
-              <w:t xml:space="preserve">79</w:t>
-            </w:r>
-          </w:p>
-        </w:tc>
-        <w:tc>
-          <w:tcPr>
-            <w:tcBorders>
-              <w:bottom w:val="none" w:sz="0" w:space="0" w:color="000000"/>
-              <w:top w:val="none" w:sz="0" w:space="0" w:color="000000"/>
-              <w:left w:val="none" w:sz="0" w:space="0" w:color="000000"/>
-              <w:right w:val="none" w:sz="0" w:space="0" w:color="000000"/>
-            </w:tcBorders>
-            <w:shd w:val="clear" w:color="auto" w:fill="FFFFFF"/>
-            <w:tcMar>
-              <w:top w:w="0" w:type="dxa"/>
-              <w:bottom w:w="0" w:type="dxa"/>
-              <w:left w:w="0" w:type="dxa"/>
-              <w:right w:w="0" w:type="dxa"/>
-            </w:tcMar>
-            <w:vAlign w:val="center"/>
-          </w:tcPr>
-          <w:p>
-            <w:pPr>
-              <w:pStyle w:val="Normal"/>
-              <w:jc w:val="right"/>
-              <w:pBdr>
-                <w:bottom w:val="none" w:sz="0" w:space="0" w:color="000000"/>
-                <w:top w:val="none" w:sz="0" w:space="0" w:color="000000"/>
-                <w:left w:val="none" w:sz="0" w:space="0" w:color="000000"/>
-                <w:right w:val="none" w:sz="0" w:space="0" w:color="000000"/>
-              </w:pBdr>
-              <w:spacing w:after="100" w:before="100" w:line="240"/>
-              <w:ind w:left="100" w:right="100" w:firstLine="0" w:firstLineChars="0"/>
-              <w:rPr>
-                <w:rFonts w:ascii="Times New Roman" w:hAnsi="Times New Roman" w:eastAsia="Times New Roman" w:cs="Times New Roman"/>
-                <w:i w:val="false"/>
-                <w:b w:val="false"/>
-                <w:u w:val="none"/>
-                <w:strike w:val="false"/>
-                <w:sz w:val="18"/>
-                <w:szCs w:val="18"/>
-                <w:color w:val="000000"/>
-              </w:rPr>
-            </w:pPr>
-            <w:r>
-              <w:rPr>
-                <w:rFonts w:ascii="Times New Roman" w:hAnsi="Times New Roman" w:eastAsia="Times New Roman" w:cs="Times New Roman"/>
-                <w:i w:val="false"/>
-                <w:b w:val="false"/>
-                <w:u w:val="none"/>
-                <w:strike w:val="false"/>
-                <w:sz w:val="18"/>
-                <w:szCs w:val="18"/>
-                <w:color w:val="000000"/>
-              </w:rPr>
-              <w:t xml:space="preserve">7</w:t>
             </w:r>
           </w:p>
         </w:tc>
@@ -15364,7 +14974,7 @@
                 <w:szCs w:val="18"/>
                 <w:color w:val="000000"/>
               </w:rPr>
-              <w:t xml:space="preserve">III–IV</w:t>
+              <w:t xml:space="preserve">&gt;5 ng/mL</w:t>
             </w:r>
           </w:p>
         </w:tc>
@@ -15419,7 +15029,7 @@
                 <w:szCs w:val="18"/>
                 <w:color w:val="000000"/>
               </w:rPr>
-              <w:t xml:space="preserve">72</w:t>
+              <w:t xml:space="preserve">43</w:t>
             </w:r>
           </w:p>
         </w:tc>
@@ -15474,7 +15084,7 @@
                 <w:szCs w:val="18"/>
                 <w:color w:val="000000"/>
               </w:rPr>
-              <w:t xml:space="preserve">16</w:t>
+              <w:t xml:space="preserve">6</w:t>
             </w:r>
           </w:p>
         </w:tc>
@@ -15529,7 +15139,7 @@
                 <w:szCs w:val="18"/>
                 <w:color w:val="000000"/>
               </w:rPr>
-              <w:t xml:space="preserve">2.93 (1.20–7.18)</w:t>
+              <w:t xml:space="preserve">1.53 (0.50–4.64)</w:t>
             </w:r>
           </w:p>
         </w:tc>
@@ -15584,7 +15194,7 @@
                 <w:szCs w:val="18"/>
                 <w:color w:val="000000"/>
               </w:rPr>
-              <w:t xml:space="preserve">0.019</w:t>
+              <w:t xml:space="preserve">0.455</w:t>
             </w:r>
           </w:p>
         </w:tc>

--- a/output/tables/READ/READ_cox_uni.docx
+++ b/output/tables/READ/READ_cox_uni.docx
@@ -39,8 +39,8 @@
         <w:gridCol w:w="1489"/>
         <w:gridCol w:w="681"/>
         <w:gridCol w:w="931"/>
-        <w:gridCol w:w="1701"/>
-        <w:gridCol w:w="816"/>
+        <w:gridCol w:w="1611"/>
+        <w:gridCol w:w="917"/>
         <w:gridCol w:w="1136"/>
       </w:tblGrid>
       <w:tr>
@@ -12189,62 +12189,62 @@
                 <w:szCs w:val="18"/>
                 <w:color w:val="000000"/>
               </w:rPr>
-              <w:t xml:space="preserve">Age group, years</w:t>
-            </w:r>
-          </w:p>
-        </w:tc>
-        <w:tc>
-          <w:tcPr>
-            <w:tcBorders>
-              <w:bottom w:val="none" w:sz="0" w:space="0" w:color="000000"/>
-              <w:top w:val="none" w:sz="0" w:space="0" w:color="000000"/>
-              <w:left w:val="none" w:sz="0" w:space="0" w:color="000000"/>
-              <w:right w:val="none" w:sz="0" w:space="0" w:color="000000"/>
-            </w:tcBorders>
-            <w:shd w:val="clear" w:color="auto" w:fill="FFFFFF"/>
-            <w:tcMar>
-              <w:top w:w="0" w:type="dxa"/>
-              <w:bottom w:w="0" w:type="dxa"/>
-              <w:left w:w="0" w:type="dxa"/>
-              <w:right w:w="0" w:type="dxa"/>
-            </w:tcMar>
-            <w:vAlign w:val="center"/>
-          </w:tcPr>
-          <w:p>
-            <w:pPr>
-              <w:pStyle w:val="Normal"/>
-              <w:jc w:val="left"/>
-              <w:pBdr>
-                <w:bottom w:val="none" w:sz="0" w:space="0" w:color="000000"/>
-                <w:top w:val="none" w:sz="0" w:space="0" w:color="000000"/>
-                <w:left w:val="none" w:sz="0" w:space="0" w:color="000000"/>
-                <w:right w:val="none" w:sz="0" w:space="0" w:color="000000"/>
-              </w:pBdr>
-              <w:spacing w:after="100" w:before="100" w:line="240"/>
-              <w:ind w:left="100" w:right="100" w:firstLine="0" w:firstLineChars="0"/>
-              <w:rPr>
-                <w:rFonts w:ascii="Times New Roman" w:hAnsi="Times New Roman" w:eastAsia="Times New Roman" w:cs="Times New Roman"/>
-                <w:i w:val="false"/>
-                <w:b w:val="false"/>
-                <w:u w:val="none"/>
-                <w:strike w:val="false"/>
-                <w:sz w:val="18"/>
-                <w:szCs w:val="18"/>
-                <w:color w:val="000000"/>
-              </w:rPr>
-            </w:pPr>
-            <w:r>
-              <w:rPr>
-                <w:rFonts w:ascii="Times New Roman" w:hAnsi="Times New Roman" w:eastAsia="Times New Roman" w:cs="Times New Roman"/>
-                <w:i w:val="false"/>
-                <w:b w:val="false"/>
-                <w:u w:val="none"/>
-                <w:strike w:val="false"/>
-                <w:sz w:val="18"/>
-                <w:szCs w:val="18"/>
-                <w:color w:val="000000"/>
-              </w:rPr>
-              <w:t xml:space="preserve">≤65 (ref)</w:t>
+              <w:t xml:space="preserve">Age (per 10 years)</w:t>
+            </w:r>
+          </w:p>
+        </w:tc>
+        <w:tc>
+          <w:tcPr>
+            <w:tcBorders>
+              <w:bottom w:val="none" w:sz="0" w:space="0" w:color="000000"/>
+              <w:top w:val="none" w:sz="0" w:space="0" w:color="000000"/>
+              <w:left w:val="none" w:sz="0" w:space="0" w:color="000000"/>
+              <w:right w:val="none" w:sz="0" w:space="0" w:color="000000"/>
+            </w:tcBorders>
+            <w:shd w:val="clear" w:color="auto" w:fill="FFFFFF"/>
+            <w:tcMar>
+              <w:top w:w="0" w:type="dxa"/>
+              <w:bottom w:w="0" w:type="dxa"/>
+              <w:left w:w="0" w:type="dxa"/>
+              <w:right w:w="0" w:type="dxa"/>
+            </w:tcMar>
+            <w:vAlign w:val="center"/>
+          </w:tcPr>
+          <w:p>
+            <w:pPr>
+              <w:pStyle w:val="Normal"/>
+              <w:jc w:val="left"/>
+              <w:pBdr>
+                <w:bottom w:val="none" w:sz="0" w:space="0" w:color="000000"/>
+                <w:top w:val="none" w:sz="0" w:space="0" w:color="000000"/>
+                <w:left w:val="none" w:sz="0" w:space="0" w:color="000000"/>
+                <w:right w:val="none" w:sz="0" w:space="0" w:color="000000"/>
+              </w:pBdr>
+              <w:spacing w:after="100" w:before="100" w:line="240"/>
+              <w:ind w:left="100" w:right="100" w:firstLine="0" w:firstLineChars="0"/>
+              <w:rPr>
+                <w:rFonts w:ascii="Times New Roman" w:hAnsi="Times New Roman" w:eastAsia="Times New Roman" w:cs="Times New Roman"/>
+                <w:i w:val="false"/>
+                <w:b w:val="false"/>
+                <w:u w:val="none"/>
+                <w:strike w:val="false"/>
+                <w:sz w:val="18"/>
+                <w:szCs w:val="18"/>
+                <w:color w:val="000000"/>
+              </w:rPr>
+            </w:pPr>
+            <w:r>
+              <w:rPr>
+                <w:rFonts w:ascii="Times New Roman" w:hAnsi="Times New Roman" w:eastAsia="Times New Roman" w:cs="Times New Roman"/>
+                <w:i w:val="false"/>
+                <w:b w:val="false"/>
+                <w:u w:val="none"/>
+                <w:strike w:val="false"/>
+                <w:sz w:val="18"/>
+                <w:szCs w:val="18"/>
+                <w:color w:val="000000"/>
+              </w:rPr>
+              <w:t xml:space="preserve"/>
             </w:r>
           </w:p>
         </w:tc>
@@ -12299,7 +12299,7 @@
                 <w:szCs w:val="18"/>
                 <w:color w:val="000000"/>
               </w:rPr>
-              <w:t xml:space="preserve">79</w:t>
+              <w:t xml:space="preserve">157</w:t>
             </w:r>
           </w:p>
         </w:tc>
@@ -12354,507 +12354,117 @@
                 <w:szCs w:val="18"/>
                 <w:color w:val="000000"/>
               </w:rPr>
-              <w:t xml:space="preserve">5</w:t>
-            </w:r>
-          </w:p>
-        </w:tc>
-        <w:tc>
-          <w:tcPr>
-            <w:tcBorders>
-              <w:bottom w:val="none" w:sz="0" w:space="0" w:color="000000"/>
-              <w:top w:val="none" w:sz="0" w:space="0" w:color="000000"/>
-              <w:left w:val="none" w:sz="0" w:space="0" w:color="000000"/>
-              <w:right w:val="none" w:sz="0" w:space="0" w:color="000000"/>
-            </w:tcBorders>
-            <w:shd w:val="clear" w:color="auto" w:fill="FFFFFF"/>
-            <w:tcMar>
-              <w:top w:w="0" w:type="dxa"/>
-              <w:bottom w:w="0" w:type="dxa"/>
-              <w:left w:w="0" w:type="dxa"/>
-              <w:right w:w="0" w:type="dxa"/>
-            </w:tcMar>
-            <w:vAlign w:val="center"/>
-          </w:tcPr>
-          <w:p>
-            <w:pPr>
-              <w:pStyle w:val="Normal"/>
-              <w:jc w:val="left"/>
-              <w:pBdr>
-                <w:bottom w:val="none" w:sz="0" w:space="0" w:color="000000"/>
-                <w:top w:val="none" w:sz="0" w:space="0" w:color="000000"/>
-                <w:left w:val="none" w:sz="0" w:space="0" w:color="000000"/>
-                <w:right w:val="none" w:sz="0" w:space="0" w:color="000000"/>
-              </w:pBdr>
-              <w:spacing w:after="100" w:before="100" w:line="240"/>
-              <w:ind w:left="100" w:right="100" w:firstLine="0" w:firstLineChars="0"/>
-              <w:rPr>
-                <w:rFonts w:ascii="Times New Roman" w:hAnsi="Times New Roman" w:eastAsia="Times New Roman" w:cs="Times New Roman"/>
-                <w:i w:val="false"/>
-                <w:b w:val="false"/>
-                <w:u w:val="none"/>
-                <w:strike w:val="false"/>
-                <w:sz w:val="18"/>
-                <w:szCs w:val="18"/>
-                <w:color w:val="000000"/>
-              </w:rPr>
-            </w:pPr>
-            <w:r>
-              <w:rPr>
-                <w:rFonts w:ascii="Times New Roman" w:hAnsi="Times New Roman" w:eastAsia="Times New Roman" w:cs="Times New Roman"/>
-                <w:i w:val="false"/>
-                <w:b w:val="false"/>
-                <w:u w:val="none"/>
-                <w:strike w:val="false"/>
-                <w:sz w:val="18"/>
-                <w:szCs w:val="18"/>
-                <w:color w:val="000000"/>
-              </w:rPr>
-              <w:t xml:space="preserve">Reference</w:t>
-            </w:r>
-          </w:p>
-        </w:tc>
-        <w:tc>
-          <w:tcPr>
-            <w:tcBorders>
-              <w:bottom w:val="none" w:sz="0" w:space="0" w:color="000000"/>
-              <w:top w:val="none" w:sz="0" w:space="0" w:color="000000"/>
-              <w:left w:val="none" w:sz="0" w:space="0" w:color="000000"/>
-              <w:right w:val="none" w:sz="0" w:space="0" w:color="000000"/>
-            </w:tcBorders>
-            <w:shd w:val="clear" w:color="auto" w:fill="FFFFFF"/>
-            <w:tcMar>
-              <w:top w:w="0" w:type="dxa"/>
-              <w:bottom w:w="0" w:type="dxa"/>
-              <w:left w:w="0" w:type="dxa"/>
-              <w:right w:w="0" w:type="dxa"/>
-            </w:tcMar>
-            <w:vAlign w:val="center"/>
-          </w:tcPr>
-          <w:p>
-            <w:pPr>
-              <w:pStyle w:val="Normal"/>
-              <w:jc w:val="left"/>
-              <w:pBdr>
-                <w:bottom w:val="none" w:sz="0" w:space="0" w:color="000000"/>
-                <w:top w:val="none" w:sz="0" w:space="0" w:color="000000"/>
-                <w:left w:val="none" w:sz="0" w:space="0" w:color="000000"/>
-                <w:right w:val="none" w:sz="0" w:space="0" w:color="000000"/>
-              </w:pBdr>
-              <w:spacing w:after="100" w:before="100" w:line="240"/>
-              <w:ind w:left="100" w:right="100" w:firstLine="0" w:firstLineChars="0"/>
-              <w:rPr>
-                <w:rFonts w:ascii="Times New Roman" w:hAnsi="Times New Roman" w:eastAsia="Times New Roman" w:cs="Times New Roman"/>
-                <w:i w:val="false"/>
-                <w:b w:val="false"/>
-                <w:u w:val="none"/>
-                <w:strike w:val="false"/>
-                <w:sz w:val="18"/>
-                <w:szCs w:val="18"/>
-                <w:color w:val="000000"/>
-              </w:rPr>
-            </w:pPr>
-            <w:r>
-              <w:rPr>
-                <w:rFonts w:ascii="Times New Roman" w:hAnsi="Times New Roman" w:eastAsia="Times New Roman" w:cs="Times New Roman"/>
-                <w:i w:val="false"/>
-                <w:b w:val="false"/>
-                <w:u w:val="none"/>
-                <w:strike w:val="false"/>
-                <w:sz w:val="18"/>
-                <w:szCs w:val="18"/>
-                <w:color w:val="000000"/>
-              </w:rPr>
-              <w:t xml:space="preserve"/>
-            </w:r>
-          </w:p>
-        </w:tc>
-        <w:tc>
-          <w:tcPr>
-            <w:tcBorders>
-              <w:bottom w:val="none" w:sz="0" w:space="0" w:color="000000"/>
-              <w:top w:val="none" w:sz="0" w:space="0" w:color="000000"/>
-              <w:left w:val="none" w:sz="0" w:space="0" w:color="000000"/>
-              <w:right w:val="none" w:sz="0" w:space="0" w:color="000000"/>
-            </w:tcBorders>
-            <w:shd w:val="clear" w:color="auto" w:fill="FFFFFF"/>
-            <w:tcMar>
-              <w:top w:w="0" w:type="dxa"/>
-              <w:bottom w:w="0" w:type="dxa"/>
-              <w:left w:w="0" w:type="dxa"/>
-              <w:right w:w="0" w:type="dxa"/>
-            </w:tcMar>
-            <w:vAlign w:val="center"/>
-          </w:tcPr>
-          <w:p>
-            <w:pPr>
-              <w:pStyle w:val="Normal"/>
-              <w:jc w:val="left"/>
-              <w:pBdr>
-                <w:bottom w:val="none" w:sz="0" w:space="0" w:color="000000"/>
-                <w:top w:val="none" w:sz="0" w:space="0" w:color="000000"/>
-                <w:left w:val="none" w:sz="0" w:space="0" w:color="000000"/>
-                <w:right w:val="none" w:sz="0" w:space="0" w:color="000000"/>
-              </w:pBdr>
-              <w:spacing w:after="100" w:before="100" w:line="240"/>
-              <w:ind w:left="100" w:right="100" w:firstLine="0" w:firstLineChars="0"/>
-              <w:rPr>
-                <w:rFonts w:ascii="Times New Roman" w:hAnsi="Times New Roman" w:eastAsia="Times New Roman" w:cs="Times New Roman"/>
-                <w:i w:val="false"/>
-                <w:b w:val="false"/>
-                <w:u w:val="none"/>
-                <w:strike w:val="false"/>
-                <w:sz w:val="18"/>
-                <w:szCs w:val="18"/>
-                <w:color w:val="000000"/>
-              </w:rPr>
-            </w:pPr>
-            <w:r>
-              <w:rPr>
-                <w:rFonts w:ascii="Times New Roman" w:hAnsi="Times New Roman" w:eastAsia="Times New Roman" w:cs="Times New Roman"/>
-                <w:i w:val="false"/>
-                <w:b w:val="false"/>
-                <w:u w:val="none"/>
-                <w:strike w:val="false"/>
-                <w:sz w:val="18"/>
-                <w:szCs w:val="18"/>
-                <w:color w:val="000000"/>
-              </w:rPr>
-              <w:t xml:space="preserve"/>
-            </w:r>
-          </w:p>
-        </w:tc>
-      </w:tr>
-      <w:tr>
-        <w:trPr>
-          <w:trHeight w:val="560" w:hRule="auto"/>
-        </w:trPr>
-        <w:tc>
-          <w:tcPr>
-            <w:tcBorders>
-              <w:bottom w:val="none" w:sz="0" w:space="0" w:color="000000"/>
-              <w:top w:val="none" w:sz="0" w:space="0" w:color="000000"/>
-              <w:left w:val="none" w:sz="0" w:space="0" w:color="000000"/>
-              <w:right w:val="none" w:sz="0" w:space="0" w:color="000000"/>
-            </w:tcBorders>
-            <w:shd w:val="clear" w:color="auto" w:fill="FFFFFF"/>
-            <w:tcMar>
-              <w:top w:w="0" w:type="dxa"/>
-              <w:bottom w:w="0" w:type="dxa"/>
-              <w:left w:w="0" w:type="dxa"/>
-              <w:right w:w="0" w:type="dxa"/>
-            </w:tcMar>
-            <w:vAlign w:val="center"/>
-          </w:tcPr>
-          <w:p>
-            <w:pPr>
-              <w:pStyle w:val="Normal"/>
-              <w:jc w:val="left"/>
-              <w:pBdr>
-                <w:bottom w:val="none" w:sz="0" w:space="0" w:color="000000"/>
-                <w:top w:val="none" w:sz="0" w:space="0" w:color="000000"/>
-                <w:left w:val="none" w:sz="0" w:space="0" w:color="000000"/>
-                <w:right w:val="none" w:sz="0" w:space="0" w:color="000000"/>
-              </w:pBdr>
-              <w:spacing w:after="100" w:before="100" w:line="240"/>
-              <w:ind w:left="100" w:right="100" w:firstLine="0" w:firstLineChars="0"/>
-              <w:rPr>
-                <w:rFonts w:ascii="Times New Roman" w:hAnsi="Times New Roman" w:eastAsia="Times New Roman" w:cs="Times New Roman"/>
-                <w:i w:val="false"/>
-                <w:b w:val="false"/>
-                <w:u w:val="none"/>
-                <w:strike w:val="false"/>
-                <w:sz w:val="18"/>
-                <w:szCs w:val="18"/>
-                <w:color w:val="000000"/>
-              </w:rPr>
-            </w:pPr>
-            <w:r>
-              <w:rPr>
-                <w:rFonts w:ascii="Times New Roman" w:hAnsi="Times New Roman" w:eastAsia="Times New Roman" w:cs="Times New Roman"/>
-                <w:i w:val="false"/>
-                <w:b w:val="false"/>
-                <w:u w:val="none"/>
-                <w:strike w:val="false"/>
-                <w:sz w:val="18"/>
-                <w:szCs w:val="18"/>
-                <w:color w:val="000000"/>
-              </w:rPr>
-              <w:t xml:space="preserve"/>
-            </w:r>
-          </w:p>
-        </w:tc>
-        <w:tc>
-          <w:tcPr>
-            <w:tcBorders>
-              <w:bottom w:val="none" w:sz="0" w:space="0" w:color="000000"/>
-              <w:top w:val="none" w:sz="0" w:space="0" w:color="000000"/>
-              <w:left w:val="none" w:sz="0" w:space="0" w:color="000000"/>
-              <w:right w:val="none" w:sz="0" w:space="0" w:color="000000"/>
-            </w:tcBorders>
-            <w:shd w:val="clear" w:color="auto" w:fill="FFFFFF"/>
-            <w:tcMar>
-              <w:top w:w="0" w:type="dxa"/>
-              <w:bottom w:w="0" w:type="dxa"/>
-              <w:left w:w="0" w:type="dxa"/>
-              <w:right w:w="0" w:type="dxa"/>
-            </w:tcMar>
-            <w:vAlign w:val="center"/>
-          </w:tcPr>
-          <w:p>
-            <w:pPr>
-              <w:pStyle w:val="Normal"/>
-              <w:jc w:val="left"/>
-              <w:pBdr>
-                <w:bottom w:val="none" w:sz="0" w:space="0" w:color="000000"/>
-                <w:top w:val="none" w:sz="0" w:space="0" w:color="000000"/>
-                <w:left w:val="none" w:sz="0" w:space="0" w:color="000000"/>
-                <w:right w:val="none" w:sz="0" w:space="0" w:color="000000"/>
-              </w:pBdr>
-              <w:spacing w:after="100" w:before="100" w:line="240"/>
-              <w:ind w:left="100" w:right="100" w:firstLine="0" w:firstLineChars="0"/>
-              <w:rPr>
-                <w:rFonts w:ascii="Times New Roman" w:hAnsi="Times New Roman" w:eastAsia="Times New Roman" w:cs="Times New Roman"/>
-                <w:i w:val="false"/>
-                <w:b w:val="false"/>
-                <w:u w:val="none"/>
-                <w:strike w:val="false"/>
-                <w:sz w:val="18"/>
-                <w:szCs w:val="18"/>
-                <w:color w:val="000000"/>
-              </w:rPr>
-            </w:pPr>
-            <w:r>
-              <w:rPr>
-                <w:rFonts w:ascii="Times New Roman" w:hAnsi="Times New Roman" w:eastAsia="Times New Roman" w:cs="Times New Roman"/>
-                <w:i w:val="false"/>
-                <w:b w:val="false"/>
-                <w:u w:val="none"/>
-                <w:strike w:val="false"/>
-                <w:sz w:val="18"/>
-                <w:szCs w:val="18"/>
-                <w:color w:val="000000"/>
-              </w:rPr>
-              <w:t xml:space="preserve">≥66</w:t>
-            </w:r>
-          </w:p>
-        </w:tc>
-        <w:tc>
-          <w:tcPr>
-            <w:tcBorders>
-              <w:bottom w:val="none" w:sz="0" w:space="0" w:color="000000"/>
-              <w:top w:val="none" w:sz="0" w:space="0" w:color="000000"/>
-              <w:left w:val="none" w:sz="0" w:space="0" w:color="000000"/>
-              <w:right w:val="none" w:sz="0" w:space="0" w:color="000000"/>
-            </w:tcBorders>
-            <w:shd w:val="clear" w:color="auto" w:fill="FFFFFF"/>
-            <w:tcMar>
-              <w:top w:w="0" w:type="dxa"/>
-              <w:bottom w:w="0" w:type="dxa"/>
-              <w:left w:w="0" w:type="dxa"/>
-              <w:right w:w="0" w:type="dxa"/>
-            </w:tcMar>
-            <w:vAlign w:val="center"/>
-          </w:tcPr>
-          <w:p>
-            <w:pPr>
-              <w:pStyle w:val="Normal"/>
-              <w:jc w:val="right"/>
-              <w:pBdr>
-                <w:bottom w:val="none" w:sz="0" w:space="0" w:color="000000"/>
-                <w:top w:val="none" w:sz="0" w:space="0" w:color="000000"/>
-                <w:left w:val="none" w:sz="0" w:space="0" w:color="000000"/>
-                <w:right w:val="none" w:sz="0" w:space="0" w:color="000000"/>
-              </w:pBdr>
-              <w:spacing w:after="100" w:before="100" w:line="240"/>
-              <w:ind w:left="100" w:right="100" w:firstLine="0" w:firstLineChars="0"/>
-              <w:rPr>
-                <w:rFonts w:ascii="Times New Roman" w:hAnsi="Times New Roman" w:eastAsia="Times New Roman" w:cs="Times New Roman"/>
-                <w:i w:val="false"/>
-                <w:b w:val="false"/>
-                <w:u w:val="none"/>
-                <w:strike w:val="false"/>
-                <w:sz w:val="18"/>
-                <w:szCs w:val="18"/>
-                <w:color w:val="000000"/>
-              </w:rPr>
-            </w:pPr>
-            <w:r>
-              <w:rPr>
-                <w:rFonts w:ascii="Times New Roman" w:hAnsi="Times New Roman" w:eastAsia="Times New Roman" w:cs="Times New Roman"/>
-                <w:i w:val="false"/>
-                <w:b w:val="false"/>
-                <w:u w:val="none"/>
-                <w:strike w:val="false"/>
-                <w:sz w:val="18"/>
-                <w:szCs w:val="18"/>
-                <w:color w:val="000000"/>
-              </w:rPr>
-              <w:t xml:space="preserve">78</w:t>
-            </w:r>
-          </w:p>
-        </w:tc>
-        <w:tc>
-          <w:tcPr>
-            <w:tcBorders>
-              <w:bottom w:val="none" w:sz="0" w:space="0" w:color="000000"/>
-              <w:top w:val="none" w:sz="0" w:space="0" w:color="000000"/>
-              <w:left w:val="none" w:sz="0" w:space="0" w:color="000000"/>
-              <w:right w:val="none" w:sz="0" w:space="0" w:color="000000"/>
-            </w:tcBorders>
-            <w:shd w:val="clear" w:color="auto" w:fill="FFFFFF"/>
-            <w:tcMar>
-              <w:top w:w="0" w:type="dxa"/>
-              <w:bottom w:w="0" w:type="dxa"/>
-              <w:left w:w="0" w:type="dxa"/>
-              <w:right w:w="0" w:type="dxa"/>
-            </w:tcMar>
-            <w:vAlign w:val="center"/>
-          </w:tcPr>
-          <w:p>
-            <w:pPr>
-              <w:pStyle w:val="Normal"/>
-              <w:jc w:val="right"/>
-              <w:pBdr>
-                <w:bottom w:val="none" w:sz="0" w:space="0" w:color="000000"/>
-                <w:top w:val="none" w:sz="0" w:space="0" w:color="000000"/>
-                <w:left w:val="none" w:sz="0" w:space="0" w:color="000000"/>
-                <w:right w:val="none" w:sz="0" w:space="0" w:color="000000"/>
-              </w:pBdr>
-              <w:spacing w:after="100" w:before="100" w:line="240"/>
-              <w:ind w:left="100" w:right="100" w:firstLine="0" w:firstLineChars="0"/>
-              <w:rPr>
-                <w:rFonts w:ascii="Times New Roman" w:hAnsi="Times New Roman" w:eastAsia="Times New Roman" w:cs="Times New Roman"/>
-                <w:i w:val="false"/>
-                <w:b w:val="false"/>
-                <w:u w:val="none"/>
-                <w:strike w:val="false"/>
-                <w:sz w:val="18"/>
-                <w:szCs w:val="18"/>
-                <w:color w:val="000000"/>
-              </w:rPr>
-            </w:pPr>
-            <w:r>
-              <w:rPr>
-                <w:rFonts w:ascii="Times New Roman" w:hAnsi="Times New Roman" w:eastAsia="Times New Roman" w:cs="Times New Roman"/>
-                <w:i w:val="false"/>
-                <w:b w:val="false"/>
-                <w:u w:val="none"/>
-                <w:strike w:val="false"/>
-                <w:sz w:val="18"/>
-                <w:szCs w:val="18"/>
-                <w:color w:val="000000"/>
-              </w:rPr>
-              <w:t xml:space="preserve">20</w:t>
-            </w:r>
-          </w:p>
-        </w:tc>
-        <w:tc>
-          <w:tcPr>
-            <w:tcBorders>
-              <w:bottom w:val="none" w:sz="0" w:space="0" w:color="000000"/>
-              <w:top w:val="none" w:sz="0" w:space="0" w:color="000000"/>
-              <w:left w:val="none" w:sz="0" w:space="0" w:color="000000"/>
-              <w:right w:val="none" w:sz="0" w:space="0" w:color="000000"/>
-            </w:tcBorders>
-            <w:shd w:val="clear" w:color="auto" w:fill="FFFFFF"/>
-            <w:tcMar>
-              <w:top w:w="0" w:type="dxa"/>
-              <w:bottom w:w="0" w:type="dxa"/>
-              <w:left w:w="0" w:type="dxa"/>
-              <w:right w:w="0" w:type="dxa"/>
-            </w:tcMar>
-            <w:vAlign w:val="center"/>
-          </w:tcPr>
-          <w:p>
-            <w:pPr>
-              <w:pStyle w:val="Normal"/>
-              <w:jc w:val="left"/>
-              <w:pBdr>
-                <w:bottom w:val="none" w:sz="0" w:space="0" w:color="000000"/>
-                <w:top w:val="none" w:sz="0" w:space="0" w:color="000000"/>
-                <w:left w:val="none" w:sz="0" w:space="0" w:color="000000"/>
-                <w:right w:val="none" w:sz="0" w:space="0" w:color="000000"/>
-              </w:pBdr>
-              <w:spacing w:after="100" w:before="100" w:line="240"/>
-              <w:ind w:left="100" w:right="100" w:firstLine="0" w:firstLineChars="0"/>
-              <w:rPr>
-                <w:rFonts w:ascii="Times New Roman" w:hAnsi="Times New Roman" w:eastAsia="Times New Roman" w:cs="Times New Roman"/>
-                <w:i w:val="false"/>
-                <w:b w:val="false"/>
-                <w:u w:val="none"/>
-                <w:strike w:val="false"/>
-                <w:sz w:val="18"/>
-                <w:szCs w:val="18"/>
-                <w:color w:val="000000"/>
-              </w:rPr>
-            </w:pPr>
-            <w:r>
-              <w:rPr>
-                <w:rFonts w:ascii="Times New Roman" w:hAnsi="Times New Roman" w:eastAsia="Times New Roman" w:cs="Times New Roman"/>
-                <w:i w:val="false"/>
-                <w:b w:val="false"/>
-                <w:u w:val="none"/>
-                <w:strike w:val="false"/>
-                <w:sz w:val="18"/>
-                <w:szCs w:val="18"/>
-                <w:color w:val="000000"/>
-              </w:rPr>
-              <w:t xml:space="preserve">4.50 (1.68–12.03)</w:t>
-            </w:r>
-          </w:p>
-        </w:tc>
-        <w:tc>
-          <w:tcPr>
-            <w:tcBorders>
-              <w:bottom w:val="none" w:sz="0" w:space="0" w:color="000000"/>
-              <w:top w:val="none" w:sz="0" w:space="0" w:color="000000"/>
-              <w:left w:val="none" w:sz="0" w:space="0" w:color="000000"/>
-              <w:right w:val="none" w:sz="0" w:space="0" w:color="000000"/>
-            </w:tcBorders>
-            <w:shd w:val="clear" w:color="auto" w:fill="FFFFFF"/>
-            <w:tcMar>
-              <w:top w:w="0" w:type="dxa"/>
-              <w:bottom w:w="0" w:type="dxa"/>
-              <w:left w:w="0" w:type="dxa"/>
-              <w:right w:w="0" w:type="dxa"/>
-            </w:tcMar>
-            <w:vAlign w:val="center"/>
-          </w:tcPr>
-          <w:p>
-            <w:pPr>
-              <w:pStyle w:val="Normal"/>
-              <w:jc w:val="left"/>
-              <w:pBdr>
-                <w:bottom w:val="none" w:sz="0" w:space="0" w:color="000000"/>
-                <w:top w:val="none" w:sz="0" w:space="0" w:color="000000"/>
-                <w:left w:val="none" w:sz="0" w:space="0" w:color="000000"/>
-                <w:right w:val="none" w:sz="0" w:space="0" w:color="000000"/>
-              </w:pBdr>
-              <w:spacing w:after="100" w:before="100" w:line="240"/>
-              <w:ind w:left="100" w:right="100" w:firstLine="0" w:firstLineChars="0"/>
-              <w:rPr>
-                <w:rFonts w:ascii="Times New Roman" w:hAnsi="Times New Roman" w:eastAsia="Times New Roman" w:cs="Times New Roman"/>
-                <w:i w:val="false"/>
-                <w:b w:val="false"/>
-                <w:u w:val="none"/>
-                <w:strike w:val="false"/>
-                <w:sz w:val="18"/>
-                <w:szCs w:val="18"/>
-                <w:color w:val="000000"/>
-              </w:rPr>
-            </w:pPr>
-            <w:r>
-              <w:rPr>
-                <w:rFonts w:ascii="Times New Roman" w:hAnsi="Times New Roman" w:eastAsia="Times New Roman" w:cs="Times New Roman"/>
-                <w:i w:val="false"/>
-                <w:b w:val="false"/>
-                <w:u w:val="none"/>
-                <w:strike w:val="false"/>
-                <w:sz w:val="18"/>
-                <w:szCs w:val="18"/>
-                <w:color w:val="000000"/>
-              </w:rPr>
-              <w:t xml:space="preserve">0.003</w:t>
+              <w:t xml:space="preserve">25</w:t>
+            </w:r>
+          </w:p>
+        </w:tc>
+        <w:tc>
+          <w:tcPr>
+            <w:tcBorders>
+              <w:bottom w:val="none" w:sz="0" w:space="0" w:color="000000"/>
+              <w:top w:val="none" w:sz="0" w:space="0" w:color="000000"/>
+              <w:left w:val="none" w:sz="0" w:space="0" w:color="000000"/>
+              <w:right w:val="none" w:sz="0" w:space="0" w:color="000000"/>
+            </w:tcBorders>
+            <w:shd w:val="clear" w:color="auto" w:fill="FFFFFF"/>
+            <w:tcMar>
+              <w:top w:w="0" w:type="dxa"/>
+              <w:bottom w:w="0" w:type="dxa"/>
+              <w:left w:w="0" w:type="dxa"/>
+              <w:right w:w="0" w:type="dxa"/>
+            </w:tcMar>
+            <w:vAlign w:val="center"/>
+          </w:tcPr>
+          <w:p>
+            <w:pPr>
+              <w:pStyle w:val="Normal"/>
+              <w:jc w:val="left"/>
+              <w:pBdr>
+                <w:bottom w:val="none" w:sz="0" w:space="0" w:color="000000"/>
+                <w:top w:val="none" w:sz="0" w:space="0" w:color="000000"/>
+                <w:left w:val="none" w:sz="0" w:space="0" w:color="000000"/>
+                <w:right w:val="none" w:sz="0" w:space="0" w:color="000000"/>
+              </w:pBdr>
+              <w:spacing w:after="100" w:before="100" w:line="240"/>
+              <w:ind w:left="100" w:right="100" w:firstLine="0" w:firstLineChars="0"/>
+              <w:rPr>
+                <w:rFonts w:ascii="Times New Roman" w:hAnsi="Times New Roman" w:eastAsia="Times New Roman" w:cs="Times New Roman"/>
+                <w:i w:val="false"/>
+                <w:b w:val="false"/>
+                <w:u w:val="none"/>
+                <w:strike w:val="false"/>
+                <w:sz w:val="18"/>
+                <w:szCs w:val="18"/>
+                <w:color w:val="000000"/>
+              </w:rPr>
+            </w:pPr>
+            <w:r>
+              <w:rPr>
+                <w:rFonts w:ascii="Times New Roman" w:hAnsi="Times New Roman" w:eastAsia="Times New Roman" w:cs="Times New Roman"/>
+                <w:i w:val="false"/>
+                <w:b w:val="false"/>
+                <w:u w:val="none"/>
+                <w:strike w:val="false"/>
+                <w:sz w:val="18"/>
+                <w:szCs w:val="18"/>
+                <w:color w:val="000000"/>
+              </w:rPr>
+              <w:t xml:space="preserve">1.09 (1.04–1.14)</w:t>
+            </w:r>
+          </w:p>
+        </w:tc>
+        <w:tc>
+          <w:tcPr>
+            <w:tcBorders>
+              <w:bottom w:val="none" w:sz="0" w:space="0" w:color="000000"/>
+              <w:top w:val="none" w:sz="0" w:space="0" w:color="000000"/>
+              <w:left w:val="none" w:sz="0" w:space="0" w:color="000000"/>
+              <w:right w:val="none" w:sz="0" w:space="0" w:color="000000"/>
+            </w:tcBorders>
+            <w:shd w:val="clear" w:color="auto" w:fill="FFFFFF"/>
+            <w:tcMar>
+              <w:top w:w="0" w:type="dxa"/>
+              <w:bottom w:w="0" w:type="dxa"/>
+              <w:left w:w="0" w:type="dxa"/>
+              <w:right w:w="0" w:type="dxa"/>
+            </w:tcMar>
+            <w:vAlign w:val="center"/>
+          </w:tcPr>
+          <w:p>
+            <w:pPr>
+              <w:pStyle w:val="Normal"/>
+              <w:jc w:val="left"/>
+              <w:pBdr>
+                <w:bottom w:val="none" w:sz="0" w:space="0" w:color="000000"/>
+                <w:top w:val="none" w:sz="0" w:space="0" w:color="000000"/>
+                <w:left w:val="none" w:sz="0" w:space="0" w:color="000000"/>
+                <w:right w:val="none" w:sz="0" w:space="0" w:color="000000"/>
+              </w:pBdr>
+              <w:spacing w:after="100" w:before="100" w:line="240"/>
+              <w:ind w:left="100" w:right="100" w:firstLine="0" w:firstLineChars="0"/>
+              <w:rPr>
+                <w:rFonts w:ascii="Times New Roman" w:hAnsi="Times New Roman" w:eastAsia="Times New Roman" w:cs="Times New Roman"/>
+                <w:i w:val="false"/>
+                <w:b w:val="false"/>
+                <w:u w:val="none"/>
+                <w:strike w:val="false"/>
+                <w:sz w:val="18"/>
+                <w:szCs w:val="18"/>
+                <w:color w:val="000000"/>
+              </w:rPr>
+            </w:pPr>
+            <w:r>
+              <w:rPr>
+                <w:rFonts w:ascii="Times New Roman" w:hAnsi="Times New Roman" w:eastAsia="Times New Roman" w:cs="Times New Roman"/>
+                <w:i w:val="false"/>
+                <w:b w:val="false"/>
+                <w:u w:val="none"/>
+                <w:strike w:val="false"/>
+                <w:sz w:val="18"/>
+                <w:szCs w:val="18"/>
+                <w:color w:val="000000"/>
+              </w:rPr>
+              <w:t xml:space="preserve">&lt;0.001</w:t>
             </w:r>
           </w:p>
         </w:tc>

--- a/output/tables/READ/READ_cox_uni.docx
+++ b/output/tables/READ/READ_cox_uni.docx
@@ -35,12 +35,12 @@
         <w:tblLook w:firstRow="1" w:lastRow="0" w:firstColumn="0" w:lastColumn="0" w:noHBand="0" w:noVBand="1"/>
       </w:tblPr>
       <w:tblGrid>
-        <w:gridCol w:w="3120"/>
+        <w:gridCol w:w="3450"/>
         <w:gridCol w:w="1489"/>
         <w:gridCol w:w="681"/>
         <w:gridCol w:w="931"/>
         <w:gridCol w:w="1611"/>
-        <w:gridCol w:w="917"/>
+        <w:gridCol w:w="816"/>
         <w:gridCol w:w="1136"/>
       </w:tblGrid>
       <w:tr>
@@ -12189,7 +12189,227 @@
                 <w:szCs w:val="18"/>
                 <w:color w:val="000000"/>
               </w:rPr>
-              <w:t xml:space="preserve">Age (per 10 years)</w:t>
+              <w:t xml:space="preserve">HIST1H2AC expression</w:t>
+            </w:r>
+          </w:p>
+        </w:tc>
+        <w:tc>
+          <w:tcPr>
+            <w:tcBorders>
+              <w:bottom w:val="none" w:sz="0" w:space="0" w:color="000000"/>
+              <w:top w:val="none" w:sz="0" w:space="0" w:color="000000"/>
+              <w:left w:val="none" w:sz="0" w:space="0" w:color="000000"/>
+              <w:right w:val="none" w:sz="0" w:space="0" w:color="000000"/>
+            </w:tcBorders>
+            <w:shd w:val="clear" w:color="auto" w:fill="FFFFFF"/>
+            <w:tcMar>
+              <w:top w:w="0" w:type="dxa"/>
+              <w:bottom w:w="0" w:type="dxa"/>
+              <w:left w:w="0" w:type="dxa"/>
+              <w:right w:w="0" w:type="dxa"/>
+            </w:tcMar>
+            <w:vAlign w:val="center"/>
+          </w:tcPr>
+          <w:p>
+            <w:pPr>
+              <w:pStyle w:val="Normal"/>
+              <w:jc w:val="left"/>
+              <w:pBdr>
+                <w:bottom w:val="none" w:sz="0" w:space="0" w:color="000000"/>
+                <w:top w:val="none" w:sz="0" w:space="0" w:color="000000"/>
+                <w:left w:val="none" w:sz="0" w:space="0" w:color="000000"/>
+                <w:right w:val="none" w:sz="0" w:space="0" w:color="000000"/>
+              </w:pBdr>
+              <w:spacing w:after="100" w:before="100" w:line="240"/>
+              <w:ind w:left="100" w:right="100" w:firstLine="0" w:firstLineChars="0"/>
+              <w:rPr>
+                <w:rFonts w:ascii="Times New Roman" w:hAnsi="Times New Roman" w:eastAsia="Times New Roman" w:cs="Times New Roman"/>
+                <w:i w:val="false"/>
+                <w:b w:val="false"/>
+                <w:u w:val="none"/>
+                <w:strike w:val="false"/>
+                <w:sz w:val="18"/>
+                <w:szCs w:val="18"/>
+                <w:color w:val="000000"/>
+              </w:rPr>
+            </w:pPr>
+            <w:r>
+              <w:rPr>
+                <w:rFonts w:ascii="Times New Roman" w:hAnsi="Times New Roman" w:eastAsia="Times New Roman" w:cs="Times New Roman"/>
+                <w:i w:val="false"/>
+                <w:b w:val="false"/>
+                <w:u w:val="none"/>
+                <w:strike w:val="false"/>
+                <w:sz w:val="18"/>
+                <w:szCs w:val="18"/>
+                <w:color w:val="000000"/>
+              </w:rPr>
+              <w:t xml:space="preserve">Low (ref)</w:t>
+            </w:r>
+          </w:p>
+        </w:tc>
+        <w:tc>
+          <w:tcPr>
+            <w:tcBorders>
+              <w:bottom w:val="none" w:sz="0" w:space="0" w:color="000000"/>
+              <w:top w:val="none" w:sz="0" w:space="0" w:color="000000"/>
+              <w:left w:val="none" w:sz="0" w:space="0" w:color="000000"/>
+              <w:right w:val="none" w:sz="0" w:space="0" w:color="000000"/>
+            </w:tcBorders>
+            <w:shd w:val="clear" w:color="auto" w:fill="FFFFFF"/>
+            <w:tcMar>
+              <w:top w:w="0" w:type="dxa"/>
+              <w:bottom w:w="0" w:type="dxa"/>
+              <w:left w:w="0" w:type="dxa"/>
+              <w:right w:w="0" w:type="dxa"/>
+            </w:tcMar>
+            <w:vAlign w:val="center"/>
+          </w:tcPr>
+          <w:p>
+            <w:pPr>
+              <w:pStyle w:val="Normal"/>
+              <w:jc w:val="right"/>
+              <w:pBdr>
+                <w:bottom w:val="none" w:sz="0" w:space="0" w:color="000000"/>
+                <w:top w:val="none" w:sz="0" w:space="0" w:color="000000"/>
+                <w:left w:val="none" w:sz="0" w:space="0" w:color="000000"/>
+                <w:right w:val="none" w:sz="0" w:space="0" w:color="000000"/>
+              </w:pBdr>
+              <w:spacing w:after="100" w:before="100" w:line="240"/>
+              <w:ind w:left="100" w:right="100" w:firstLine="0" w:firstLineChars="0"/>
+              <w:rPr>
+                <w:rFonts w:ascii="Times New Roman" w:hAnsi="Times New Roman" w:eastAsia="Times New Roman" w:cs="Times New Roman"/>
+                <w:i w:val="false"/>
+                <w:b w:val="false"/>
+                <w:u w:val="none"/>
+                <w:strike w:val="false"/>
+                <w:sz w:val="18"/>
+                <w:szCs w:val="18"/>
+                <w:color w:val="000000"/>
+              </w:rPr>
+            </w:pPr>
+            <w:r>
+              <w:rPr>
+                <w:rFonts w:ascii="Times New Roman" w:hAnsi="Times New Roman" w:eastAsia="Times New Roman" w:cs="Times New Roman"/>
+                <w:i w:val="false"/>
+                <w:b w:val="false"/>
+                <w:u w:val="none"/>
+                <w:strike w:val="false"/>
+                <w:sz w:val="18"/>
+                <w:szCs w:val="18"/>
+                <w:color w:val="000000"/>
+              </w:rPr>
+              <w:t xml:space="preserve">78</w:t>
+            </w:r>
+          </w:p>
+        </w:tc>
+        <w:tc>
+          <w:tcPr>
+            <w:tcBorders>
+              <w:bottom w:val="none" w:sz="0" w:space="0" w:color="000000"/>
+              <w:top w:val="none" w:sz="0" w:space="0" w:color="000000"/>
+              <w:left w:val="none" w:sz="0" w:space="0" w:color="000000"/>
+              <w:right w:val="none" w:sz="0" w:space="0" w:color="000000"/>
+            </w:tcBorders>
+            <w:shd w:val="clear" w:color="auto" w:fill="FFFFFF"/>
+            <w:tcMar>
+              <w:top w:w="0" w:type="dxa"/>
+              <w:bottom w:w="0" w:type="dxa"/>
+              <w:left w:w="0" w:type="dxa"/>
+              <w:right w:w="0" w:type="dxa"/>
+            </w:tcMar>
+            <w:vAlign w:val="center"/>
+          </w:tcPr>
+          <w:p>
+            <w:pPr>
+              <w:pStyle w:val="Normal"/>
+              <w:jc w:val="right"/>
+              <w:pBdr>
+                <w:bottom w:val="none" w:sz="0" w:space="0" w:color="000000"/>
+                <w:top w:val="none" w:sz="0" w:space="0" w:color="000000"/>
+                <w:left w:val="none" w:sz="0" w:space="0" w:color="000000"/>
+                <w:right w:val="none" w:sz="0" w:space="0" w:color="000000"/>
+              </w:pBdr>
+              <w:spacing w:after="100" w:before="100" w:line="240"/>
+              <w:ind w:left="100" w:right="100" w:firstLine="0" w:firstLineChars="0"/>
+              <w:rPr>
+                <w:rFonts w:ascii="Times New Roman" w:hAnsi="Times New Roman" w:eastAsia="Times New Roman" w:cs="Times New Roman"/>
+                <w:i w:val="false"/>
+                <w:b w:val="false"/>
+                <w:u w:val="none"/>
+                <w:strike w:val="false"/>
+                <w:sz w:val="18"/>
+                <w:szCs w:val="18"/>
+                <w:color w:val="000000"/>
+              </w:rPr>
+            </w:pPr>
+            <w:r>
+              <w:rPr>
+                <w:rFonts w:ascii="Times New Roman" w:hAnsi="Times New Roman" w:eastAsia="Times New Roman" w:cs="Times New Roman"/>
+                <w:i w:val="false"/>
+                <w:b w:val="false"/>
+                <w:u w:val="none"/>
+                <w:strike w:val="false"/>
+                <w:sz w:val="18"/>
+                <w:szCs w:val="18"/>
+                <w:color w:val="000000"/>
+              </w:rPr>
+              <w:t xml:space="preserve">8</w:t>
+            </w:r>
+          </w:p>
+        </w:tc>
+        <w:tc>
+          <w:tcPr>
+            <w:tcBorders>
+              <w:bottom w:val="none" w:sz="0" w:space="0" w:color="000000"/>
+              <w:top w:val="none" w:sz="0" w:space="0" w:color="000000"/>
+              <w:left w:val="none" w:sz="0" w:space="0" w:color="000000"/>
+              <w:right w:val="none" w:sz="0" w:space="0" w:color="000000"/>
+            </w:tcBorders>
+            <w:shd w:val="clear" w:color="auto" w:fill="FFFFFF"/>
+            <w:tcMar>
+              <w:top w:w="0" w:type="dxa"/>
+              <w:bottom w:w="0" w:type="dxa"/>
+              <w:left w:w="0" w:type="dxa"/>
+              <w:right w:w="0" w:type="dxa"/>
+            </w:tcMar>
+            <w:vAlign w:val="center"/>
+          </w:tcPr>
+          <w:p>
+            <w:pPr>
+              <w:pStyle w:val="Normal"/>
+              <w:jc w:val="left"/>
+              <w:pBdr>
+                <w:bottom w:val="none" w:sz="0" w:space="0" w:color="000000"/>
+                <w:top w:val="none" w:sz="0" w:space="0" w:color="000000"/>
+                <w:left w:val="none" w:sz="0" w:space="0" w:color="000000"/>
+                <w:right w:val="none" w:sz="0" w:space="0" w:color="000000"/>
+              </w:pBdr>
+              <w:spacing w:after="100" w:before="100" w:line="240"/>
+              <w:ind w:left="100" w:right="100" w:firstLine="0" w:firstLineChars="0"/>
+              <w:rPr>
+                <w:rFonts w:ascii="Times New Roman" w:hAnsi="Times New Roman" w:eastAsia="Times New Roman" w:cs="Times New Roman"/>
+                <w:i w:val="false"/>
+                <w:b w:val="false"/>
+                <w:u w:val="none"/>
+                <w:strike w:val="false"/>
+                <w:sz w:val="18"/>
+                <w:szCs w:val="18"/>
+                <w:color w:val="000000"/>
+              </w:rPr>
+            </w:pPr>
+            <w:r>
+              <w:rPr>
+                <w:rFonts w:ascii="Times New Roman" w:hAnsi="Times New Roman" w:eastAsia="Times New Roman" w:cs="Times New Roman"/>
+                <w:i w:val="false"/>
+                <w:b w:val="false"/>
+                <w:u w:val="none"/>
+                <w:strike w:val="false"/>
+                <w:sz w:val="18"/>
+                <w:szCs w:val="18"/>
+                <w:color w:val="000000"/>
+              </w:rPr>
+              <w:t xml:space="preserve">Reference</w:t>
             </w:r>
           </w:p>
         </w:tc>
@@ -12268,6 +12488,176 @@
           <w:p>
             <w:pPr>
               <w:pStyle w:val="Normal"/>
+              <w:jc w:val="left"/>
+              <w:pBdr>
+                <w:bottom w:val="none" w:sz="0" w:space="0" w:color="000000"/>
+                <w:top w:val="none" w:sz="0" w:space="0" w:color="000000"/>
+                <w:left w:val="none" w:sz="0" w:space="0" w:color="000000"/>
+                <w:right w:val="none" w:sz="0" w:space="0" w:color="000000"/>
+              </w:pBdr>
+              <w:spacing w:after="100" w:before="100" w:line="240"/>
+              <w:ind w:left="100" w:right="100" w:firstLine="0" w:firstLineChars="0"/>
+              <w:rPr>
+                <w:rFonts w:ascii="Times New Roman" w:hAnsi="Times New Roman" w:eastAsia="Times New Roman" w:cs="Times New Roman"/>
+                <w:i w:val="false"/>
+                <w:b w:val="false"/>
+                <w:u w:val="none"/>
+                <w:strike w:val="false"/>
+                <w:sz w:val="18"/>
+                <w:szCs w:val="18"/>
+                <w:color w:val="000000"/>
+              </w:rPr>
+            </w:pPr>
+            <w:r>
+              <w:rPr>
+                <w:rFonts w:ascii="Times New Roman" w:hAnsi="Times New Roman" w:eastAsia="Times New Roman" w:cs="Times New Roman"/>
+                <w:i w:val="false"/>
+                <w:b w:val="false"/>
+                <w:u w:val="none"/>
+                <w:strike w:val="false"/>
+                <w:sz w:val="18"/>
+                <w:szCs w:val="18"/>
+                <w:color w:val="000000"/>
+              </w:rPr>
+              <w:t xml:space="preserve"/>
+            </w:r>
+          </w:p>
+        </w:tc>
+      </w:tr>
+      <w:tr>
+        <w:trPr>
+          <w:trHeight w:val="560" w:hRule="auto"/>
+        </w:trPr>
+        <w:tc>
+          <w:tcPr>
+            <w:tcBorders>
+              <w:bottom w:val="none" w:sz="0" w:space="0" w:color="000000"/>
+              <w:top w:val="none" w:sz="0" w:space="0" w:color="000000"/>
+              <w:left w:val="none" w:sz="0" w:space="0" w:color="000000"/>
+              <w:right w:val="none" w:sz="0" w:space="0" w:color="000000"/>
+            </w:tcBorders>
+            <w:shd w:val="clear" w:color="auto" w:fill="FFFFFF"/>
+            <w:tcMar>
+              <w:top w:w="0" w:type="dxa"/>
+              <w:bottom w:w="0" w:type="dxa"/>
+              <w:left w:w="0" w:type="dxa"/>
+              <w:right w:w="0" w:type="dxa"/>
+            </w:tcMar>
+            <w:vAlign w:val="center"/>
+          </w:tcPr>
+          <w:p>
+            <w:pPr>
+              <w:pStyle w:val="Normal"/>
+              <w:jc w:val="left"/>
+              <w:pBdr>
+                <w:bottom w:val="none" w:sz="0" w:space="0" w:color="000000"/>
+                <w:top w:val="none" w:sz="0" w:space="0" w:color="000000"/>
+                <w:left w:val="none" w:sz="0" w:space="0" w:color="000000"/>
+                <w:right w:val="none" w:sz="0" w:space="0" w:color="000000"/>
+              </w:pBdr>
+              <w:spacing w:after="100" w:before="100" w:line="240"/>
+              <w:ind w:left="100" w:right="100" w:firstLine="0" w:firstLineChars="0"/>
+              <w:rPr>
+                <w:rFonts w:ascii="Times New Roman" w:hAnsi="Times New Roman" w:eastAsia="Times New Roman" w:cs="Times New Roman"/>
+                <w:i w:val="false"/>
+                <w:b w:val="false"/>
+                <w:u w:val="none"/>
+                <w:strike w:val="false"/>
+                <w:sz w:val="18"/>
+                <w:szCs w:val="18"/>
+                <w:color w:val="000000"/>
+              </w:rPr>
+            </w:pPr>
+            <w:r>
+              <w:rPr>
+                <w:rFonts w:ascii="Times New Roman" w:hAnsi="Times New Roman" w:eastAsia="Times New Roman" w:cs="Times New Roman"/>
+                <w:i w:val="false"/>
+                <w:b w:val="false"/>
+                <w:u w:val="none"/>
+                <w:strike w:val="false"/>
+                <w:sz w:val="18"/>
+                <w:szCs w:val="18"/>
+                <w:color w:val="000000"/>
+              </w:rPr>
+              <w:t xml:space="preserve"/>
+            </w:r>
+          </w:p>
+        </w:tc>
+        <w:tc>
+          <w:tcPr>
+            <w:tcBorders>
+              <w:bottom w:val="none" w:sz="0" w:space="0" w:color="000000"/>
+              <w:top w:val="none" w:sz="0" w:space="0" w:color="000000"/>
+              <w:left w:val="none" w:sz="0" w:space="0" w:color="000000"/>
+              <w:right w:val="none" w:sz="0" w:space="0" w:color="000000"/>
+            </w:tcBorders>
+            <w:shd w:val="clear" w:color="auto" w:fill="FFFFFF"/>
+            <w:tcMar>
+              <w:top w:w="0" w:type="dxa"/>
+              <w:bottom w:w="0" w:type="dxa"/>
+              <w:left w:w="0" w:type="dxa"/>
+              <w:right w:w="0" w:type="dxa"/>
+            </w:tcMar>
+            <w:vAlign w:val="center"/>
+          </w:tcPr>
+          <w:p>
+            <w:pPr>
+              <w:pStyle w:val="Normal"/>
+              <w:jc w:val="left"/>
+              <w:pBdr>
+                <w:bottom w:val="none" w:sz="0" w:space="0" w:color="000000"/>
+                <w:top w:val="none" w:sz="0" w:space="0" w:color="000000"/>
+                <w:left w:val="none" w:sz="0" w:space="0" w:color="000000"/>
+                <w:right w:val="none" w:sz="0" w:space="0" w:color="000000"/>
+              </w:pBdr>
+              <w:spacing w:after="100" w:before="100" w:line="240"/>
+              <w:ind w:left="100" w:right="100" w:firstLine="0" w:firstLineChars="0"/>
+              <w:rPr>
+                <w:rFonts w:ascii="Times New Roman" w:hAnsi="Times New Roman" w:eastAsia="Times New Roman" w:cs="Times New Roman"/>
+                <w:i w:val="false"/>
+                <w:b w:val="false"/>
+                <w:u w:val="none"/>
+                <w:strike w:val="false"/>
+                <w:sz w:val="18"/>
+                <w:szCs w:val="18"/>
+                <w:color w:val="000000"/>
+              </w:rPr>
+            </w:pPr>
+            <w:r>
+              <w:rPr>
+                <w:rFonts w:ascii="Times New Roman" w:hAnsi="Times New Roman" w:eastAsia="Times New Roman" w:cs="Times New Roman"/>
+                <w:i w:val="false"/>
+                <w:b w:val="false"/>
+                <w:u w:val="none"/>
+                <w:strike w:val="false"/>
+                <w:sz w:val="18"/>
+                <w:szCs w:val="18"/>
+                <w:color w:val="000000"/>
+              </w:rPr>
+              <w:t xml:space="preserve">High</w:t>
+            </w:r>
+          </w:p>
+        </w:tc>
+        <w:tc>
+          <w:tcPr>
+            <w:tcBorders>
+              <w:bottom w:val="none" w:sz="0" w:space="0" w:color="000000"/>
+              <w:top w:val="none" w:sz="0" w:space="0" w:color="000000"/>
+              <w:left w:val="none" w:sz="0" w:space="0" w:color="000000"/>
+              <w:right w:val="none" w:sz="0" w:space="0" w:color="000000"/>
+            </w:tcBorders>
+            <w:shd w:val="clear" w:color="auto" w:fill="FFFFFF"/>
+            <w:tcMar>
+              <w:top w:w="0" w:type="dxa"/>
+              <w:bottom w:w="0" w:type="dxa"/>
+              <w:left w:w="0" w:type="dxa"/>
+              <w:right w:w="0" w:type="dxa"/>
+            </w:tcMar>
+            <w:vAlign w:val="center"/>
+          </w:tcPr>
+          <w:p>
+            <w:pPr>
+              <w:pStyle w:val="Normal"/>
               <w:jc w:val="right"/>
               <w:pBdr>
                 <w:bottom w:val="none" w:sz="0" w:space="0" w:color="000000"/>
@@ -12299,7 +12689,7 @@
                 <w:szCs w:val="18"/>
                 <w:color w:val="000000"/>
               </w:rPr>
-              <w:t xml:space="preserve">157</w:t>
+              <w:t xml:space="preserve">78</w:t>
             </w:r>
           </w:p>
         </w:tc>
@@ -12354,6 +12744,396 @@
                 <w:szCs w:val="18"/>
                 <w:color w:val="000000"/>
               </w:rPr>
+              <w:t xml:space="preserve">17</w:t>
+            </w:r>
+          </w:p>
+        </w:tc>
+        <w:tc>
+          <w:tcPr>
+            <w:tcBorders>
+              <w:bottom w:val="none" w:sz="0" w:space="0" w:color="000000"/>
+              <w:top w:val="none" w:sz="0" w:space="0" w:color="000000"/>
+              <w:left w:val="none" w:sz="0" w:space="0" w:color="000000"/>
+              <w:right w:val="none" w:sz="0" w:space="0" w:color="000000"/>
+            </w:tcBorders>
+            <w:shd w:val="clear" w:color="auto" w:fill="FFFFFF"/>
+            <w:tcMar>
+              <w:top w:w="0" w:type="dxa"/>
+              <w:bottom w:w="0" w:type="dxa"/>
+              <w:left w:w="0" w:type="dxa"/>
+              <w:right w:w="0" w:type="dxa"/>
+            </w:tcMar>
+            <w:vAlign w:val="center"/>
+          </w:tcPr>
+          <w:p>
+            <w:pPr>
+              <w:pStyle w:val="Normal"/>
+              <w:jc w:val="left"/>
+              <w:pBdr>
+                <w:bottom w:val="none" w:sz="0" w:space="0" w:color="000000"/>
+                <w:top w:val="none" w:sz="0" w:space="0" w:color="000000"/>
+                <w:left w:val="none" w:sz="0" w:space="0" w:color="000000"/>
+                <w:right w:val="none" w:sz="0" w:space="0" w:color="000000"/>
+              </w:pBdr>
+              <w:spacing w:after="100" w:before="100" w:line="240"/>
+              <w:ind w:left="100" w:right="100" w:firstLine="0" w:firstLineChars="0"/>
+              <w:rPr>
+                <w:rFonts w:ascii="Times New Roman" w:hAnsi="Times New Roman" w:eastAsia="Times New Roman" w:cs="Times New Roman"/>
+                <w:i w:val="false"/>
+                <w:b w:val="false"/>
+                <w:u w:val="none"/>
+                <w:strike w:val="false"/>
+                <w:sz w:val="18"/>
+                <w:szCs w:val="18"/>
+                <w:color w:val="000000"/>
+              </w:rPr>
+            </w:pPr>
+            <w:r>
+              <w:rPr>
+                <w:rFonts w:ascii="Times New Roman" w:hAnsi="Times New Roman" w:eastAsia="Times New Roman" w:cs="Times New Roman"/>
+                <w:i w:val="false"/>
+                <w:b w:val="false"/>
+                <w:u w:val="none"/>
+                <w:strike w:val="false"/>
+                <w:sz w:val="18"/>
+                <w:szCs w:val="18"/>
+                <w:color w:val="000000"/>
+              </w:rPr>
+              <w:t xml:space="preserve">2.73 (1.17–6.40)</w:t>
+            </w:r>
+          </w:p>
+        </w:tc>
+        <w:tc>
+          <w:tcPr>
+            <w:tcBorders>
+              <w:bottom w:val="none" w:sz="0" w:space="0" w:color="000000"/>
+              <w:top w:val="none" w:sz="0" w:space="0" w:color="000000"/>
+              <w:left w:val="none" w:sz="0" w:space="0" w:color="000000"/>
+              <w:right w:val="none" w:sz="0" w:space="0" w:color="000000"/>
+            </w:tcBorders>
+            <w:shd w:val="clear" w:color="auto" w:fill="FFFFFF"/>
+            <w:tcMar>
+              <w:top w:w="0" w:type="dxa"/>
+              <w:bottom w:w="0" w:type="dxa"/>
+              <w:left w:w="0" w:type="dxa"/>
+              <w:right w:w="0" w:type="dxa"/>
+            </w:tcMar>
+            <w:vAlign w:val="center"/>
+          </w:tcPr>
+          <w:p>
+            <w:pPr>
+              <w:pStyle w:val="Normal"/>
+              <w:jc w:val="left"/>
+              <w:pBdr>
+                <w:bottom w:val="none" w:sz="0" w:space="0" w:color="000000"/>
+                <w:top w:val="none" w:sz="0" w:space="0" w:color="000000"/>
+                <w:left w:val="none" w:sz="0" w:space="0" w:color="000000"/>
+                <w:right w:val="none" w:sz="0" w:space="0" w:color="000000"/>
+              </w:pBdr>
+              <w:spacing w:after="100" w:before="100" w:line="240"/>
+              <w:ind w:left="100" w:right="100" w:firstLine="0" w:firstLineChars="0"/>
+              <w:rPr>
+                <w:rFonts w:ascii="Times New Roman" w:hAnsi="Times New Roman" w:eastAsia="Times New Roman" w:cs="Times New Roman"/>
+                <w:i w:val="false"/>
+                <w:b w:val="false"/>
+                <w:u w:val="none"/>
+                <w:strike w:val="false"/>
+                <w:sz w:val="18"/>
+                <w:szCs w:val="18"/>
+                <w:color w:val="000000"/>
+              </w:rPr>
+            </w:pPr>
+            <w:r>
+              <w:rPr>
+                <w:rFonts w:ascii="Times New Roman" w:hAnsi="Times New Roman" w:eastAsia="Times New Roman" w:cs="Times New Roman"/>
+                <w:i w:val="false"/>
+                <w:b w:val="false"/>
+                <w:u w:val="none"/>
+                <w:strike w:val="false"/>
+                <w:sz w:val="18"/>
+                <w:szCs w:val="18"/>
+                <w:color w:val="000000"/>
+              </w:rPr>
+              <w:t xml:space="preserve">0.021</w:t>
+            </w:r>
+          </w:p>
+        </w:tc>
+        <w:tc>
+          <w:tcPr>
+            <w:tcBorders>
+              <w:bottom w:val="none" w:sz="0" w:space="0" w:color="000000"/>
+              <w:top w:val="none" w:sz="0" w:space="0" w:color="000000"/>
+              <w:left w:val="none" w:sz="0" w:space="0" w:color="000000"/>
+              <w:right w:val="none" w:sz="0" w:space="0" w:color="000000"/>
+            </w:tcBorders>
+            <w:shd w:val="clear" w:color="auto" w:fill="FFFFFF"/>
+            <w:tcMar>
+              <w:top w:w="0" w:type="dxa"/>
+              <w:bottom w:w="0" w:type="dxa"/>
+              <w:left w:w="0" w:type="dxa"/>
+              <w:right w:w="0" w:type="dxa"/>
+            </w:tcMar>
+            <w:vAlign w:val="center"/>
+          </w:tcPr>
+          <w:p>
+            <w:pPr>
+              <w:pStyle w:val="Normal"/>
+              <w:jc w:val="left"/>
+              <w:pBdr>
+                <w:bottom w:val="none" w:sz="0" w:space="0" w:color="000000"/>
+                <w:top w:val="none" w:sz="0" w:space="0" w:color="000000"/>
+                <w:left w:val="none" w:sz="0" w:space="0" w:color="000000"/>
+                <w:right w:val="none" w:sz="0" w:space="0" w:color="000000"/>
+              </w:pBdr>
+              <w:spacing w:after="100" w:before="100" w:line="240"/>
+              <w:ind w:left="100" w:right="100" w:firstLine="0" w:firstLineChars="0"/>
+              <w:rPr>
+                <w:rFonts w:ascii="Times New Roman" w:hAnsi="Times New Roman" w:eastAsia="Times New Roman" w:cs="Times New Roman"/>
+                <w:i w:val="false"/>
+                <w:b w:val="false"/>
+                <w:u w:val="none"/>
+                <w:strike w:val="false"/>
+                <w:sz w:val="18"/>
+                <w:szCs w:val="18"/>
+                <w:color w:val="000000"/>
+              </w:rPr>
+            </w:pPr>
+            <w:r>
+              <w:rPr>
+                <w:rFonts w:ascii="Times New Roman" w:hAnsi="Times New Roman" w:eastAsia="Times New Roman" w:cs="Times New Roman"/>
+                <w:i w:val="false"/>
+                <w:b w:val="false"/>
+                <w:u w:val="none"/>
+                <w:strike w:val="false"/>
+                <w:sz w:val="18"/>
+                <w:szCs w:val="18"/>
+                <w:color w:val="000000"/>
+              </w:rPr>
+              <w:t xml:space="preserve"/>
+            </w:r>
+          </w:p>
+        </w:tc>
+      </w:tr>
+      <w:tr>
+        <w:trPr>
+          <w:trHeight w:val="560" w:hRule="auto"/>
+        </w:trPr>
+        <w:tc>
+          <w:tcPr>
+            <w:tcBorders>
+              <w:bottom w:val="none" w:sz="0" w:space="0" w:color="000000"/>
+              <w:top w:val="none" w:sz="0" w:space="0" w:color="000000"/>
+              <w:left w:val="none" w:sz="0" w:space="0" w:color="000000"/>
+              <w:right w:val="none" w:sz="0" w:space="0" w:color="000000"/>
+            </w:tcBorders>
+            <w:shd w:val="clear" w:color="auto" w:fill="FFFFFF"/>
+            <w:tcMar>
+              <w:top w:w="0" w:type="dxa"/>
+              <w:bottom w:w="0" w:type="dxa"/>
+              <w:left w:w="0" w:type="dxa"/>
+              <w:right w:w="0" w:type="dxa"/>
+            </w:tcMar>
+            <w:vAlign w:val="center"/>
+          </w:tcPr>
+          <w:p>
+            <w:pPr>
+              <w:pStyle w:val="Normal"/>
+              <w:jc w:val="left"/>
+              <w:pBdr>
+                <w:bottom w:val="none" w:sz="0" w:space="0" w:color="000000"/>
+                <w:top w:val="none" w:sz="0" w:space="0" w:color="000000"/>
+                <w:left w:val="none" w:sz="0" w:space="0" w:color="000000"/>
+                <w:right w:val="none" w:sz="0" w:space="0" w:color="000000"/>
+              </w:pBdr>
+              <w:spacing w:after="100" w:before="100" w:line="240"/>
+              <w:ind w:left="100" w:right="100" w:firstLine="0" w:firstLineChars="0"/>
+              <w:rPr>
+                <w:rFonts w:ascii="Times New Roman" w:hAnsi="Times New Roman" w:eastAsia="Times New Roman" w:cs="Times New Roman"/>
+                <w:i w:val="false"/>
+                <w:b w:val="false"/>
+                <w:u w:val="none"/>
+                <w:strike w:val="false"/>
+                <w:sz w:val="18"/>
+                <w:szCs w:val="18"/>
+                <w:color w:val="000000"/>
+              </w:rPr>
+            </w:pPr>
+            <w:r>
+              <w:rPr>
+                <w:rFonts w:ascii="Times New Roman" w:hAnsi="Times New Roman" w:eastAsia="Times New Roman" w:cs="Times New Roman"/>
+                <w:i w:val="false"/>
+                <w:b w:val="false"/>
+                <w:u w:val="none"/>
+                <w:strike w:val="false"/>
+                <w:sz w:val="18"/>
+                <w:szCs w:val="18"/>
+                <w:color w:val="000000"/>
+              </w:rPr>
+              <w:t xml:space="preserve">HIST1H2AC expression, log2 (per 1 unit)</w:t>
+            </w:r>
+          </w:p>
+        </w:tc>
+        <w:tc>
+          <w:tcPr>
+            <w:tcBorders>
+              <w:bottom w:val="none" w:sz="0" w:space="0" w:color="000000"/>
+              <w:top w:val="none" w:sz="0" w:space="0" w:color="000000"/>
+              <w:left w:val="none" w:sz="0" w:space="0" w:color="000000"/>
+              <w:right w:val="none" w:sz="0" w:space="0" w:color="000000"/>
+            </w:tcBorders>
+            <w:shd w:val="clear" w:color="auto" w:fill="FFFFFF"/>
+            <w:tcMar>
+              <w:top w:w="0" w:type="dxa"/>
+              <w:bottom w:w="0" w:type="dxa"/>
+              <w:left w:w="0" w:type="dxa"/>
+              <w:right w:w="0" w:type="dxa"/>
+            </w:tcMar>
+            <w:vAlign w:val="center"/>
+          </w:tcPr>
+          <w:p>
+            <w:pPr>
+              <w:pStyle w:val="Normal"/>
+              <w:jc w:val="left"/>
+              <w:pBdr>
+                <w:bottom w:val="none" w:sz="0" w:space="0" w:color="000000"/>
+                <w:top w:val="none" w:sz="0" w:space="0" w:color="000000"/>
+                <w:left w:val="none" w:sz="0" w:space="0" w:color="000000"/>
+                <w:right w:val="none" w:sz="0" w:space="0" w:color="000000"/>
+              </w:pBdr>
+              <w:spacing w:after="100" w:before="100" w:line="240"/>
+              <w:ind w:left="100" w:right="100" w:firstLine="0" w:firstLineChars="0"/>
+              <w:rPr>
+                <w:rFonts w:ascii="Times New Roman" w:hAnsi="Times New Roman" w:eastAsia="Times New Roman" w:cs="Times New Roman"/>
+                <w:i w:val="false"/>
+                <w:b w:val="false"/>
+                <w:u w:val="none"/>
+                <w:strike w:val="false"/>
+                <w:sz w:val="18"/>
+                <w:szCs w:val="18"/>
+                <w:color w:val="000000"/>
+              </w:rPr>
+            </w:pPr>
+            <w:r>
+              <w:rPr>
+                <w:rFonts w:ascii="Times New Roman" w:hAnsi="Times New Roman" w:eastAsia="Times New Roman" w:cs="Times New Roman"/>
+                <w:i w:val="false"/>
+                <w:b w:val="false"/>
+                <w:u w:val="none"/>
+                <w:strike w:val="false"/>
+                <w:sz w:val="18"/>
+                <w:szCs w:val="18"/>
+                <w:color w:val="000000"/>
+              </w:rPr>
+              <w:t xml:space="preserve"/>
+            </w:r>
+          </w:p>
+        </w:tc>
+        <w:tc>
+          <w:tcPr>
+            <w:tcBorders>
+              <w:bottom w:val="none" w:sz="0" w:space="0" w:color="000000"/>
+              <w:top w:val="none" w:sz="0" w:space="0" w:color="000000"/>
+              <w:left w:val="none" w:sz="0" w:space="0" w:color="000000"/>
+              <w:right w:val="none" w:sz="0" w:space="0" w:color="000000"/>
+            </w:tcBorders>
+            <w:shd w:val="clear" w:color="auto" w:fill="FFFFFF"/>
+            <w:tcMar>
+              <w:top w:w="0" w:type="dxa"/>
+              <w:bottom w:w="0" w:type="dxa"/>
+              <w:left w:w="0" w:type="dxa"/>
+              <w:right w:w="0" w:type="dxa"/>
+            </w:tcMar>
+            <w:vAlign w:val="center"/>
+          </w:tcPr>
+          <w:p>
+            <w:pPr>
+              <w:pStyle w:val="Normal"/>
+              <w:jc w:val="right"/>
+              <w:pBdr>
+                <w:bottom w:val="none" w:sz="0" w:space="0" w:color="000000"/>
+                <w:top w:val="none" w:sz="0" w:space="0" w:color="000000"/>
+                <w:left w:val="none" w:sz="0" w:space="0" w:color="000000"/>
+                <w:right w:val="none" w:sz="0" w:space="0" w:color="000000"/>
+              </w:pBdr>
+              <w:spacing w:after="100" w:before="100" w:line="240"/>
+              <w:ind w:left="100" w:right="100" w:firstLine="0" w:firstLineChars="0"/>
+              <w:rPr>
+                <w:rFonts w:ascii="Times New Roman" w:hAnsi="Times New Roman" w:eastAsia="Times New Roman" w:cs="Times New Roman"/>
+                <w:i w:val="false"/>
+                <w:b w:val="false"/>
+                <w:u w:val="none"/>
+                <w:strike w:val="false"/>
+                <w:sz w:val="18"/>
+                <w:szCs w:val="18"/>
+                <w:color w:val="000000"/>
+              </w:rPr>
+            </w:pPr>
+            <w:r>
+              <w:rPr>
+                <w:rFonts w:ascii="Times New Roman" w:hAnsi="Times New Roman" w:eastAsia="Times New Roman" w:cs="Times New Roman"/>
+                <w:i w:val="false"/>
+                <w:b w:val="false"/>
+                <w:u w:val="none"/>
+                <w:strike w:val="false"/>
+                <w:sz w:val="18"/>
+                <w:szCs w:val="18"/>
+                <w:color w:val="000000"/>
+              </w:rPr>
+              <w:t xml:space="preserve">156</w:t>
+            </w:r>
+          </w:p>
+        </w:tc>
+        <w:tc>
+          <w:tcPr>
+            <w:tcBorders>
+              <w:bottom w:val="none" w:sz="0" w:space="0" w:color="000000"/>
+              <w:top w:val="none" w:sz="0" w:space="0" w:color="000000"/>
+              <w:left w:val="none" w:sz="0" w:space="0" w:color="000000"/>
+              <w:right w:val="none" w:sz="0" w:space="0" w:color="000000"/>
+            </w:tcBorders>
+            <w:shd w:val="clear" w:color="auto" w:fill="FFFFFF"/>
+            <w:tcMar>
+              <w:top w:w="0" w:type="dxa"/>
+              <w:bottom w:w="0" w:type="dxa"/>
+              <w:left w:w="0" w:type="dxa"/>
+              <w:right w:w="0" w:type="dxa"/>
+            </w:tcMar>
+            <w:vAlign w:val="center"/>
+          </w:tcPr>
+          <w:p>
+            <w:pPr>
+              <w:pStyle w:val="Normal"/>
+              <w:jc w:val="right"/>
+              <w:pBdr>
+                <w:bottom w:val="none" w:sz="0" w:space="0" w:color="000000"/>
+                <w:top w:val="none" w:sz="0" w:space="0" w:color="000000"/>
+                <w:left w:val="none" w:sz="0" w:space="0" w:color="000000"/>
+                <w:right w:val="none" w:sz="0" w:space="0" w:color="000000"/>
+              </w:pBdr>
+              <w:spacing w:after="100" w:before="100" w:line="240"/>
+              <w:ind w:left="100" w:right="100" w:firstLine="0" w:firstLineChars="0"/>
+              <w:rPr>
+                <w:rFonts w:ascii="Times New Roman" w:hAnsi="Times New Roman" w:eastAsia="Times New Roman" w:cs="Times New Roman"/>
+                <w:i w:val="false"/>
+                <w:b w:val="false"/>
+                <w:u w:val="none"/>
+                <w:strike w:val="false"/>
+                <w:sz w:val="18"/>
+                <w:szCs w:val="18"/>
+                <w:color w:val="000000"/>
+              </w:rPr>
+            </w:pPr>
+            <w:r>
+              <w:rPr>
+                <w:rFonts w:ascii="Times New Roman" w:hAnsi="Times New Roman" w:eastAsia="Times New Roman" w:cs="Times New Roman"/>
+                <w:i w:val="false"/>
+                <w:b w:val="false"/>
+                <w:u w:val="none"/>
+                <w:strike w:val="false"/>
+                <w:sz w:val="18"/>
+                <w:szCs w:val="18"/>
+                <w:color w:val="000000"/>
+              </w:rPr>
               <w:t xml:space="preserve">25</w:t>
             </w:r>
           </w:p>
@@ -12409,62 +13189,62 @@
                 <w:szCs w:val="18"/>
                 <w:color w:val="000000"/>
               </w:rPr>
-              <w:t xml:space="preserve">1.09 (1.04–1.14)</w:t>
-            </w:r>
-          </w:p>
-        </w:tc>
-        <w:tc>
-          <w:tcPr>
-            <w:tcBorders>
-              <w:bottom w:val="none" w:sz="0" w:space="0" w:color="000000"/>
-              <w:top w:val="none" w:sz="0" w:space="0" w:color="000000"/>
-              <w:left w:val="none" w:sz="0" w:space="0" w:color="000000"/>
-              <w:right w:val="none" w:sz="0" w:space="0" w:color="000000"/>
-            </w:tcBorders>
-            <w:shd w:val="clear" w:color="auto" w:fill="FFFFFF"/>
-            <w:tcMar>
-              <w:top w:w="0" w:type="dxa"/>
-              <w:bottom w:w="0" w:type="dxa"/>
-              <w:left w:w="0" w:type="dxa"/>
-              <w:right w:w="0" w:type="dxa"/>
-            </w:tcMar>
-            <w:vAlign w:val="center"/>
-          </w:tcPr>
-          <w:p>
-            <w:pPr>
-              <w:pStyle w:val="Normal"/>
-              <w:jc w:val="left"/>
-              <w:pBdr>
-                <w:bottom w:val="none" w:sz="0" w:space="0" w:color="000000"/>
-                <w:top w:val="none" w:sz="0" w:space="0" w:color="000000"/>
-                <w:left w:val="none" w:sz="0" w:space="0" w:color="000000"/>
-                <w:right w:val="none" w:sz="0" w:space="0" w:color="000000"/>
-              </w:pBdr>
-              <w:spacing w:after="100" w:before="100" w:line="240"/>
-              <w:ind w:left="100" w:right="100" w:firstLine="0" w:firstLineChars="0"/>
-              <w:rPr>
-                <w:rFonts w:ascii="Times New Roman" w:hAnsi="Times New Roman" w:eastAsia="Times New Roman" w:cs="Times New Roman"/>
-                <w:i w:val="false"/>
-                <w:b w:val="false"/>
-                <w:u w:val="none"/>
-                <w:strike w:val="false"/>
-                <w:sz w:val="18"/>
-                <w:szCs w:val="18"/>
-                <w:color w:val="000000"/>
-              </w:rPr>
-            </w:pPr>
-            <w:r>
-              <w:rPr>
-                <w:rFonts w:ascii="Times New Roman" w:hAnsi="Times New Roman" w:eastAsia="Times New Roman" w:cs="Times New Roman"/>
-                <w:i w:val="false"/>
-                <w:b w:val="false"/>
-                <w:u w:val="none"/>
-                <w:strike w:val="false"/>
-                <w:sz w:val="18"/>
-                <w:szCs w:val="18"/>
-                <w:color w:val="000000"/>
-              </w:rPr>
-              <w:t xml:space="preserve">&lt;0.001</w:t>
+              <w:t xml:space="preserve">1.36 (0.88–2.09)</w:t>
+            </w:r>
+          </w:p>
+        </w:tc>
+        <w:tc>
+          <w:tcPr>
+            <w:tcBorders>
+              <w:bottom w:val="none" w:sz="0" w:space="0" w:color="000000"/>
+              <w:top w:val="none" w:sz="0" w:space="0" w:color="000000"/>
+              <w:left w:val="none" w:sz="0" w:space="0" w:color="000000"/>
+              <w:right w:val="none" w:sz="0" w:space="0" w:color="000000"/>
+            </w:tcBorders>
+            <w:shd w:val="clear" w:color="auto" w:fill="FFFFFF"/>
+            <w:tcMar>
+              <w:top w:w="0" w:type="dxa"/>
+              <w:bottom w:w="0" w:type="dxa"/>
+              <w:left w:w="0" w:type="dxa"/>
+              <w:right w:w="0" w:type="dxa"/>
+            </w:tcMar>
+            <w:vAlign w:val="center"/>
+          </w:tcPr>
+          <w:p>
+            <w:pPr>
+              <w:pStyle w:val="Normal"/>
+              <w:jc w:val="left"/>
+              <w:pBdr>
+                <w:bottom w:val="none" w:sz="0" w:space="0" w:color="000000"/>
+                <w:top w:val="none" w:sz="0" w:space="0" w:color="000000"/>
+                <w:left w:val="none" w:sz="0" w:space="0" w:color="000000"/>
+                <w:right w:val="none" w:sz="0" w:space="0" w:color="000000"/>
+              </w:pBdr>
+              <w:spacing w:after="100" w:before="100" w:line="240"/>
+              <w:ind w:left="100" w:right="100" w:firstLine="0" w:firstLineChars="0"/>
+              <w:rPr>
+                <w:rFonts w:ascii="Times New Roman" w:hAnsi="Times New Roman" w:eastAsia="Times New Roman" w:cs="Times New Roman"/>
+                <w:i w:val="false"/>
+                <w:b w:val="false"/>
+                <w:u w:val="none"/>
+                <w:strike w:val="false"/>
+                <w:sz w:val="18"/>
+                <w:szCs w:val="18"/>
+                <w:color w:val="000000"/>
+              </w:rPr>
+            </w:pPr>
+            <w:r>
+              <w:rPr>
+                <w:rFonts w:ascii="Times New Roman" w:hAnsi="Times New Roman" w:eastAsia="Times New Roman" w:cs="Times New Roman"/>
+                <w:i w:val="false"/>
+                <w:b w:val="false"/>
+                <w:u w:val="none"/>
+                <w:strike w:val="false"/>
+                <w:sz w:val="18"/>
+                <w:szCs w:val="18"/>
+                <w:color w:val="000000"/>
+              </w:rPr>
+              <w:t xml:space="preserve">0.165</w:t>
             </w:r>
           </w:p>
         </w:tc>

--- a/output/tables/READ/READ_cox_uni.docx
+++ b/output/tables/READ/READ_cox_uni.docx
@@ -13245,6 +13245,1176 @@
                 <w:color w:val="000000"/>
               </w:rPr>
               <w:t xml:space="preserve">0.165</w:t>
+            </w:r>
+          </w:p>
+        </w:tc>
+        <w:tc>
+          <w:tcPr>
+            <w:tcBorders>
+              <w:bottom w:val="none" w:sz="0" w:space="0" w:color="000000"/>
+              <w:top w:val="none" w:sz="0" w:space="0" w:color="000000"/>
+              <w:left w:val="none" w:sz="0" w:space="0" w:color="000000"/>
+              <w:right w:val="none" w:sz="0" w:space="0" w:color="000000"/>
+            </w:tcBorders>
+            <w:shd w:val="clear" w:color="auto" w:fill="FFFFFF"/>
+            <w:tcMar>
+              <w:top w:w="0" w:type="dxa"/>
+              <w:bottom w:w="0" w:type="dxa"/>
+              <w:left w:w="0" w:type="dxa"/>
+              <w:right w:w="0" w:type="dxa"/>
+            </w:tcMar>
+            <w:vAlign w:val="center"/>
+          </w:tcPr>
+          <w:p>
+            <w:pPr>
+              <w:pStyle w:val="Normal"/>
+              <w:jc w:val="left"/>
+              <w:pBdr>
+                <w:bottom w:val="none" w:sz="0" w:space="0" w:color="000000"/>
+                <w:top w:val="none" w:sz="0" w:space="0" w:color="000000"/>
+                <w:left w:val="none" w:sz="0" w:space="0" w:color="000000"/>
+                <w:right w:val="none" w:sz="0" w:space="0" w:color="000000"/>
+              </w:pBdr>
+              <w:spacing w:after="100" w:before="100" w:line="240"/>
+              <w:ind w:left="100" w:right="100" w:firstLine="0" w:firstLineChars="0"/>
+              <w:rPr>
+                <w:rFonts w:ascii="Times New Roman" w:hAnsi="Times New Roman" w:eastAsia="Times New Roman" w:cs="Times New Roman"/>
+                <w:i w:val="false"/>
+                <w:b w:val="false"/>
+                <w:u w:val="none"/>
+                <w:strike w:val="false"/>
+                <w:sz w:val="18"/>
+                <w:szCs w:val="18"/>
+                <w:color w:val="000000"/>
+              </w:rPr>
+            </w:pPr>
+            <w:r>
+              <w:rPr>
+                <w:rFonts w:ascii="Times New Roman" w:hAnsi="Times New Roman" w:eastAsia="Times New Roman" w:cs="Times New Roman"/>
+                <w:i w:val="false"/>
+                <w:b w:val="false"/>
+                <w:u w:val="none"/>
+                <w:strike w:val="false"/>
+                <w:sz w:val="18"/>
+                <w:szCs w:val="18"/>
+                <w:color w:val="000000"/>
+              </w:rPr>
+              <w:t xml:space="preserve"/>
+            </w:r>
+          </w:p>
+        </w:tc>
+      </w:tr>
+      <w:tr>
+        <w:trPr>
+          <w:trHeight w:val="560" w:hRule="auto"/>
+        </w:trPr>
+        <w:tc>
+          <w:tcPr>
+            <w:tcBorders>
+              <w:bottom w:val="none" w:sz="0" w:space="0" w:color="000000"/>
+              <w:top w:val="none" w:sz="0" w:space="0" w:color="000000"/>
+              <w:left w:val="none" w:sz="0" w:space="0" w:color="000000"/>
+              <w:right w:val="none" w:sz="0" w:space="0" w:color="000000"/>
+            </w:tcBorders>
+            <w:shd w:val="clear" w:color="auto" w:fill="FFFFFF"/>
+            <w:tcMar>
+              <w:top w:w="0" w:type="dxa"/>
+              <w:bottom w:w="0" w:type="dxa"/>
+              <w:left w:w="0" w:type="dxa"/>
+              <w:right w:w="0" w:type="dxa"/>
+            </w:tcMar>
+            <w:vAlign w:val="center"/>
+          </w:tcPr>
+          <w:p>
+            <w:pPr>
+              <w:pStyle w:val="Normal"/>
+              <w:jc w:val="left"/>
+              <w:pBdr>
+                <w:bottom w:val="none" w:sz="0" w:space="0" w:color="000000"/>
+                <w:top w:val="none" w:sz="0" w:space="0" w:color="000000"/>
+                <w:left w:val="none" w:sz="0" w:space="0" w:color="000000"/>
+                <w:right w:val="none" w:sz="0" w:space="0" w:color="000000"/>
+              </w:pBdr>
+              <w:spacing w:after="100" w:before="100" w:line="240"/>
+              <w:ind w:left="100" w:right="100" w:firstLine="0" w:firstLineChars="0"/>
+              <w:rPr>
+                <w:rFonts w:ascii="Times New Roman" w:hAnsi="Times New Roman" w:eastAsia="Times New Roman" w:cs="Times New Roman"/>
+                <w:i w:val="false"/>
+                <w:b w:val="false"/>
+                <w:u w:val="none"/>
+                <w:strike w:val="false"/>
+                <w:sz w:val="18"/>
+                <w:szCs w:val="18"/>
+                <w:color w:val="000000"/>
+              </w:rPr>
+            </w:pPr>
+            <w:r>
+              <w:rPr>
+                <w:rFonts w:ascii="Times New Roman" w:hAnsi="Times New Roman" w:eastAsia="Times New Roman" w:cs="Times New Roman"/>
+                <w:i w:val="false"/>
+                <w:b w:val="false"/>
+                <w:u w:val="none"/>
+                <w:strike w:val="false"/>
+                <w:sz w:val="18"/>
+                <w:szCs w:val="18"/>
+                <w:color w:val="000000"/>
+              </w:rPr>
+              <w:t xml:space="preserve">MAD2L1 expression</w:t>
+            </w:r>
+          </w:p>
+        </w:tc>
+        <w:tc>
+          <w:tcPr>
+            <w:tcBorders>
+              <w:bottom w:val="none" w:sz="0" w:space="0" w:color="000000"/>
+              <w:top w:val="none" w:sz="0" w:space="0" w:color="000000"/>
+              <w:left w:val="none" w:sz="0" w:space="0" w:color="000000"/>
+              <w:right w:val="none" w:sz="0" w:space="0" w:color="000000"/>
+            </w:tcBorders>
+            <w:shd w:val="clear" w:color="auto" w:fill="FFFFFF"/>
+            <w:tcMar>
+              <w:top w:w="0" w:type="dxa"/>
+              <w:bottom w:w="0" w:type="dxa"/>
+              <w:left w:w="0" w:type="dxa"/>
+              <w:right w:w="0" w:type="dxa"/>
+            </w:tcMar>
+            <w:vAlign w:val="center"/>
+          </w:tcPr>
+          <w:p>
+            <w:pPr>
+              <w:pStyle w:val="Normal"/>
+              <w:jc w:val="left"/>
+              <w:pBdr>
+                <w:bottom w:val="none" w:sz="0" w:space="0" w:color="000000"/>
+                <w:top w:val="none" w:sz="0" w:space="0" w:color="000000"/>
+                <w:left w:val="none" w:sz="0" w:space="0" w:color="000000"/>
+                <w:right w:val="none" w:sz="0" w:space="0" w:color="000000"/>
+              </w:pBdr>
+              <w:spacing w:after="100" w:before="100" w:line="240"/>
+              <w:ind w:left="100" w:right="100" w:firstLine="0" w:firstLineChars="0"/>
+              <w:rPr>
+                <w:rFonts w:ascii="Times New Roman" w:hAnsi="Times New Roman" w:eastAsia="Times New Roman" w:cs="Times New Roman"/>
+                <w:i w:val="false"/>
+                <w:b w:val="false"/>
+                <w:u w:val="none"/>
+                <w:strike w:val="false"/>
+                <w:sz w:val="18"/>
+                <w:szCs w:val="18"/>
+                <w:color w:val="000000"/>
+              </w:rPr>
+            </w:pPr>
+            <w:r>
+              <w:rPr>
+                <w:rFonts w:ascii="Times New Roman" w:hAnsi="Times New Roman" w:eastAsia="Times New Roman" w:cs="Times New Roman"/>
+                <w:i w:val="false"/>
+                <w:b w:val="false"/>
+                <w:u w:val="none"/>
+                <w:strike w:val="false"/>
+                <w:sz w:val="18"/>
+                <w:szCs w:val="18"/>
+                <w:color w:val="000000"/>
+              </w:rPr>
+              <w:t xml:space="preserve">Low (ref)</w:t>
+            </w:r>
+          </w:p>
+        </w:tc>
+        <w:tc>
+          <w:tcPr>
+            <w:tcBorders>
+              <w:bottom w:val="none" w:sz="0" w:space="0" w:color="000000"/>
+              <w:top w:val="none" w:sz="0" w:space="0" w:color="000000"/>
+              <w:left w:val="none" w:sz="0" w:space="0" w:color="000000"/>
+              <w:right w:val="none" w:sz="0" w:space="0" w:color="000000"/>
+            </w:tcBorders>
+            <w:shd w:val="clear" w:color="auto" w:fill="FFFFFF"/>
+            <w:tcMar>
+              <w:top w:w="0" w:type="dxa"/>
+              <w:bottom w:w="0" w:type="dxa"/>
+              <w:left w:w="0" w:type="dxa"/>
+              <w:right w:w="0" w:type="dxa"/>
+            </w:tcMar>
+            <w:vAlign w:val="center"/>
+          </w:tcPr>
+          <w:p>
+            <w:pPr>
+              <w:pStyle w:val="Normal"/>
+              <w:jc w:val="right"/>
+              <w:pBdr>
+                <w:bottom w:val="none" w:sz="0" w:space="0" w:color="000000"/>
+                <w:top w:val="none" w:sz="0" w:space="0" w:color="000000"/>
+                <w:left w:val="none" w:sz="0" w:space="0" w:color="000000"/>
+                <w:right w:val="none" w:sz="0" w:space="0" w:color="000000"/>
+              </w:pBdr>
+              <w:spacing w:after="100" w:before="100" w:line="240"/>
+              <w:ind w:left="100" w:right="100" w:firstLine="0" w:firstLineChars="0"/>
+              <w:rPr>
+                <w:rFonts w:ascii="Times New Roman" w:hAnsi="Times New Roman" w:eastAsia="Times New Roman" w:cs="Times New Roman"/>
+                <w:i w:val="false"/>
+                <w:b w:val="false"/>
+                <w:u w:val="none"/>
+                <w:strike w:val="false"/>
+                <w:sz w:val="18"/>
+                <w:szCs w:val="18"/>
+                <w:color w:val="000000"/>
+              </w:rPr>
+            </w:pPr>
+            <w:r>
+              <w:rPr>
+                <w:rFonts w:ascii="Times New Roman" w:hAnsi="Times New Roman" w:eastAsia="Times New Roman" w:cs="Times New Roman"/>
+                <w:i w:val="false"/>
+                <w:b w:val="false"/>
+                <w:u w:val="none"/>
+                <w:strike w:val="false"/>
+                <w:sz w:val="18"/>
+                <w:szCs w:val="18"/>
+                <w:color w:val="000000"/>
+              </w:rPr>
+              <w:t xml:space="preserve">77</w:t>
+            </w:r>
+          </w:p>
+        </w:tc>
+        <w:tc>
+          <w:tcPr>
+            <w:tcBorders>
+              <w:bottom w:val="none" w:sz="0" w:space="0" w:color="000000"/>
+              <w:top w:val="none" w:sz="0" w:space="0" w:color="000000"/>
+              <w:left w:val="none" w:sz="0" w:space="0" w:color="000000"/>
+              <w:right w:val="none" w:sz="0" w:space="0" w:color="000000"/>
+            </w:tcBorders>
+            <w:shd w:val="clear" w:color="auto" w:fill="FFFFFF"/>
+            <w:tcMar>
+              <w:top w:w="0" w:type="dxa"/>
+              <w:bottom w:w="0" w:type="dxa"/>
+              <w:left w:w="0" w:type="dxa"/>
+              <w:right w:w="0" w:type="dxa"/>
+            </w:tcMar>
+            <w:vAlign w:val="center"/>
+          </w:tcPr>
+          <w:p>
+            <w:pPr>
+              <w:pStyle w:val="Normal"/>
+              <w:jc w:val="right"/>
+              <w:pBdr>
+                <w:bottom w:val="none" w:sz="0" w:space="0" w:color="000000"/>
+                <w:top w:val="none" w:sz="0" w:space="0" w:color="000000"/>
+                <w:left w:val="none" w:sz="0" w:space="0" w:color="000000"/>
+                <w:right w:val="none" w:sz="0" w:space="0" w:color="000000"/>
+              </w:pBdr>
+              <w:spacing w:after="100" w:before="100" w:line="240"/>
+              <w:ind w:left="100" w:right="100" w:firstLine="0" w:firstLineChars="0"/>
+              <w:rPr>
+                <w:rFonts w:ascii="Times New Roman" w:hAnsi="Times New Roman" w:eastAsia="Times New Roman" w:cs="Times New Roman"/>
+                <w:i w:val="false"/>
+                <w:b w:val="false"/>
+                <w:u w:val="none"/>
+                <w:strike w:val="false"/>
+                <w:sz w:val="18"/>
+                <w:szCs w:val="18"/>
+                <w:color w:val="000000"/>
+              </w:rPr>
+            </w:pPr>
+            <w:r>
+              <w:rPr>
+                <w:rFonts w:ascii="Times New Roman" w:hAnsi="Times New Roman" w:eastAsia="Times New Roman" w:cs="Times New Roman"/>
+                <w:i w:val="false"/>
+                <w:b w:val="false"/>
+                <w:u w:val="none"/>
+                <w:strike w:val="false"/>
+                <w:sz w:val="18"/>
+                <w:szCs w:val="18"/>
+                <w:color w:val="000000"/>
+              </w:rPr>
+              <w:t xml:space="preserve">16</w:t>
+            </w:r>
+          </w:p>
+        </w:tc>
+        <w:tc>
+          <w:tcPr>
+            <w:tcBorders>
+              <w:bottom w:val="none" w:sz="0" w:space="0" w:color="000000"/>
+              <w:top w:val="none" w:sz="0" w:space="0" w:color="000000"/>
+              <w:left w:val="none" w:sz="0" w:space="0" w:color="000000"/>
+              <w:right w:val="none" w:sz="0" w:space="0" w:color="000000"/>
+            </w:tcBorders>
+            <w:shd w:val="clear" w:color="auto" w:fill="FFFFFF"/>
+            <w:tcMar>
+              <w:top w:w="0" w:type="dxa"/>
+              <w:bottom w:w="0" w:type="dxa"/>
+              <w:left w:w="0" w:type="dxa"/>
+              <w:right w:w="0" w:type="dxa"/>
+            </w:tcMar>
+            <w:vAlign w:val="center"/>
+          </w:tcPr>
+          <w:p>
+            <w:pPr>
+              <w:pStyle w:val="Normal"/>
+              <w:jc w:val="left"/>
+              <w:pBdr>
+                <w:bottom w:val="none" w:sz="0" w:space="0" w:color="000000"/>
+                <w:top w:val="none" w:sz="0" w:space="0" w:color="000000"/>
+                <w:left w:val="none" w:sz="0" w:space="0" w:color="000000"/>
+                <w:right w:val="none" w:sz="0" w:space="0" w:color="000000"/>
+              </w:pBdr>
+              <w:spacing w:after="100" w:before="100" w:line="240"/>
+              <w:ind w:left="100" w:right="100" w:firstLine="0" w:firstLineChars="0"/>
+              <w:rPr>
+                <w:rFonts w:ascii="Times New Roman" w:hAnsi="Times New Roman" w:eastAsia="Times New Roman" w:cs="Times New Roman"/>
+                <w:i w:val="false"/>
+                <w:b w:val="false"/>
+                <w:u w:val="none"/>
+                <w:strike w:val="false"/>
+                <w:sz w:val="18"/>
+                <w:szCs w:val="18"/>
+                <w:color w:val="000000"/>
+              </w:rPr>
+            </w:pPr>
+            <w:r>
+              <w:rPr>
+                <w:rFonts w:ascii="Times New Roman" w:hAnsi="Times New Roman" w:eastAsia="Times New Roman" w:cs="Times New Roman"/>
+                <w:i w:val="false"/>
+                <w:b w:val="false"/>
+                <w:u w:val="none"/>
+                <w:strike w:val="false"/>
+                <w:sz w:val="18"/>
+                <w:szCs w:val="18"/>
+                <w:color w:val="000000"/>
+              </w:rPr>
+              <w:t xml:space="preserve">Reference</w:t>
+            </w:r>
+          </w:p>
+        </w:tc>
+        <w:tc>
+          <w:tcPr>
+            <w:tcBorders>
+              <w:bottom w:val="none" w:sz="0" w:space="0" w:color="000000"/>
+              <w:top w:val="none" w:sz="0" w:space="0" w:color="000000"/>
+              <w:left w:val="none" w:sz="0" w:space="0" w:color="000000"/>
+              <w:right w:val="none" w:sz="0" w:space="0" w:color="000000"/>
+            </w:tcBorders>
+            <w:shd w:val="clear" w:color="auto" w:fill="FFFFFF"/>
+            <w:tcMar>
+              <w:top w:w="0" w:type="dxa"/>
+              <w:bottom w:w="0" w:type="dxa"/>
+              <w:left w:w="0" w:type="dxa"/>
+              <w:right w:w="0" w:type="dxa"/>
+            </w:tcMar>
+            <w:vAlign w:val="center"/>
+          </w:tcPr>
+          <w:p>
+            <w:pPr>
+              <w:pStyle w:val="Normal"/>
+              <w:jc w:val="left"/>
+              <w:pBdr>
+                <w:bottom w:val="none" w:sz="0" w:space="0" w:color="000000"/>
+                <w:top w:val="none" w:sz="0" w:space="0" w:color="000000"/>
+                <w:left w:val="none" w:sz="0" w:space="0" w:color="000000"/>
+                <w:right w:val="none" w:sz="0" w:space="0" w:color="000000"/>
+              </w:pBdr>
+              <w:spacing w:after="100" w:before="100" w:line="240"/>
+              <w:ind w:left="100" w:right="100" w:firstLine="0" w:firstLineChars="0"/>
+              <w:rPr>
+                <w:rFonts w:ascii="Times New Roman" w:hAnsi="Times New Roman" w:eastAsia="Times New Roman" w:cs="Times New Roman"/>
+                <w:i w:val="false"/>
+                <w:b w:val="false"/>
+                <w:u w:val="none"/>
+                <w:strike w:val="false"/>
+                <w:sz w:val="18"/>
+                <w:szCs w:val="18"/>
+                <w:color w:val="000000"/>
+              </w:rPr>
+            </w:pPr>
+            <w:r>
+              <w:rPr>
+                <w:rFonts w:ascii="Times New Roman" w:hAnsi="Times New Roman" w:eastAsia="Times New Roman" w:cs="Times New Roman"/>
+                <w:i w:val="false"/>
+                <w:b w:val="false"/>
+                <w:u w:val="none"/>
+                <w:strike w:val="false"/>
+                <w:sz w:val="18"/>
+                <w:szCs w:val="18"/>
+                <w:color w:val="000000"/>
+              </w:rPr>
+              <w:t xml:space="preserve"/>
+            </w:r>
+          </w:p>
+        </w:tc>
+        <w:tc>
+          <w:tcPr>
+            <w:tcBorders>
+              <w:bottom w:val="none" w:sz="0" w:space="0" w:color="000000"/>
+              <w:top w:val="none" w:sz="0" w:space="0" w:color="000000"/>
+              <w:left w:val="none" w:sz="0" w:space="0" w:color="000000"/>
+              <w:right w:val="none" w:sz="0" w:space="0" w:color="000000"/>
+            </w:tcBorders>
+            <w:shd w:val="clear" w:color="auto" w:fill="FFFFFF"/>
+            <w:tcMar>
+              <w:top w:w="0" w:type="dxa"/>
+              <w:bottom w:w="0" w:type="dxa"/>
+              <w:left w:w="0" w:type="dxa"/>
+              <w:right w:w="0" w:type="dxa"/>
+            </w:tcMar>
+            <w:vAlign w:val="center"/>
+          </w:tcPr>
+          <w:p>
+            <w:pPr>
+              <w:pStyle w:val="Normal"/>
+              <w:jc w:val="left"/>
+              <w:pBdr>
+                <w:bottom w:val="none" w:sz="0" w:space="0" w:color="000000"/>
+                <w:top w:val="none" w:sz="0" w:space="0" w:color="000000"/>
+                <w:left w:val="none" w:sz="0" w:space="0" w:color="000000"/>
+                <w:right w:val="none" w:sz="0" w:space="0" w:color="000000"/>
+              </w:pBdr>
+              <w:spacing w:after="100" w:before="100" w:line="240"/>
+              <w:ind w:left="100" w:right="100" w:firstLine="0" w:firstLineChars="0"/>
+              <w:rPr>
+                <w:rFonts w:ascii="Times New Roman" w:hAnsi="Times New Roman" w:eastAsia="Times New Roman" w:cs="Times New Roman"/>
+                <w:i w:val="false"/>
+                <w:b w:val="false"/>
+                <w:u w:val="none"/>
+                <w:strike w:val="false"/>
+                <w:sz w:val="18"/>
+                <w:szCs w:val="18"/>
+                <w:color w:val="000000"/>
+              </w:rPr>
+            </w:pPr>
+            <w:r>
+              <w:rPr>
+                <w:rFonts w:ascii="Times New Roman" w:hAnsi="Times New Roman" w:eastAsia="Times New Roman" w:cs="Times New Roman"/>
+                <w:i w:val="false"/>
+                <w:b w:val="false"/>
+                <w:u w:val="none"/>
+                <w:strike w:val="false"/>
+                <w:sz w:val="18"/>
+                <w:szCs w:val="18"/>
+                <w:color w:val="000000"/>
+              </w:rPr>
+              <w:t xml:space="preserve"/>
+            </w:r>
+          </w:p>
+        </w:tc>
+      </w:tr>
+      <w:tr>
+        <w:trPr>
+          <w:trHeight w:val="560" w:hRule="auto"/>
+        </w:trPr>
+        <w:tc>
+          <w:tcPr>
+            <w:tcBorders>
+              <w:bottom w:val="none" w:sz="0" w:space="0" w:color="000000"/>
+              <w:top w:val="none" w:sz="0" w:space="0" w:color="000000"/>
+              <w:left w:val="none" w:sz="0" w:space="0" w:color="000000"/>
+              <w:right w:val="none" w:sz="0" w:space="0" w:color="000000"/>
+            </w:tcBorders>
+            <w:shd w:val="clear" w:color="auto" w:fill="FFFFFF"/>
+            <w:tcMar>
+              <w:top w:w="0" w:type="dxa"/>
+              <w:bottom w:w="0" w:type="dxa"/>
+              <w:left w:w="0" w:type="dxa"/>
+              <w:right w:w="0" w:type="dxa"/>
+            </w:tcMar>
+            <w:vAlign w:val="center"/>
+          </w:tcPr>
+          <w:p>
+            <w:pPr>
+              <w:pStyle w:val="Normal"/>
+              <w:jc w:val="left"/>
+              <w:pBdr>
+                <w:bottom w:val="none" w:sz="0" w:space="0" w:color="000000"/>
+                <w:top w:val="none" w:sz="0" w:space="0" w:color="000000"/>
+                <w:left w:val="none" w:sz="0" w:space="0" w:color="000000"/>
+                <w:right w:val="none" w:sz="0" w:space="0" w:color="000000"/>
+              </w:pBdr>
+              <w:spacing w:after="100" w:before="100" w:line="240"/>
+              <w:ind w:left="100" w:right="100" w:firstLine="0" w:firstLineChars="0"/>
+              <w:rPr>
+                <w:rFonts w:ascii="Times New Roman" w:hAnsi="Times New Roman" w:eastAsia="Times New Roman" w:cs="Times New Roman"/>
+                <w:i w:val="false"/>
+                <w:b w:val="false"/>
+                <w:u w:val="none"/>
+                <w:strike w:val="false"/>
+                <w:sz w:val="18"/>
+                <w:szCs w:val="18"/>
+                <w:color w:val="000000"/>
+              </w:rPr>
+            </w:pPr>
+            <w:r>
+              <w:rPr>
+                <w:rFonts w:ascii="Times New Roman" w:hAnsi="Times New Roman" w:eastAsia="Times New Roman" w:cs="Times New Roman"/>
+                <w:i w:val="false"/>
+                <w:b w:val="false"/>
+                <w:u w:val="none"/>
+                <w:strike w:val="false"/>
+                <w:sz w:val="18"/>
+                <w:szCs w:val="18"/>
+                <w:color w:val="000000"/>
+              </w:rPr>
+              <w:t xml:space="preserve"/>
+            </w:r>
+          </w:p>
+        </w:tc>
+        <w:tc>
+          <w:tcPr>
+            <w:tcBorders>
+              <w:bottom w:val="none" w:sz="0" w:space="0" w:color="000000"/>
+              <w:top w:val="none" w:sz="0" w:space="0" w:color="000000"/>
+              <w:left w:val="none" w:sz="0" w:space="0" w:color="000000"/>
+              <w:right w:val="none" w:sz="0" w:space="0" w:color="000000"/>
+            </w:tcBorders>
+            <w:shd w:val="clear" w:color="auto" w:fill="FFFFFF"/>
+            <w:tcMar>
+              <w:top w:w="0" w:type="dxa"/>
+              <w:bottom w:w="0" w:type="dxa"/>
+              <w:left w:w="0" w:type="dxa"/>
+              <w:right w:w="0" w:type="dxa"/>
+            </w:tcMar>
+            <w:vAlign w:val="center"/>
+          </w:tcPr>
+          <w:p>
+            <w:pPr>
+              <w:pStyle w:val="Normal"/>
+              <w:jc w:val="left"/>
+              <w:pBdr>
+                <w:bottom w:val="none" w:sz="0" w:space="0" w:color="000000"/>
+                <w:top w:val="none" w:sz="0" w:space="0" w:color="000000"/>
+                <w:left w:val="none" w:sz="0" w:space="0" w:color="000000"/>
+                <w:right w:val="none" w:sz="0" w:space="0" w:color="000000"/>
+              </w:pBdr>
+              <w:spacing w:after="100" w:before="100" w:line="240"/>
+              <w:ind w:left="100" w:right="100" w:firstLine="0" w:firstLineChars="0"/>
+              <w:rPr>
+                <w:rFonts w:ascii="Times New Roman" w:hAnsi="Times New Roman" w:eastAsia="Times New Roman" w:cs="Times New Roman"/>
+                <w:i w:val="false"/>
+                <w:b w:val="false"/>
+                <w:u w:val="none"/>
+                <w:strike w:val="false"/>
+                <w:sz w:val="18"/>
+                <w:szCs w:val="18"/>
+                <w:color w:val="000000"/>
+              </w:rPr>
+            </w:pPr>
+            <w:r>
+              <w:rPr>
+                <w:rFonts w:ascii="Times New Roman" w:hAnsi="Times New Roman" w:eastAsia="Times New Roman" w:cs="Times New Roman"/>
+                <w:i w:val="false"/>
+                <w:b w:val="false"/>
+                <w:u w:val="none"/>
+                <w:strike w:val="false"/>
+                <w:sz w:val="18"/>
+                <w:szCs w:val="18"/>
+                <w:color w:val="000000"/>
+              </w:rPr>
+              <w:t xml:space="preserve">High</w:t>
+            </w:r>
+          </w:p>
+        </w:tc>
+        <w:tc>
+          <w:tcPr>
+            <w:tcBorders>
+              <w:bottom w:val="none" w:sz="0" w:space="0" w:color="000000"/>
+              <w:top w:val="none" w:sz="0" w:space="0" w:color="000000"/>
+              <w:left w:val="none" w:sz="0" w:space="0" w:color="000000"/>
+              <w:right w:val="none" w:sz="0" w:space="0" w:color="000000"/>
+            </w:tcBorders>
+            <w:shd w:val="clear" w:color="auto" w:fill="FFFFFF"/>
+            <w:tcMar>
+              <w:top w:w="0" w:type="dxa"/>
+              <w:bottom w:w="0" w:type="dxa"/>
+              <w:left w:w="0" w:type="dxa"/>
+              <w:right w:w="0" w:type="dxa"/>
+            </w:tcMar>
+            <w:vAlign w:val="center"/>
+          </w:tcPr>
+          <w:p>
+            <w:pPr>
+              <w:pStyle w:val="Normal"/>
+              <w:jc w:val="right"/>
+              <w:pBdr>
+                <w:bottom w:val="none" w:sz="0" w:space="0" w:color="000000"/>
+                <w:top w:val="none" w:sz="0" w:space="0" w:color="000000"/>
+                <w:left w:val="none" w:sz="0" w:space="0" w:color="000000"/>
+                <w:right w:val="none" w:sz="0" w:space="0" w:color="000000"/>
+              </w:pBdr>
+              <w:spacing w:after="100" w:before="100" w:line="240"/>
+              <w:ind w:left="100" w:right="100" w:firstLine="0" w:firstLineChars="0"/>
+              <w:rPr>
+                <w:rFonts w:ascii="Times New Roman" w:hAnsi="Times New Roman" w:eastAsia="Times New Roman" w:cs="Times New Roman"/>
+                <w:i w:val="false"/>
+                <w:b w:val="false"/>
+                <w:u w:val="none"/>
+                <w:strike w:val="false"/>
+                <w:sz w:val="18"/>
+                <w:szCs w:val="18"/>
+                <w:color w:val="000000"/>
+              </w:rPr>
+            </w:pPr>
+            <w:r>
+              <w:rPr>
+                <w:rFonts w:ascii="Times New Roman" w:hAnsi="Times New Roman" w:eastAsia="Times New Roman" w:cs="Times New Roman"/>
+                <w:i w:val="false"/>
+                <w:b w:val="false"/>
+                <w:u w:val="none"/>
+                <w:strike w:val="false"/>
+                <w:sz w:val="18"/>
+                <w:szCs w:val="18"/>
+                <w:color w:val="000000"/>
+              </w:rPr>
+              <w:t xml:space="preserve">79</w:t>
+            </w:r>
+          </w:p>
+        </w:tc>
+        <w:tc>
+          <w:tcPr>
+            <w:tcBorders>
+              <w:bottom w:val="none" w:sz="0" w:space="0" w:color="000000"/>
+              <w:top w:val="none" w:sz="0" w:space="0" w:color="000000"/>
+              <w:left w:val="none" w:sz="0" w:space="0" w:color="000000"/>
+              <w:right w:val="none" w:sz="0" w:space="0" w:color="000000"/>
+            </w:tcBorders>
+            <w:shd w:val="clear" w:color="auto" w:fill="FFFFFF"/>
+            <w:tcMar>
+              <w:top w:w="0" w:type="dxa"/>
+              <w:bottom w:w="0" w:type="dxa"/>
+              <w:left w:w="0" w:type="dxa"/>
+              <w:right w:w="0" w:type="dxa"/>
+            </w:tcMar>
+            <w:vAlign w:val="center"/>
+          </w:tcPr>
+          <w:p>
+            <w:pPr>
+              <w:pStyle w:val="Normal"/>
+              <w:jc w:val="right"/>
+              <w:pBdr>
+                <w:bottom w:val="none" w:sz="0" w:space="0" w:color="000000"/>
+                <w:top w:val="none" w:sz="0" w:space="0" w:color="000000"/>
+                <w:left w:val="none" w:sz="0" w:space="0" w:color="000000"/>
+                <w:right w:val="none" w:sz="0" w:space="0" w:color="000000"/>
+              </w:pBdr>
+              <w:spacing w:after="100" w:before="100" w:line="240"/>
+              <w:ind w:left="100" w:right="100" w:firstLine="0" w:firstLineChars="0"/>
+              <w:rPr>
+                <w:rFonts w:ascii="Times New Roman" w:hAnsi="Times New Roman" w:eastAsia="Times New Roman" w:cs="Times New Roman"/>
+                <w:i w:val="false"/>
+                <w:b w:val="false"/>
+                <w:u w:val="none"/>
+                <w:strike w:val="false"/>
+                <w:sz w:val="18"/>
+                <w:szCs w:val="18"/>
+                <w:color w:val="000000"/>
+              </w:rPr>
+            </w:pPr>
+            <w:r>
+              <w:rPr>
+                <w:rFonts w:ascii="Times New Roman" w:hAnsi="Times New Roman" w:eastAsia="Times New Roman" w:cs="Times New Roman"/>
+                <w:i w:val="false"/>
+                <w:b w:val="false"/>
+                <w:u w:val="none"/>
+                <w:strike w:val="false"/>
+                <w:sz w:val="18"/>
+                <w:szCs w:val="18"/>
+                <w:color w:val="000000"/>
+              </w:rPr>
+              <w:t xml:space="preserve">9</w:t>
+            </w:r>
+          </w:p>
+        </w:tc>
+        <w:tc>
+          <w:tcPr>
+            <w:tcBorders>
+              <w:bottom w:val="none" w:sz="0" w:space="0" w:color="000000"/>
+              <w:top w:val="none" w:sz="0" w:space="0" w:color="000000"/>
+              <w:left w:val="none" w:sz="0" w:space="0" w:color="000000"/>
+              <w:right w:val="none" w:sz="0" w:space="0" w:color="000000"/>
+            </w:tcBorders>
+            <w:shd w:val="clear" w:color="auto" w:fill="FFFFFF"/>
+            <w:tcMar>
+              <w:top w:w="0" w:type="dxa"/>
+              <w:bottom w:w="0" w:type="dxa"/>
+              <w:left w:w="0" w:type="dxa"/>
+              <w:right w:w="0" w:type="dxa"/>
+            </w:tcMar>
+            <w:vAlign w:val="center"/>
+          </w:tcPr>
+          <w:p>
+            <w:pPr>
+              <w:pStyle w:val="Normal"/>
+              <w:jc w:val="left"/>
+              <w:pBdr>
+                <w:bottom w:val="none" w:sz="0" w:space="0" w:color="000000"/>
+                <w:top w:val="none" w:sz="0" w:space="0" w:color="000000"/>
+                <w:left w:val="none" w:sz="0" w:space="0" w:color="000000"/>
+                <w:right w:val="none" w:sz="0" w:space="0" w:color="000000"/>
+              </w:pBdr>
+              <w:spacing w:after="100" w:before="100" w:line="240"/>
+              <w:ind w:left="100" w:right="100" w:firstLine="0" w:firstLineChars="0"/>
+              <w:rPr>
+                <w:rFonts w:ascii="Times New Roman" w:hAnsi="Times New Roman" w:eastAsia="Times New Roman" w:cs="Times New Roman"/>
+                <w:i w:val="false"/>
+                <w:b w:val="false"/>
+                <w:u w:val="none"/>
+                <w:strike w:val="false"/>
+                <w:sz w:val="18"/>
+                <w:szCs w:val="18"/>
+                <w:color w:val="000000"/>
+              </w:rPr>
+            </w:pPr>
+            <w:r>
+              <w:rPr>
+                <w:rFonts w:ascii="Times New Roman" w:hAnsi="Times New Roman" w:eastAsia="Times New Roman" w:cs="Times New Roman"/>
+                <w:i w:val="false"/>
+                <w:b w:val="false"/>
+                <w:u w:val="none"/>
+                <w:strike w:val="false"/>
+                <w:sz w:val="18"/>
+                <w:szCs w:val="18"/>
+                <w:color w:val="000000"/>
+              </w:rPr>
+              <w:t xml:space="preserve">0.40 (0.18–0.92)</w:t>
+            </w:r>
+          </w:p>
+        </w:tc>
+        <w:tc>
+          <w:tcPr>
+            <w:tcBorders>
+              <w:bottom w:val="none" w:sz="0" w:space="0" w:color="000000"/>
+              <w:top w:val="none" w:sz="0" w:space="0" w:color="000000"/>
+              <w:left w:val="none" w:sz="0" w:space="0" w:color="000000"/>
+              <w:right w:val="none" w:sz="0" w:space="0" w:color="000000"/>
+            </w:tcBorders>
+            <w:shd w:val="clear" w:color="auto" w:fill="FFFFFF"/>
+            <w:tcMar>
+              <w:top w:w="0" w:type="dxa"/>
+              <w:bottom w:w="0" w:type="dxa"/>
+              <w:left w:w="0" w:type="dxa"/>
+              <w:right w:w="0" w:type="dxa"/>
+            </w:tcMar>
+            <w:vAlign w:val="center"/>
+          </w:tcPr>
+          <w:p>
+            <w:pPr>
+              <w:pStyle w:val="Normal"/>
+              <w:jc w:val="left"/>
+              <w:pBdr>
+                <w:bottom w:val="none" w:sz="0" w:space="0" w:color="000000"/>
+                <w:top w:val="none" w:sz="0" w:space="0" w:color="000000"/>
+                <w:left w:val="none" w:sz="0" w:space="0" w:color="000000"/>
+                <w:right w:val="none" w:sz="0" w:space="0" w:color="000000"/>
+              </w:pBdr>
+              <w:spacing w:after="100" w:before="100" w:line="240"/>
+              <w:ind w:left="100" w:right="100" w:firstLine="0" w:firstLineChars="0"/>
+              <w:rPr>
+                <w:rFonts w:ascii="Times New Roman" w:hAnsi="Times New Roman" w:eastAsia="Times New Roman" w:cs="Times New Roman"/>
+                <w:i w:val="false"/>
+                <w:b w:val="false"/>
+                <w:u w:val="none"/>
+                <w:strike w:val="false"/>
+                <w:sz w:val="18"/>
+                <w:szCs w:val="18"/>
+                <w:color w:val="000000"/>
+              </w:rPr>
+            </w:pPr>
+            <w:r>
+              <w:rPr>
+                <w:rFonts w:ascii="Times New Roman" w:hAnsi="Times New Roman" w:eastAsia="Times New Roman" w:cs="Times New Roman"/>
+                <w:i w:val="false"/>
+                <w:b w:val="false"/>
+                <w:u w:val="none"/>
+                <w:strike w:val="false"/>
+                <w:sz w:val="18"/>
+                <w:szCs w:val="18"/>
+                <w:color w:val="000000"/>
+              </w:rPr>
+              <w:t xml:space="preserve">0.032</w:t>
+            </w:r>
+          </w:p>
+        </w:tc>
+        <w:tc>
+          <w:tcPr>
+            <w:tcBorders>
+              <w:bottom w:val="none" w:sz="0" w:space="0" w:color="000000"/>
+              <w:top w:val="none" w:sz="0" w:space="0" w:color="000000"/>
+              <w:left w:val="none" w:sz="0" w:space="0" w:color="000000"/>
+              <w:right w:val="none" w:sz="0" w:space="0" w:color="000000"/>
+            </w:tcBorders>
+            <w:shd w:val="clear" w:color="auto" w:fill="FFFFFF"/>
+            <w:tcMar>
+              <w:top w:w="0" w:type="dxa"/>
+              <w:bottom w:w="0" w:type="dxa"/>
+              <w:left w:w="0" w:type="dxa"/>
+              <w:right w:w="0" w:type="dxa"/>
+            </w:tcMar>
+            <w:vAlign w:val="center"/>
+          </w:tcPr>
+          <w:p>
+            <w:pPr>
+              <w:pStyle w:val="Normal"/>
+              <w:jc w:val="left"/>
+              <w:pBdr>
+                <w:bottom w:val="none" w:sz="0" w:space="0" w:color="000000"/>
+                <w:top w:val="none" w:sz="0" w:space="0" w:color="000000"/>
+                <w:left w:val="none" w:sz="0" w:space="0" w:color="000000"/>
+                <w:right w:val="none" w:sz="0" w:space="0" w:color="000000"/>
+              </w:pBdr>
+              <w:spacing w:after="100" w:before="100" w:line="240"/>
+              <w:ind w:left="100" w:right="100" w:firstLine="0" w:firstLineChars="0"/>
+              <w:rPr>
+                <w:rFonts w:ascii="Times New Roman" w:hAnsi="Times New Roman" w:eastAsia="Times New Roman" w:cs="Times New Roman"/>
+                <w:i w:val="false"/>
+                <w:b w:val="false"/>
+                <w:u w:val="none"/>
+                <w:strike w:val="false"/>
+                <w:sz w:val="18"/>
+                <w:szCs w:val="18"/>
+                <w:color w:val="000000"/>
+              </w:rPr>
+            </w:pPr>
+            <w:r>
+              <w:rPr>
+                <w:rFonts w:ascii="Times New Roman" w:hAnsi="Times New Roman" w:eastAsia="Times New Roman" w:cs="Times New Roman"/>
+                <w:i w:val="false"/>
+                <w:b w:val="false"/>
+                <w:u w:val="none"/>
+                <w:strike w:val="false"/>
+                <w:sz w:val="18"/>
+                <w:szCs w:val="18"/>
+                <w:color w:val="000000"/>
+              </w:rPr>
+              <w:t xml:space="preserve"/>
+            </w:r>
+          </w:p>
+        </w:tc>
+      </w:tr>
+      <w:tr>
+        <w:trPr>
+          <w:trHeight w:val="560" w:hRule="auto"/>
+        </w:trPr>
+        <w:tc>
+          <w:tcPr>
+            <w:tcBorders>
+              <w:bottom w:val="none" w:sz="0" w:space="0" w:color="000000"/>
+              <w:top w:val="none" w:sz="0" w:space="0" w:color="000000"/>
+              <w:left w:val="none" w:sz="0" w:space="0" w:color="000000"/>
+              <w:right w:val="none" w:sz="0" w:space="0" w:color="000000"/>
+            </w:tcBorders>
+            <w:shd w:val="clear" w:color="auto" w:fill="FFFFFF"/>
+            <w:tcMar>
+              <w:top w:w="0" w:type="dxa"/>
+              <w:bottom w:w="0" w:type="dxa"/>
+              <w:left w:w="0" w:type="dxa"/>
+              <w:right w:w="0" w:type="dxa"/>
+            </w:tcMar>
+            <w:vAlign w:val="center"/>
+          </w:tcPr>
+          <w:p>
+            <w:pPr>
+              <w:pStyle w:val="Normal"/>
+              <w:jc w:val="left"/>
+              <w:pBdr>
+                <w:bottom w:val="none" w:sz="0" w:space="0" w:color="000000"/>
+                <w:top w:val="none" w:sz="0" w:space="0" w:color="000000"/>
+                <w:left w:val="none" w:sz="0" w:space="0" w:color="000000"/>
+                <w:right w:val="none" w:sz="0" w:space="0" w:color="000000"/>
+              </w:pBdr>
+              <w:spacing w:after="100" w:before="100" w:line="240"/>
+              <w:ind w:left="100" w:right="100" w:firstLine="0" w:firstLineChars="0"/>
+              <w:rPr>
+                <w:rFonts w:ascii="Times New Roman" w:hAnsi="Times New Roman" w:eastAsia="Times New Roman" w:cs="Times New Roman"/>
+                <w:i w:val="false"/>
+                <w:b w:val="false"/>
+                <w:u w:val="none"/>
+                <w:strike w:val="false"/>
+                <w:sz w:val="18"/>
+                <w:szCs w:val="18"/>
+                <w:color w:val="000000"/>
+              </w:rPr>
+            </w:pPr>
+            <w:r>
+              <w:rPr>
+                <w:rFonts w:ascii="Times New Roman" w:hAnsi="Times New Roman" w:eastAsia="Times New Roman" w:cs="Times New Roman"/>
+                <w:i w:val="false"/>
+                <w:b w:val="false"/>
+                <w:u w:val="none"/>
+                <w:strike w:val="false"/>
+                <w:sz w:val="18"/>
+                <w:szCs w:val="18"/>
+                <w:color w:val="000000"/>
+              </w:rPr>
+              <w:t xml:space="preserve">MAD2L1 expression, log2 (per 1 unit)</w:t>
+            </w:r>
+          </w:p>
+        </w:tc>
+        <w:tc>
+          <w:tcPr>
+            <w:tcBorders>
+              <w:bottom w:val="none" w:sz="0" w:space="0" w:color="000000"/>
+              <w:top w:val="none" w:sz="0" w:space="0" w:color="000000"/>
+              <w:left w:val="none" w:sz="0" w:space="0" w:color="000000"/>
+              <w:right w:val="none" w:sz="0" w:space="0" w:color="000000"/>
+            </w:tcBorders>
+            <w:shd w:val="clear" w:color="auto" w:fill="FFFFFF"/>
+            <w:tcMar>
+              <w:top w:w="0" w:type="dxa"/>
+              <w:bottom w:w="0" w:type="dxa"/>
+              <w:left w:w="0" w:type="dxa"/>
+              <w:right w:w="0" w:type="dxa"/>
+            </w:tcMar>
+            <w:vAlign w:val="center"/>
+          </w:tcPr>
+          <w:p>
+            <w:pPr>
+              <w:pStyle w:val="Normal"/>
+              <w:jc w:val="left"/>
+              <w:pBdr>
+                <w:bottom w:val="none" w:sz="0" w:space="0" w:color="000000"/>
+                <w:top w:val="none" w:sz="0" w:space="0" w:color="000000"/>
+                <w:left w:val="none" w:sz="0" w:space="0" w:color="000000"/>
+                <w:right w:val="none" w:sz="0" w:space="0" w:color="000000"/>
+              </w:pBdr>
+              <w:spacing w:after="100" w:before="100" w:line="240"/>
+              <w:ind w:left="100" w:right="100" w:firstLine="0" w:firstLineChars="0"/>
+              <w:rPr>
+                <w:rFonts w:ascii="Times New Roman" w:hAnsi="Times New Roman" w:eastAsia="Times New Roman" w:cs="Times New Roman"/>
+                <w:i w:val="false"/>
+                <w:b w:val="false"/>
+                <w:u w:val="none"/>
+                <w:strike w:val="false"/>
+                <w:sz w:val="18"/>
+                <w:szCs w:val="18"/>
+                <w:color w:val="000000"/>
+              </w:rPr>
+            </w:pPr>
+            <w:r>
+              <w:rPr>
+                <w:rFonts w:ascii="Times New Roman" w:hAnsi="Times New Roman" w:eastAsia="Times New Roman" w:cs="Times New Roman"/>
+                <w:i w:val="false"/>
+                <w:b w:val="false"/>
+                <w:u w:val="none"/>
+                <w:strike w:val="false"/>
+                <w:sz w:val="18"/>
+                <w:szCs w:val="18"/>
+                <w:color w:val="000000"/>
+              </w:rPr>
+              <w:t xml:space="preserve"/>
+            </w:r>
+          </w:p>
+        </w:tc>
+        <w:tc>
+          <w:tcPr>
+            <w:tcBorders>
+              <w:bottom w:val="none" w:sz="0" w:space="0" w:color="000000"/>
+              <w:top w:val="none" w:sz="0" w:space="0" w:color="000000"/>
+              <w:left w:val="none" w:sz="0" w:space="0" w:color="000000"/>
+              <w:right w:val="none" w:sz="0" w:space="0" w:color="000000"/>
+            </w:tcBorders>
+            <w:shd w:val="clear" w:color="auto" w:fill="FFFFFF"/>
+            <w:tcMar>
+              <w:top w:w="0" w:type="dxa"/>
+              <w:bottom w:w="0" w:type="dxa"/>
+              <w:left w:w="0" w:type="dxa"/>
+              <w:right w:w="0" w:type="dxa"/>
+            </w:tcMar>
+            <w:vAlign w:val="center"/>
+          </w:tcPr>
+          <w:p>
+            <w:pPr>
+              <w:pStyle w:val="Normal"/>
+              <w:jc w:val="right"/>
+              <w:pBdr>
+                <w:bottom w:val="none" w:sz="0" w:space="0" w:color="000000"/>
+                <w:top w:val="none" w:sz="0" w:space="0" w:color="000000"/>
+                <w:left w:val="none" w:sz="0" w:space="0" w:color="000000"/>
+                <w:right w:val="none" w:sz="0" w:space="0" w:color="000000"/>
+              </w:pBdr>
+              <w:spacing w:after="100" w:before="100" w:line="240"/>
+              <w:ind w:left="100" w:right="100" w:firstLine="0" w:firstLineChars="0"/>
+              <w:rPr>
+                <w:rFonts w:ascii="Times New Roman" w:hAnsi="Times New Roman" w:eastAsia="Times New Roman" w:cs="Times New Roman"/>
+                <w:i w:val="false"/>
+                <w:b w:val="false"/>
+                <w:u w:val="none"/>
+                <w:strike w:val="false"/>
+                <w:sz w:val="18"/>
+                <w:szCs w:val="18"/>
+                <w:color w:val="000000"/>
+              </w:rPr>
+            </w:pPr>
+            <w:r>
+              <w:rPr>
+                <w:rFonts w:ascii="Times New Roman" w:hAnsi="Times New Roman" w:eastAsia="Times New Roman" w:cs="Times New Roman"/>
+                <w:i w:val="false"/>
+                <w:b w:val="false"/>
+                <w:u w:val="none"/>
+                <w:strike w:val="false"/>
+                <w:sz w:val="18"/>
+                <w:szCs w:val="18"/>
+                <w:color w:val="000000"/>
+              </w:rPr>
+              <w:t xml:space="preserve">156</w:t>
+            </w:r>
+          </w:p>
+        </w:tc>
+        <w:tc>
+          <w:tcPr>
+            <w:tcBorders>
+              <w:bottom w:val="none" w:sz="0" w:space="0" w:color="000000"/>
+              <w:top w:val="none" w:sz="0" w:space="0" w:color="000000"/>
+              <w:left w:val="none" w:sz="0" w:space="0" w:color="000000"/>
+              <w:right w:val="none" w:sz="0" w:space="0" w:color="000000"/>
+            </w:tcBorders>
+            <w:shd w:val="clear" w:color="auto" w:fill="FFFFFF"/>
+            <w:tcMar>
+              <w:top w:w="0" w:type="dxa"/>
+              <w:bottom w:w="0" w:type="dxa"/>
+              <w:left w:w="0" w:type="dxa"/>
+              <w:right w:w="0" w:type="dxa"/>
+            </w:tcMar>
+            <w:vAlign w:val="center"/>
+          </w:tcPr>
+          <w:p>
+            <w:pPr>
+              <w:pStyle w:val="Normal"/>
+              <w:jc w:val="right"/>
+              <w:pBdr>
+                <w:bottom w:val="none" w:sz="0" w:space="0" w:color="000000"/>
+                <w:top w:val="none" w:sz="0" w:space="0" w:color="000000"/>
+                <w:left w:val="none" w:sz="0" w:space="0" w:color="000000"/>
+                <w:right w:val="none" w:sz="0" w:space="0" w:color="000000"/>
+              </w:pBdr>
+              <w:spacing w:after="100" w:before="100" w:line="240"/>
+              <w:ind w:left="100" w:right="100" w:firstLine="0" w:firstLineChars="0"/>
+              <w:rPr>
+                <w:rFonts w:ascii="Times New Roman" w:hAnsi="Times New Roman" w:eastAsia="Times New Roman" w:cs="Times New Roman"/>
+                <w:i w:val="false"/>
+                <w:b w:val="false"/>
+                <w:u w:val="none"/>
+                <w:strike w:val="false"/>
+                <w:sz w:val="18"/>
+                <w:szCs w:val="18"/>
+                <w:color w:val="000000"/>
+              </w:rPr>
+            </w:pPr>
+            <w:r>
+              <w:rPr>
+                <w:rFonts w:ascii="Times New Roman" w:hAnsi="Times New Roman" w:eastAsia="Times New Roman" w:cs="Times New Roman"/>
+                <w:i w:val="false"/>
+                <w:b w:val="false"/>
+                <w:u w:val="none"/>
+                <w:strike w:val="false"/>
+                <w:sz w:val="18"/>
+                <w:szCs w:val="18"/>
+                <w:color w:val="000000"/>
+              </w:rPr>
+              <w:t xml:space="preserve">25</w:t>
+            </w:r>
+          </w:p>
+        </w:tc>
+        <w:tc>
+          <w:tcPr>
+            <w:tcBorders>
+              <w:bottom w:val="none" w:sz="0" w:space="0" w:color="000000"/>
+              <w:top w:val="none" w:sz="0" w:space="0" w:color="000000"/>
+              <w:left w:val="none" w:sz="0" w:space="0" w:color="000000"/>
+              <w:right w:val="none" w:sz="0" w:space="0" w:color="000000"/>
+            </w:tcBorders>
+            <w:shd w:val="clear" w:color="auto" w:fill="FFFFFF"/>
+            <w:tcMar>
+              <w:top w:w="0" w:type="dxa"/>
+              <w:bottom w:w="0" w:type="dxa"/>
+              <w:left w:w="0" w:type="dxa"/>
+              <w:right w:w="0" w:type="dxa"/>
+            </w:tcMar>
+            <w:vAlign w:val="center"/>
+          </w:tcPr>
+          <w:p>
+            <w:pPr>
+              <w:pStyle w:val="Normal"/>
+              <w:jc w:val="left"/>
+              <w:pBdr>
+                <w:bottom w:val="none" w:sz="0" w:space="0" w:color="000000"/>
+                <w:top w:val="none" w:sz="0" w:space="0" w:color="000000"/>
+                <w:left w:val="none" w:sz="0" w:space="0" w:color="000000"/>
+                <w:right w:val="none" w:sz="0" w:space="0" w:color="000000"/>
+              </w:pBdr>
+              <w:spacing w:after="100" w:before="100" w:line="240"/>
+              <w:ind w:left="100" w:right="100" w:firstLine="0" w:firstLineChars="0"/>
+              <w:rPr>
+                <w:rFonts w:ascii="Times New Roman" w:hAnsi="Times New Roman" w:eastAsia="Times New Roman" w:cs="Times New Roman"/>
+                <w:i w:val="false"/>
+                <w:b w:val="false"/>
+                <w:u w:val="none"/>
+                <w:strike w:val="false"/>
+                <w:sz w:val="18"/>
+                <w:szCs w:val="18"/>
+                <w:color w:val="000000"/>
+              </w:rPr>
+            </w:pPr>
+            <w:r>
+              <w:rPr>
+                <w:rFonts w:ascii="Times New Roman" w:hAnsi="Times New Roman" w:eastAsia="Times New Roman" w:cs="Times New Roman"/>
+                <w:i w:val="false"/>
+                <w:b w:val="false"/>
+                <w:u w:val="none"/>
+                <w:strike w:val="false"/>
+                <w:sz w:val="18"/>
+                <w:szCs w:val="18"/>
+                <w:color w:val="000000"/>
+              </w:rPr>
+              <w:t xml:space="preserve">0.59 (0.34–1.03)</w:t>
+            </w:r>
+          </w:p>
+        </w:tc>
+        <w:tc>
+          <w:tcPr>
+            <w:tcBorders>
+              <w:bottom w:val="none" w:sz="0" w:space="0" w:color="000000"/>
+              <w:top w:val="none" w:sz="0" w:space="0" w:color="000000"/>
+              <w:left w:val="none" w:sz="0" w:space="0" w:color="000000"/>
+              <w:right w:val="none" w:sz="0" w:space="0" w:color="000000"/>
+            </w:tcBorders>
+            <w:shd w:val="clear" w:color="auto" w:fill="FFFFFF"/>
+            <w:tcMar>
+              <w:top w:w="0" w:type="dxa"/>
+              <w:bottom w:w="0" w:type="dxa"/>
+              <w:left w:w="0" w:type="dxa"/>
+              <w:right w:w="0" w:type="dxa"/>
+            </w:tcMar>
+            <w:vAlign w:val="center"/>
+          </w:tcPr>
+          <w:p>
+            <w:pPr>
+              <w:pStyle w:val="Normal"/>
+              <w:jc w:val="left"/>
+              <w:pBdr>
+                <w:bottom w:val="none" w:sz="0" w:space="0" w:color="000000"/>
+                <w:top w:val="none" w:sz="0" w:space="0" w:color="000000"/>
+                <w:left w:val="none" w:sz="0" w:space="0" w:color="000000"/>
+                <w:right w:val="none" w:sz="0" w:space="0" w:color="000000"/>
+              </w:pBdr>
+              <w:spacing w:after="100" w:before="100" w:line="240"/>
+              <w:ind w:left="100" w:right="100" w:firstLine="0" w:firstLineChars="0"/>
+              <w:rPr>
+                <w:rFonts w:ascii="Times New Roman" w:hAnsi="Times New Roman" w:eastAsia="Times New Roman" w:cs="Times New Roman"/>
+                <w:i w:val="false"/>
+                <w:b w:val="false"/>
+                <w:u w:val="none"/>
+                <w:strike w:val="false"/>
+                <w:sz w:val="18"/>
+                <w:szCs w:val="18"/>
+                <w:color w:val="000000"/>
+              </w:rPr>
+            </w:pPr>
+            <w:r>
+              <w:rPr>
+                <w:rFonts w:ascii="Times New Roman" w:hAnsi="Times New Roman" w:eastAsia="Times New Roman" w:cs="Times New Roman"/>
+                <w:i w:val="false"/>
+                <w:b w:val="false"/>
+                <w:u w:val="none"/>
+                <w:strike w:val="false"/>
+                <w:sz w:val="18"/>
+                <w:szCs w:val="18"/>
+                <w:color w:val="000000"/>
+              </w:rPr>
+              <w:t xml:space="preserve">0.061</w:t>
             </w:r>
           </w:p>
         </w:tc>

--- a/output/tables/READ/READ_cox_uni.docx
+++ b/output/tables/READ/READ_cox_uni.docx
@@ -39,7 +39,7 @@
         <w:gridCol w:w="1489"/>
         <w:gridCol w:w="681"/>
         <w:gridCol w:w="931"/>
-        <w:gridCol w:w="1611"/>
+        <w:gridCol w:w="1701"/>
         <w:gridCol w:w="816"/>
         <w:gridCol w:w="1136"/>
       </w:tblGrid>
@@ -14415,6 +14415,786 @@
                 <w:color w:val="000000"/>
               </w:rPr>
               <w:t xml:space="preserve">0.061</w:t>
+            </w:r>
+          </w:p>
+        </w:tc>
+        <w:tc>
+          <w:tcPr>
+            <w:tcBorders>
+              <w:bottom w:val="none" w:sz="0" w:space="0" w:color="000000"/>
+              <w:top w:val="none" w:sz="0" w:space="0" w:color="000000"/>
+              <w:left w:val="none" w:sz="0" w:space="0" w:color="000000"/>
+              <w:right w:val="none" w:sz="0" w:space="0" w:color="000000"/>
+            </w:tcBorders>
+            <w:shd w:val="clear" w:color="auto" w:fill="FFFFFF"/>
+            <w:tcMar>
+              <w:top w:w="0" w:type="dxa"/>
+              <w:bottom w:w="0" w:type="dxa"/>
+              <w:left w:w="0" w:type="dxa"/>
+              <w:right w:w="0" w:type="dxa"/>
+            </w:tcMar>
+            <w:vAlign w:val="center"/>
+          </w:tcPr>
+          <w:p>
+            <w:pPr>
+              <w:pStyle w:val="Normal"/>
+              <w:jc w:val="left"/>
+              <w:pBdr>
+                <w:bottom w:val="none" w:sz="0" w:space="0" w:color="000000"/>
+                <w:top w:val="none" w:sz="0" w:space="0" w:color="000000"/>
+                <w:left w:val="none" w:sz="0" w:space="0" w:color="000000"/>
+                <w:right w:val="none" w:sz="0" w:space="0" w:color="000000"/>
+              </w:pBdr>
+              <w:spacing w:after="100" w:before="100" w:line="240"/>
+              <w:ind w:left="100" w:right="100" w:firstLine="0" w:firstLineChars="0"/>
+              <w:rPr>
+                <w:rFonts w:ascii="Times New Roman" w:hAnsi="Times New Roman" w:eastAsia="Times New Roman" w:cs="Times New Roman"/>
+                <w:i w:val="false"/>
+                <w:b w:val="false"/>
+                <w:u w:val="none"/>
+                <w:strike w:val="false"/>
+                <w:sz w:val="18"/>
+                <w:szCs w:val="18"/>
+                <w:color w:val="000000"/>
+              </w:rPr>
+            </w:pPr>
+            <w:r>
+              <w:rPr>
+                <w:rFonts w:ascii="Times New Roman" w:hAnsi="Times New Roman" w:eastAsia="Times New Roman" w:cs="Times New Roman"/>
+                <w:i w:val="false"/>
+                <w:b w:val="false"/>
+                <w:u w:val="none"/>
+                <w:strike w:val="false"/>
+                <w:sz w:val="18"/>
+                <w:szCs w:val="18"/>
+                <w:color w:val="000000"/>
+              </w:rPr>
+              <w:t xml:space="preserve"/>
+            </w:r>
+          </w:p>
+        </w:tc>
+      </w:tr>
+      <w:tr>
+        <w:trPr>
+          <w:trHeight w:val="560" w:hRule="auto"/>
+        </w:trPr>
+        <w:tc>
+          <w:tcPr>
+            <w:tcBorders>
+              <w:bottom w:val="none" w:sz="0" w:space="0" w:color="000000"/>
+              <w:top w:val="none" w:sz="0" w:space="0" w:color="000000"/>
+              <w:left w:val="none" w:sz="0" w:space="0" w:color="000000"/>
+              <w:right w:val="none" w:sz="0" w:space="0" w:color="000000"/>
+            </w:tcBorders>
+            <w:shd w:val="clear" w:color="auto" w:fill="FFFFFF"/>
+            <w:tcMar>
+              <w:top w:w="0" w:type="dxa"/>
+              <w:bottom w:w="0" w:type="dxa"/>
+              <w:left w:w="0" w:type="dxa"/>
+              <w:right w:w="0" w:type="dxa"/>
+            </w:tcMar>
+            <w:vAlign w:val="center"/>
+          </w:tcPr>
+          <w:p>
+            <w:pPr>
+              <w:pStyle w:val="Normal"/>
+              <w:jc w:val="left"/>
+              <w:pBdr>
+                <w:bottom w:val="none" w:sz="0" w:space="0" w:color="000000"/>
+                <w:top w:val="none" w:sz="0" w:space="0" w:color="000000"/>
+                <w:left w:val="none" w:sz="0" w:space="0" w:color="000000"/>
+                <w:right w:val="none" w:sz="0" w:space="0" w:color="000000"/>
+              </w:pBdr>
+              <w:spacing w:after="100" w:before="100" w:line="240"/>
+              <w:ind w:left="100" w:right="100" w:firstLine="0" w:firstLineChars="0"/>
+              <w:rPr>
+                <w:rFonts w:ascii="Times New Roman" w:hAnsi="Times New Roman" w:eastAsia="Times New Roman" w:cs="Times New Roman"/>
+                <w:i w:val="false"/>
+                <w:b w:val="false"/>
+                <w:u w:val="none"/>
+                <w:strike w:val="false"/>
+                <w:sz w:val="18"/>
+                <w:szCs w:val="18"/>
+                <w:color w:val="000000"/>
+              </w:rPr>
+            </w:pPr>
+            <w:r>
+              <w:rPr>
+                <w:rFonts w:ascii="Times New Roman" w:hAnsi="Times New Roman" w:eastAsia="Times New Roman" w:cs="Times New Roman"/>
+                <w:i w:val="false"/>
+                <w:b w:val="false"/>
+                <w:u w:val="none"/>
+                <w:strike w:val="false"/>
+                <w:sz w:val="18"/>
+                <w:szCs w:val="18"/>
+                <w:color w:val="000000"/>
+              </w:rPr>
+              <w:t xml:space="preserve">Age group, years</w:t>
+            </w:r>
+          </w:p>
+        </w:tc>
+        <w:tc>
+          <w:tcPr>
+            <w:tcBorders>
+              <w:bottom w:val="none" w:sz="0" w:space="0" w:color="000000"/>
+              <w:top w:val="none" w:sz="0" w:space="0" w:color="000000"/>
+              <w:left w:val="none" w:sz="0" w:space="0" w:color="000000"/>
+              <w:right w:val="none" w:sz="0" w:space="0" w:color="000000"/>
+            </w:tcBorders>
+            <w:shd w:val="clear" w:color="auto" w:fill="FFFFFF"/>
+            <w:tcMar>
+              <w:top w:w="0" w:type="dxa"/>
+              <w:bottom w:w="0" w:type="dxa"/>
+              <w:left w:w="0" w:type="dxa"/>
+              <w:right w:w="0" w:type="dxa"/>
+            </w:tcMar>
+            <w:vAlign w:val="center"/>
+          </w:tcPr>
+          <w:p>
+            <w:pPr>
+              <w:pStyle w:val="Normal"/>
+              <w:jc w:val="left"/>
+              <w:pBdr>
+                <w:bottom w:val="none" w:sz="0" w:space="0" w:color="000000"/>
+                <w:top w:val="none" w:sz="0" w:space="0" w:color="000000"/>
+                <w:left w:val="none" w:sz="0" w:space="0" w:color="000000"/>
+                <w:right w:val="none" w:sz="0" w:space="0" w:color="000000"/>
+              </w:pBdr>
+              <w:spacing w:after="100" w:before="100" w:line="240"/>
+              <w:ind w:left="100" w:right="100" w:firstLine="0" w:firstLineChars="0"/>
+              <w:rPr>
+                <w:rFonts w:ascii="Times New Roman" w:hAnsi="Times New Roman" w:eastAsia="Times New Roman" w:cs="Times New Roman"/>
+                <w:i w:val="false"/>
+                <w:b w:val="false"/>
+                <w:u w:val="none"/>
+                <w:strike w:val="false"/>
+                <w:sz w:val="18"/>
+                <w:szCs w:val="18"/>
+                <w:color w:val="000000"/>
+              </w:rPr>
+            </w:pPr>
+            <w:r>
+              <w:rPr>
+                <w:rFonts w:ascii="Times New Roman" w:hAnsi="Times New Roman" w:eastAsia="Times New Roman" w:cs="Times New Roman"/>
+                <w:i w:val="false"/>
+                <w:b w:val="false"/>
+                <w:u w:val="none"/>
+                <w:strike w:val="false"/>
+                <w:sz w:val="18"/>
+                <w:szCs w:val="18"/>
+                <w:color w:val="000000"/>
+              </w:rPr>
+              <w:t xml:space="preserve">≤65 (ref)</w:t>
+            </w:r>
+          </w:p>
+        </w:tc>
+        <w:tc>
+          <w:tcPr>
+            <w:tcBorders>
+              <w:bottom w:val="none" w:sz="0" w:space="0" w:color="000000"/>
+              <w:top w:val="none" w:sz="0" w:space="0" w:color="000000"/>
+              <w:left w:val="none" w:sz="0" w:space="0" w:color="000000"/>
+              <w:right w:val="none" w:sz="0" w:space="0" w:color="000000"/>
+            </w:tcBorders>
+            <w:shd w:val="clear" w:color="auto" w:fill="FFFFFF"/>
+            <w:tcMar>
+              <w:top w:w="0" w:type="dxa"/>
+              <w:bottom w:w="0" w:type="dxa"/>
+              <w:left w:w="0" w:type="dxa"/>
+              <w:right w:w="0" w:type="dxa"/>
+            </w:tcMar>
+            <w:vAlign w:val="center"/>
+          </w:tcPr>
+          <w:p>
+            <w:pPr>
+              <w:pStyle w:val="Normal"/>
+              <w:jc w:val="right"/>
+              <w:pBdr>
+                <w:bottom w:val="none" w:sz="0" w:space="0" w:color="000000"/>
+                <w:top w:val="none" w:sz="0" w:space="0" w:color="000000"/>
+                <w:left w:val="none" w:sz="0" w:space="0" w:color="000000"/>
+                <w:right w:val="none" w:sz="0" w:space="0" w:color="000000"/>
+              </w:pBdr>
+              <w:spacing w:after="100" w:before="100" w:line="240"/>
+              <w:ind w:left="100" w:right="100" w:firstLine="0" w:firstLineChars="0"/>
+              <w:rPr>
+                <w:rFonts w:ascii="Times New Roman" w:hAnsi="Times New Roman" w:eastAsia="Times New Roman" w:cs="Times New Roman"/>
+                <w:i w:val="false"/>
+                <w:b w:val="false"/>
+                <w:u w:val="none"/>
+                <w:strike w:val="false"/>
+                <w:sz w:val="18"/>
+                <w:szCs w:val="18"/>
+                <w:color w:val="000000"/>
+              </w:rPr>
+            </w:pPr>
+            <w:r>
+              <w:rPr>
+                <w:rFonts w:ascii="Times New Roman" w:hAnsi="Times New Roman" w:eastAsia="Times New Roman" w:cs="Times New Roman"/>
+                <w:i w:val="false"/>
+                <w:b w:val="false"/>
+                <w:u w:val="none"/>
+                <w:strike w:val="false"/>
+                <w:sz w:val="18"/>
+                <w:szCs w:val="18"/>
+                <w:color w:val="000000"/>
+              </w:rPr>
+              <w:t xml:space="preserve">79</w:t>
+            </w:r>
+          </w:p>
+        </w:tc>
+        <w:tc>
+          <w:tcPr>
+            <w:tcBorders>
+              <w:bottom w:val="none" w:sz="0" w:space="0" w:color="000000"/>
+              <w:top w:val="none" w:sz="0" w:space="0" w:color="000000"/>
+              <w:left w:val="none" w:sz="0" w:space="0" w:color="000000"/>
+              <w:right w:val="none" w:sz="0" w:space="0" w:color="000000"/>
+            </w:tcBorders>
+            <w:shd w:val="clear" w:color="auto" w:fill="FFFFFF"/>
+            <w:tcMar>
+              <w:top w:w="0" w:type="dxa"/>
+              <w:bottom w:w="0" w:type="dxa"/>
+              <w:left w:w="0" w:type="dxa"/>
+              <w:right w:w="0" w:type="dxa"/>
+            </w:tcMar>
+            <w:vAlign w:val="center"/>
+          </w:tcPr>
+          <w:p>
+            <w:pPr>
+              <w:pStyle w:val="Normal"/>
+              <w:jc w:val="right"/>
+              <w:pBdr>
+                <w:bottom w:val="none" w:sz="0" w:space="0" w:color="000000"/>
+                <w:top w:val="none" w:sz="0" w:space="0" w:color="000000"/>
+                <w:left w:val="none" w:sz="0" w:space="0" w:color="000000"/>
+                <w:right w:val="none" w:sz="0" w:space="0" w:color="000000"/>
+              </w:pBdr>
+              <w:spacing w:after="100" w:before="100" w:line="240"/>
+              <w:ind w:left="100" w:right="100" w:firstLine="0" w:firstLineChars="0"/>
+              <w:rPr>
+                <w:rFonts w:ascii="Times New Roman" w:hAnsi="Times New Roman" w:eastAsia="Times New Roman" w:cs="Times New Roman"/>
+                <w:i w:val="false"/>
+                <w:b w:val="false"/>
+                <w:u w:val="none"/>
+                <w:strike w:val="false"/>
+                <w:sz w:val="18"/>
+                <w:szCs w:val="18"/>
+                <w:color w:val="000000"/>
+              </w:rPr>
+            </w:pPr>
+            <w:r>
+              <w:rPr>
+                <w:rFonts w:ascii="Times New Roman" w:hAnsi="Times New Roman" w:eastAsia="Times New Roman" w:cs="Times New Roman"/>
+                <w:i w:val="false"/>
+                <w:b w:val="false"/>
+                <w:u w:val="none"/>
+                <w:strike w:val="false"/>
+                <w:sz w:val="18"/>
+                <w:szCs w:val="18"/>
+                <w:color w:val="000000"/>
+              </w:rPr>
+              <w:t xml:space="preserve">5</w:t>
+            </w:r>
+          </w:p>
+        </w:tc>
+        <w:tc>
+          <w:tcPr>
+            <w:tcBorders>
+              <w:bottom w:val="none" w:sz="0" w:space="0" w:color="000000"/>
+              <w:top w:val="none" w:sz="0" w:space="0" w:color="000000"/>
+              <w:left w:val="none" w:sz="0" w:space="0" w:color="000000"/>
+              <w:right w:val="none" w:sz="0" w:space="0" w:color="000000"/>
+            </w:tcBorders>
+            <w:shd w:val="clear" w:color="auto" w:fill="FFFFFF"/>
+            <w:tcMar>
+              <w:top w:w="0" w:type="dxa"/>
+              <w:bottom w:w="0" w:type="dxa"/>
+              <w:left w:w="0" w:type="dxa"/>
+              <w:right w:w="0" w:type="dxa"/>
+            </w:tcMar>
+            <w:vAlign w:val="center"/>
+          </w:tcPr>
+          <w:p>
+            <w:pPr>
+              <w:pStyle w:val="Normal"/>
+              <w:jc w:val="left"/>
+              <w:pBdr>
+                <w:bottom w:val="none" w:sz="0" w:space="0" w:color="000000"/>
+                <w:top w:val="none" w:sz="0" w:space="0" w:color="000000"/>
+                <w:left w:val="none" w:sz="0" w:space="0" w:color="000000"/>
+                <w:right w:val="none" w:sz="0" w:space="0" w:color="000000"/>
+              </w:pBdr>
+              <w:spacing w:after="100" w:before="100" w:line="240"/>
+              <w:ind w:left="100" w:right="100" w:firstLine="0" w:firstLineChars="0"/>
+              <w:rPr>
+                <w:rFonts w:ascii="Times New Roman" w:hAnsi="Times New Roman" w:eastAsia="Times New Roman" w:cs="Times New Roman"/>
+                <w:i w:val="false"/>
+                <w:b w:val="false"/>
+                <w:u w:val="none"/>
+                <w:strike w:val="false"/>
+                <w:sz w:val="18"/>
+                <w:szCs w:val="18"/>
+                <w:color w:val="000000"/>
+              </w:rPr>
+            </w:pPr>
+            <w:r>
+              <w:rPr>
+                <w:rFonts w:ascii="Times New Roman" w:hAnsi="Times New Roman" w:eastAsia="Times New Roman" w:cs="Times New Roman"/>
+                <w:i w:val="false"/>
+                <w:b w:val="false"/>
+                <w:u w:val="none"/>
+                <w:strike w:val="false"/>
+                <w:sz w:val="18"/>
+                <w:szCs w:val="18"/>
+                <w:color w:val="000000"/>
+              </w:rPr>
+              <w:t xml:space="preserve">Reference</w:t>
+            </w:r>
+          </w:p>
+        </w:tc>
+        <w:tc>
+          <w:tcPr>
+            <w:tcBorders>
+              <w:bottom w:val="none" w:sz="0" w:space="0" w:color="000000"/>
+              <w:top w:val="none" w:sz="0" w:space="0" w:color="000000"/>
+              <w:left w:val="none" w:sz="0" w:space="0" w:color="000000"/>
+              <w:right w:val="none" w:sz="0" w:space="0" w:color="000000"/>
+            </w:tcBorders>
+            <w:shd w:val="clear" w:color="auto" w:fill="FFFFFF"/>
+            <w:tcMar>
+              <w:top w:w="0" w:type="dxa"/>
+              <w:bottom w:w="0" w:type="dxa"/>
+              <w:left w:w="0" w:type="dxa"/>
+              <w:right w:w="0" w:type="dxa"/>
+            </w:tcMar>
+            <w:vAlign w:val="center"/>
+          </w:tcPr>
+          <w:p>
+            <w:pPr>
+              <w:pStyle w:val="Normal"/>
+              <w:jc w:val="left"/>
+              <w:pBdr>
+                <w:bottom w:val="none" w:sz="0" w:space="0" w:color="000000"/>
+                <w:top w:val="none" w:sz="0" w:space="0" w:color="000000"/>
+                <w:left w:val="none" w:sz="0" w:space="0" w:color="000000"/>
+                <w:right w:val="none" w:sz="0" w:space="0" w:color="000000"/>
+              </w:pBdr>
+              <w:spacing w:after="100" w:before="100" w:line="240"/>
+              <w:ind w:left="100" w:right="100" w:firstLine="0" w:firstLineChars="0"/>
+              <w:rPr>
+                <w:rFonts w:ascii="Times New Roman" w:hAnsi="Times New Roman" w:eastAsia="Times New Roman" w:cs="Times New Roman"/>
+                <w:i w:val="false"/>
+                <w:b w:val="false"/>
+                <w:u w:val="none"/>
+                <w:strike w:val="false"/>
+                <w:sz w:val="18"/>
+                <w:szCs w:val="18"/>
+                <w:color w:val="000000"/>
+              </w:rPr>
+            </w:pPr>
+            <w:r>
+              <w:rPr>
+                <w:rFonts w:ascii="Times New Roman" w:hAnsi="Times New Roman" w:eastAsia="Times New Roman" w:cs="Times New Roman"/>
+                <w:i w:val="false"/>
+                <w:b w:val="false"/>
+                <w:u w:val="none"/>
+                <w:strike w:val="false"/>
+                <w:sz w:val="18"/>
+                <w:szCs w:val="18"/>
+                <w:color w:val="000000"/>
+              </w:rPr>
+              <w:t xml:space="preserve"/>
+            </w:r>
+          </w:p>
+        </w:tc>
+        <w:tc>
+          <w:tcPr>
+            <w:tcBorders>
+              <w:bottom w:val="none" w:sz="0" w:space="0" w:color="000000"/>
+              <w:top w:val="none" w:sz="0" w:space="0" w:color="000000"/>
+              <w:left w:val="none" w:sz="0" w:space="0" w:color="000000"/>
+              <w:right w:val="none" w:sz="0" w:space="0" w:color="000000"/>
+            </w:tcBorders>
+            <w:shd w:val="clear" w:color="auto" w:fill="FFFFFF"/>
+            <w:tcMar>
+              <w:top w:w="0" w:type="dxa"/>
+              <w:bottom w:w="0" w:type="dxa"/>
+              <w:left w:w="0" w:type="dxa"/>
+              <w:right w:w="0" w:type="dxa"/>
+            </w:tcMar>
+            <w:vAlign w:val="center"/>
+          </w:tcPr>
+          <w:p>
+            <w:pPr>
+              <w:pStyle w:val="Normal"/>
+              <w:jc w:val="left"/>
+              <w:pBdr>
+                <w:bottom w:val="none" w:sz="0" w:space="0" w:color="000000"/>
+                <w:top w:val="none" w:sz="0" w:space="0" w:color="000000"/>
+                <w:left w:val="none" w:sz="0" w:space="0" w:color="000000"/>
+                <w:right w:val="none" w:sz="0" w:space="0" w:color="000000"/>
+              </w:pBdr>
+              <w:spacing w:after="100" w:before="100" w:line="240"/>
+              <w:ind w:left="100" w:right="100" w:firstLine="0" w:firstLineChars="0"/>
+              <w:rPr>
+                <w:rFonts w:ascii="Times New Roman" w:hAnsi="Times New Roman" w:eastAsia="Times New Roman" w:cs="Times New Roman"/>
+                <w:i w:val="false"/>
+                <w:b w:val="false"/>
+                <w:u w:val="none"/>
+                <w:strike w:val="false"/>
+                <w:sz w:val="18"/>
+                <w:szCs w:val="18"/>
+                <w:color w:val="000000"/>
+              </w:rPr>
+            </w:pPr>
+            <w:r>
+              <w:rPr>
+                <w:rFonts w:ascii="Times New Roman" w:hAnsi="Times New Roman" w:eastAsia="Times New Roman" w:cs="Times New Roman"/>
+                <w:i w:val="false"/>
+                <w:b w:val="false"/>
+                <w:u w:val="none"/>
+                <w:strike w:val="false"/>
+                <w:sz w:val="18"/>
+                <w:szCs w:val="18"/>
+                <w:color w:val="000000"/>
+              </w:rPr>
+              <w:t xml:space="preserve"/>
+            </w:r>
+          </w:p>
+        </w:tc>
+      </w:tr>
+      <w:tr>
+        <w:trPr>
+          <w:trHeight w:val="560" w:hRule="auto"/>
+        </w:trPr>
+        <w:tc>
+          <w:tcPr>
+            <w:tcBorders>
+              <w:bottom w:val="none" w:sz="0" w:space="0" w:color="000000"/>
+              <w:top w:val="none" w:sz="0" w:space="0" w:color="000000"/>
+              <w:left w:val="none" w:sz="0" w:space="0" w:color="000000"/>
+              <w:right w:val="none" w:sz="0" w:space="0" w:color="000000"/>
+            </w:tcBorders>
+            <w:shd w:val="clear" w:color="auto" w:fill="FFFFFF"/>
+            <w:tcMar>
+              <w:top w:w="0" w:type="dxa"/>
+              <w:bottom w:w="0" w:type="dxa"/>
+              <w:left w:w="0" w:type="dxa"/>
+              <w:right w:w="0" w:type="dxa"/>
+            </w:tcMar>
+            <w:vAlign w:val="center"/>
+          </w:tcPr>
+          <w:p>
+            <w:pPr>
+              <w:pStyle w:val="Normal"/>
+              <w:jc w:val="left"/>
+              <w:pBdr>
+                <w:bottom w:val="none" w:sz="0" w:space="0" w:color="000000"/>
+                <w:top w:val="none" w:sz="0" w:space="0" w:color="000000"/>
+                <w:left w:val="none" w:sz="0" w:space="0" w:color="000000"/>
+                <w:right w:val="none" w:sz="0" w:space="0" w:color="000000"/>
+              </w:pBdr>
+              <w:spacing w:after="100" w:before="100" w:line="240"/>
+              <w:ind w:left="100" w:right="100" w:firstLine="0" w:firstLineChars="0"/>
+              <w:rPr>
+                <w:rFonts w:ascii="Times New Roman" w:hAnsi="Times New Roman" w:eastAsia="Times New Roman" w:cs="Times New Roman"/>
+                <w:i w:val="false"/>
+                <w:b w:val="false"/>
+                <w:u w:val="none"/>
+                <w:strike w:val="false"/>
+                <w:sz w:val="18"/>
+                <w:szCs w:val="18"/>
+                <w:color w:val="000000"/>
+              </w:rPr>
+            </w:pPr>
+            <w:r>
+              <w:rPr>
+                <w:rFonts w:ascii="Times New Roman" w:hAnsi="Times New Roman" w:eastAsia="Times New Roman" w:cs="Times New Roman"/>
+                <w:i w:val="false"/>
+                <w:b w:val="false"/>
+                <w:u w:val="none"/>
+                <w:strike w:val="false"/>
+                <w:sz w:val="18"/>
+                <w:szCs w:val="18"/>
+                <w:color w:val="000000"/>
+              </w:rPr>
+              <w:t xml:space="preserve"/>
+            </w:r>
+          </w:p>
+        </w:tc>
+        <w:tc>
+          <w:tcPr>
+            <w:tcBorders>
+              <w:bottom w:val="none" w:sz="0" w:space="0" w:color="000000"/>
+              <w:top w:val="none" w:sz="0" w:space="0" w:color="000000"/>
+              <w:left w:val="none" w:sz="0" w:space="0" w:color="000000"/>
+              <w:right w:val="none" w:sz="0" w:space="0" w:color="000000"/>
+            </w:tcBorders>
+            <w:shd w:val="clear" w:color="auto" w:fill="FFFFFF"/>
+            <w:tcMar>
+              <w:top w:w="0" w:type="dxa"/>
+              <w:bottom w:w="0" w:type="dxa"/>
+              <w:left w:w="0" w:type="dxa"/>
+              <w:right w:w="0" w:type="dxa"/>
+            </w:tcMar>
+            <w:vAlign w:val="center"/>
+          </w:tcPr>
+          <w:p>
+            <w:pPr>
+              <w:pStyle w:val="Normal"/>
+              <w:jc w:val="left"/>
+              <w:pBdr>
+                <w:bottom w:val="none" w:sz="0" w:space="0" w:color="000000"/>
+                <w:top w:val="none" w:sz="0" w:space="0" w:color="000000"/>
+                <w:left w:val="none" w:sz="0" w:space="0" w:color="000000"/>
+                <w:right w:val="none" w:sz="0" w:space="0" w:color="000000"/>
+              </w:pBdr>
+              <w:spacing w:after="100" w:before="100" w:line="240"/>
+              <w:ind w:left="100" w:right="100" w:firstLine="0" w:firstLineChars="0"/>
+              <w:rPr>
+                <w:rFonts w:ascii="Times New Roman" w:hAnsi="Times New Roman" w:eastAsia="Times New Roman" w:cs="Times New Roman"/>
+                <w:i w:val="false"/>
+                <w:b w:val="false"/>
+                <w:u w:val="none"/>
+                <w:strike w:val="false"/>
+                <w:sz w:val="18"/>
+                <w:szCs w:val="18"/>
+                <w:color w:val="000000"/>
+              </w:rPr>
+            </w:pPr>
+            <w:r>
+              <w:rPr>
+                <w:rFonts w:ascii="Times New Roman" w:hAnsi="Times New Roman" w:eastAsia="Times New Roman" w:cs="Times New Roman"/>
+                <w:i w:val="false"/>
+                <w:b w:val="false"/>
+                <w:u w:val="none"/>
+                <w:strike w:val="false"/>
+                <w:sz w:val="18"/>
+                <w:szCs w:val="18"/>
+                <w:color w:val="000000"/>
+              </w:rPr>
+              <w:t xml:space="preserve">≥66</w:t>
+            </w:r>
+          </w:p>
+        </w:tc>
+        <w:tc>
+          <w:tcPr>
+            <w:tcBorders>
+              <w:bottom w:val="none" w:sz="0" w:space="0" w:color="000000"/>
+              <w:top w:val="none" w:sz="0" w:space="0" w:color="000000"/>
+              <w:left w:val="none" w:sz="0" w:space="0" w:color="000000"/>
+              <w:right w:val="none" w:sz="0" w:space="0" w:color="000000"/>
+            </w:tcBorders>
+            <w:shd w:val="clear" w:color="auto" w:fill="FFFFFF"/>
+            <w:tcMar>
+              <w:top w:w="0" w:type="dxa"/>
+              <w:bottom w:w="0" w:type="dxa"/>
+              <w:left w:w="0" w:type="dxa"/>
+              <w:right w:w="0" w:type="dxa"/>
+            </w:tcMar>
+            <w:vAlign w:val="center"/>
+          </w:tcPr>
+          <w:p>
+            <w:pPr>
+              <w:pStyle w:val="Normal"/>
+              <w:jc w:val="right"/>
+              <w:pBdr>
+                <w:bottom w:val="none" w:sz="0" w:space="0" w:color="000000"/>
+                <w:top w:val="none" w:sz="0" w:space="0" w:color="000000"/>
+                <w:left w:val="none" w:sz="0" w:space="0" w:color="000000"/>
+                <w:right w:val="none" w:sz="0" w:space="0" w:color="000000"/>
+              </w:pBdr>
+              <w:spacing w:after="100" w:before="100" w:line="240"/>
+              <w:ind w:left="100" w:right="100" w:firstLine="0" w:firstLineChars="0"/>
+              <w:rPr>
+                <w:rFonts w:ascii="Times New Roman" w:hAnsi="Times New Roman" w:eastAsia="Times New Roman" w:cs="Times New Roman"/>
+                <w:i w:val="false"/>
+                <w:b w:val="false"/>
+                <w:u w:val="none"/>
+                <w:strike w:val="false"/>
+                <w:sz w:val="18"/>
+                <w:szCs w:val="18"/>
+                <w:color w:val="000000"/>
+              </w:rPr>
+            </w:pPr>
+            <w:r>
+              <w:rPr>
+                <w:rFonts w:ascii="Times New Roman" w:hAnsi="Times New Roman" w:eastAsia="Times New Roman" w:cs="Times New Roman"/>
+                <w:i w:val="false"/>
+                <w:b w:val="false"/>
+                <w:u w:val="none"/>
+                <w:strike w:val="false"/>
+                <w:sz w:val="18"/>
+                <w:szCs w:val="18"/>
+                <w:color w:val="000000"/>
+              </w:rPr>
+              <w:t xml:space="preserve">78</w:t>
+            </w:r>
+          </w:p>
+        </w:tc>
+        <w:tc>
+          <w:tcPr>
+            <w:tcBorders>
+              <w:bottom w:val="none" w:sz="0" w:space="0" w:color="000000"/>
+              <w:top w:val="none" w:sz="0" w:space="0" w:color="000000"/>
+              <w:left w:val="none" w:sz="0" w:space="0" w:color="000000"/>
+              <w:right w:val="none" w:sz="0" w:space="0" w:color="000000"/>
+            </w:tcBorders>
+            <w:shd w:val="clear" w:color="auto" w:fill="FFFFFF"/>
+            <w:tcMar>
+              <w:top w:w="0" w:type="dxa"/>
+              <w:bottom w:w="0" w:type="dxa"/>
+              <w:left w:w="0" w:type="dxa"/>
+              <w:right w:w="0" w:type="dxa"/>
+            </w:tcMar>
+            <w:vAlign w:val="center"/>
+          </w:tcPr>
+          <w:p>
+            <w:pPr>
+              <w:pStyle w:val="Normal"/>
+              <w:jc w:val="right"/>
+              <w:pBdr>
+                <w:bottom w:val="none" w:sz="0" w:space="0" w:color="000000"/>
+                <w:top w:val="none" w:sz="0" w:space="0" w:color="000000"/>
+                <w:left w:val="none" w:sz="0" w:space="0" w:color="000000"/>
+                <w:right w:val="none" w:sz="0" w:space="0" w:color="000000"/>
+              </w:pBdr>
+              <w:spacing w:after="100" w:before="100" w:line="240"/>
+              <w:ind w:left="100" w:right="100" w:firstLine="0" w:firstLineChars="0"/>
+              <w:rPr>
+                <w:rFonts w:ascii="Times New Roman" w:hAnsi="Times New Roman" w:eastAsia="Times New Roman" w:cs="Times New Roman"/>
+                <w:i w:val="false"/>
+                <w:b w:val="false"/>
+                <w:u w:val="none"/>
+                <w:strike w:val="false"/>
+                <w:sz w:val="18"/>
+                <w:szCs w:val="18"/>
+                <w:color w:val="000000"/>
+              </w:rPr>
+            </w:pPr>
+            <w:r>
+              <w:rPr>
+                <w:rFonts w:ascii="Times New Roman" w:hAnsi="Times New Roman" w:eastAsia="Times New Roman" w:cs="Times New Roman"/>
+                <w:i w:val="false"/>
+                <w:b w:val="false"/>
+                <w:u w:val="none"/>
+                <w:strike w:val="false"/>
+                <w:sz w:val="18"/>
+                <w:szCs w:val="18"/>
+                <w:color w:val="000000"/>
+              </w:rPr>
+              <w:t xml:space="preserve">20</w:t>
+            </w:r>
+          </w:p>
+        </w:tc>
+        <w:tc>
+          <w:tcPr>
+            <w:tcBorders>
+              <w:bottom w:val="none" w:sz="0" w:space="0" w:color="000000"/>
+              <w:top w:val="none" w:sz="0" w:space="0" w:color="000000"/>
+              <w:left w:val="none" w:sz="0" w:space="0" w:color="000000"/>
+              <w:right w:val="none" w:sz="0" w:space="0" w:color="000000"/>
+            </w:tcBorders>
+            <w:shd w:val="clear" w:color="auto" w:fill="FFFFFF"/>
+            <w:tcMar>
+              <w:top w:w="0" w:type="dxa"/>
+              <w:bottom w:w="0" w:type="dxa"/>
+              <w:left w:w="0" w:type="dxa"/>
+              <w:right w:w="0" w:type="dxa"/>
+            </w:tcMar>
+            <w:vAlign w:val="center"/>
+          </w:tcPr>
+          <w:p>
+            <w:pPr>
+              <w:pStyle w:val="Normal"/>
+              <w:jc w:val="left"/>
+              <w:pBdr>
+                <w:bottom w:val="none" w:sz="0" w:space="0" w:color="000000"/>
+                <w:top w:val="none" w:sz="0" w:space="0" w:color="000000"/>
+                <w:left w:val="none" w:sz="0" w:space="0" w:color="000000"/>
+                <w:right w:val="none" w:sz="0" w:space="0" w:color="000000"/>
+              </w:pBdr>
+              <w:spacing w:after="100" w:before="100" w:line="240"/>
+              <w:ind w:left="100" w:right="100" w:firstLine="0" w:firstLineChars="0"/>
+              <w:rPr>
+                <w:rFonts w:ascii="Times New Roman" w:hAnsi="Times New Roman" w:eastAsia="Times New Roman" w:cs="Times New Roman"/>
+                <w:i w:val="false"/>
+                <w:b w:val="false"/>
+                <w:u w:val="none"/>
+                <w:strike w:val="false"/>
+                <w:sz w:val="18"/>
+                <w:szCs w:val="18"/>
+                <w:color w:val="000000"/>
+              </w:rPr>
+            </w:pPr>
+            <w:r>
+              <w:rPr>
+                <w:rFonts w:ascii="Times New Roman" w:hAnsi="Times New Roman" w:eastAsia="Times New Roman" w:cs="Times New Roman"/>
+                <w:i w:val="false"/>
+                <w:b w:val="false"/>
+                <w:u w:val="none"/>
+                <w:strike w:val="false"/>
+                <w:sz w:val="18"/>
+                <w:szCs w:val="18"/>
+                <w:color w:val="000000"/>
+              </w:rPr>
+              <w:t xml:space="preserve">4.50 (1.68–12.03)</w:t>
+            </w:r>
+          </w:p>
+        </w:tc>
+        <w:tc>
+          <w:tcPr>
+            <w:tcBorders>
+              <w:bottom w:val="none" w:sz="0" w:space="0" w:color="000000"/>
+              <w:top w:val="none" w:sz="0" w:space="0" w:color="000000"/>
+              <w:left w:val="none" w:sz="0" w:space="0" w:color="000000"/>
+              <w:right w:val="none" w:sz="0" w:space="0" w:color="000000"/>
+            </w:tcBorders>
+            <w:shd w:val="clear" w:color="auto" w:fill="FFFFFF"/>
+            <w:tcMar>
+              <w:top w:w="0" w:type="dxa"/>
+              <w:bottom w:w="0" w:type="dxa"/>
+              <w:left w:w="0" w:type="dxa"/>
+              <w:right w:w="0" w:type="dxa"/>
+            </w:tcMar>
+            <w:vAlign w:val="center"/>
+          </w:tcPr>
+          <w:p>
+            <w:pPr>
+              <w:pStyle w:val="Normal"/>
+              <w:jc w:val="left"/>
+              <w:pBdr>
+                <w:bottom w:val="none" w:sz="0" w:space="0" w:color="000000"/>
+                <w:top w:val="none" w:sz="0" w:space="0" w:color="000000"/>
+                <w:left w:val="none" w:sz="0" w:space="0" w:color="000000"/>
+                <w:right w:val="none" w:sz="0" w:space="0" w:color="000000"/>
+              </w:pBdr>
+              <w:spacing w:after="100" w:before="100" w:line="240"/>
+              <w:ind w:left="100" w:right="100" w:firstLine="0" w:firstLineChars="0"/>
+              <w:rPr>
+                <w:rFonts w:ascii="Times New Roman" w:hAnsi="Times New Roman" w:eastAsia="Times New Roman" w:cs="Times New Roman"/>
+                <w:i w:val="false"/>
+                <w:b w:val="false"/>
+                <w:u w:val="none"/>
+                <w:strike w:val="false"/>
+                <w:sz w:val="18"/>
+                <w:szCs w:val="18"/>
+                <w:color w:val="000000"/>
+              </w:rPr>
+            </w:pPr>
+            <w:r>
+              <w:rPr>
+                <w:rFonts w:ascii="Times New Roman" w:hAnsi="Times New Roman" w:eastAsia="Times New Roman" w:cs="Times New Roman"/>
+                <w:i w:val="false"/>
+                <w:b w:val="false"/>
+                <w:u w:val="none"/>
+                <w:strike w:val="false"/>
+                <w:sz w:val="18"/>
+                <w:szCs w:val="18"/>
+                <w:color w:val="000000"/>
+              </w:rPr>
+              <w:t xml:space="preserve">0.003</w:t>
             </w:r>
           </w:p>
         </w:tc>
